--- a/docs/word/Series LLC Owners Manual - REVISED DRAFT.docx
+++ b/docs/word/Series LLC Owners Manual - REVISED DRAFT.docx
@@ -5564,27 +5564,78 @@
       <w:r>
         <w:rPr>
           <w:rFonts w:ascii="Georgia" w:hAnsi="Georgia"/>
-          <w:sz w:val="22"/>
-          <w:szCs w:val="22"/>
-        </w:rPr>
-        <w:t xml:space="preserve">Titling is not a detail; it is half the protection. Under your operating agreement (§1.10), every asset is acquired, held, and conveyed </w:t>
-      </w:r>
-      <w:r>
-        <w:rPr>
-          <w:rFonts w:ascii="Georgia" w:hAnsi="Georgia"/>
-          <w:b/>
-          <w:sz w:val="22"/>
-          <w:szCs w:val="22"/>
-        </w:rPr>
-        <w:t xml:space="preserve">in the name of the silo that owns it</w:t>
-      </w:r>
-      <w:r>
-        <w:rPr>
-          <w:rFonts w:ascii="Georgia" w:hAnsi="Georgia"/>
-          <w:sz w:val="22"/>
-          <w:szCs w:val="22"/>
-        </w:rPr>
-        <w:t xml:space="preserve"> — the full filed name, exactly:</w:t>
+          <w:b/>
+          <w:sz w:val="22"/>
+          <w:szCs w:val="22"/>
+        </w:rPr>
+        <w:t xml:space="preserve">First, the thing almost everyone gets backwards.</w:t>
+      </w:r>
+      <w:r>
+        <w:rPr>
+          <w:rFonts w:ascii="Georgia" w:hAnsi="Georgia"/>
+          <w:sz w:val="22"/>
+          <w:szCs w:val="22"/>
+        </w:rPr>
+        <w:t xml:space="preserve"> What makes an asset belong to a series is </w:t>
+      </w:r>
+      <w:r>
+        <w:rPr>
+          <w:rFonts w:ascii="Georgia" w:hAnsi="Georgia"/>
+          <w:i/>
+          <w:sz w:val="22"/>
+          <w:szCs w:val="22"/>
+        </w:rPr>
+        <w:t xml:space="preserve">the records</w:t>
+      </w:r>
+      <w:r>
+        <w:rPr>
+          <w:rFonts w:ascii="Georgia" w:hAnsi="Georgia"/>
+          <w:sz w:val="22"/>
+          <w:szCs w:val="22"/>
+        </w:rPr>
+        <w:t xml:space="preserve">, not the name on the title. Section 605.2301(2) says an asset is a series' associated asset </w:t>
+      </w:r>
+      <w:r>
+        <w:rPr>
+          <w:rFonts w:ascii="Georgia" w:hAnsi="Georgia"/>
+          <w:b/>
+          <w:sz w:val="22"/>
+          <w:szCs w:val="22"/>
+        </w:rPr>
+        <w:t xml:space="preserve">only if</w:t>
+      </w:r>
+      <w:r>
+        <w:rPr>
+          <w:rFonts w:ascii="Georgia" w:hAnsi="Georgia"/>
+          <w:sz w:val="22"/>
+          <w:szCs w:val="22"/>
+        </w:rPr>
+        <w:t xml:space="preserve"> the series keeps records naming it and describing the asset well enough for a stranger to identify it, see when and from whom it came, and — if it came from another silo — see what was paid, by whom, to whom. Title is not the legal test. Chapter 14 is where that battle is actually won.</w:t>
+      </w:r>
+    </w:p>
+    <w:p>
+      <w:pPr>
+        <w:keepLines/>
+        <w:widowControl/>
+        <w:spacing w:after="160"/>
+        <w:jc w:val="both"/>
+      </w:pPr>
+      <w:r>
+        <w:rPr>
+          <w:rFonts w:ascii="Georgia" w:hAnsi="Georgia"/>
+          <w:b/>
+          <w:sz w:val="22"/>
+          <w:szCs w:val="22"/>
+        </w:rPr>
+        <w:t xml:space="preserve">Titling is how you prove it cheaply.</w:t>
+      </w:r>
+      <w:r>
+        <w:rPr>
+          <w:rFonts w:ascii="Georgia" w:hAnsi="Georgia"/>
+          <w:sz w:val="22"/>
+          <w:szCs w:val="22"/>
+        </w:rPr>
+        <w:t xml:space="preserve"> Get the name right and the record makes itself; get it wrong and you are proving association the hard way, out of ledgers, with the burden on you (§605.2404(4)). So the practice below is a strong recommendation, not a statutory command:</w:t>
       </w:r>
     </w:p>
     <w:p>
@@ -5672,10 +5723,111 @@
       <w:r>
         <w:rPr>
           <w:rFonts w:ascii="Georgia" w:hAnsi="Georgia"/>
-          <w:sz w:val="22"/>
-          <w:szCs w:val="22"/>
-        </w:rPr>
-        <w:t xml:space="preserve">Never your personal name. Never "Sunshine Holdings" for a series asset. Never "in my head, that one's PS 2's."</w:t>
+          <w:b/>
+          <w:sz w:val="22"/>
+          <w:szCs w:val="22"/>
+        </w:rPr>
+        <w:t xml:space="preserve">Two things the statute flatly forbids, and they are the ones to memorise.</w:t>
+      </w:r>
+      <w:r>
+        <w:rPr>
+          <w:rFonts w:ascii="Georgia" w:hAnsi="Georgia"/>
+          <w:sz w:val="22"/>
+          <w:szCs w:val="22"/>
+        </w:rPr>
+        <w:t xml:space="preserve"> Under §605.2301(5), a protected series may </w:t>
+      </w:r>
+      <w:r>
+        <w:rPr>
+          <w:rFonts w:ascii="Georgia" w:hAnsi="Georgia"/>
+          <w:b/>
+          <w:sz w:val="22"/>
+          <w:szCs w:val="22"/>
+        </w:rPr>
+        <w:t xml:space="preserve">not</w:t>
+      </w:r>
+      <w:r>
+        <w:rPr>
+          <w:rFonts w:ascii="Georgia" w:hAnsi="Georgia"/>
+          <w:sz w:val="22"/>
+          <w:szCs w:val="22"/>
+        </w:rPr>
+        <w:t xml:space="preserve"> hold an associated asset in the name of the company or of another series, and the company may </w:t>
+      </w:r>
+      <w:r>
+        <w:rPr>
+          <w:rFonts w:ascii="Georgia" w:hAnsi="Georgia"/>
+          <w:b/>
+          <w:sz w:val="22"/>
+          <w:szCs w:val="22"/>
+        </w:rPr>
+        <w:t xml:space="preserve">not</w:t>
+      </w:r>
+      <w:r>
+        <w:rPr>
+          <w:rFonts w:ascii="Georgia" w:hAnsi="Georgia"/>
+          <w:sz w:val="22"/>
+          <w:szCs w:val="22"/>
+        </w:rPr>
+        <w:t xml:space="preserve"> hold one in the name of a series. Titling PS 2's building as "Sunshine Holdings, LLC," or as PS 1, is not a bookkeeping slip — it is the one titling error Florida law does not permit. Everything else in this chapter is best practice; those two are rules.</w:t>
+      </w:r>
+    </w:p>
+    <w:p>
+      <w:pPr>
+        <w:keepLines/>
+        <w:widowControl/>
+        <w:spacing w:after="160"/>
+        <w:jc w:val="both"/>
+      </w:pPr>
+      <w:r>
+        <w:rPr>
+          <w:rFonts w:ascii="Georgia" w:hAnsi="Georgia"/>
+          <w:b/>
+          <w:sz w:val="22"/>
+          <w:szCs w:val="22"/>
+        </w:rPr>
+        <w:t xml:space="preserve">What the statute permits that our earlier drafts did not.</w:t>
+      </w:r>
+      <w:r>
+        <w:rPr>
+          <w:rFonts w:ascii="Georgia" w:hAnsi="Georgia"/>
+          <w:sz w:val="22"/>
+          <w:szCs w:val="22"/>
+        </w:rPr>
+        <w:t xml:space="preserve"> Section 605.2301(5) allows a company or a series to hold an associated asset </w:t>
+      </w:r>
+      <w:r>
+        <w:rPr>
+          <w:rFonts w:ascii="Georgia" w:hAnsi="Georgia"/>
+          <w:b/>
+          <w:sz w:val="22"/>
+          <w:szCs w:val="22"/>
+        </w:rPr>
+        <w:t xml:space="preserve">directly or indirectly, "through a representative, nominee, or similar arrangement."</w:t>
+      </w:r>
+      <w:r>
+        <w:rPr>
+          <w:rFonts w:ascii="Georgia" w:hAnsi="Georgia"/>
+          <w:sz w:val="22"/>
+          <w:szCs w:val="22"/>
+        </w:rPr>
+        <w:t xml:space="preserve"> So a nominee arrangement is lawful — a title company holding for a series pending closing, for instance. Your agreement (§1.10(a)) allows it and requires one thing in exchange: document the arrangement in your Article 8 records, naming the holder, the silo it is held for, and the date it began. An undocumented nominee arrangement is an asset with no association record, which is the worst position to be in.</w:t>
+      </w:r>
+    </w:p>
+    <w:p>
+      <w:pPr>
+        <w:keepLines/>
+        <w:widowControl/>
+        <w:spacing w:after="160"/>
+        <w:jc w:val="both"/>
+      </w:pPr>
+      <w:r>
+        <w:rPr>
+          <w:rFonts w:ascii="Georgia" w:hAnsi="Georgia"/>
+          <w:sz w:val="22"/>
+          <w:szCs w:val="22"/>
+        </w:rPr>
+        <w:t xml:space="preserve">Never "in my head, that one's PS 2's."</w:t>
       </w:r>
     </w:p>
     <w:p>

--- a/docs/word/Series LLC Owners Manual - REVISED DRAFT.docx
+++ b/docs/word/Series LLC Owners Manual - REVISED DRAFT.docx
@@ -931,6 +931,7 @@
     </w:p>
     <w:p>
       <w:pPr>
+        <w:keepNext/>
         <w:keepLines/>
         <w:widowControl/>
         <w:spacing w:after="160"/>
@@ -1286,6 +1287,7 @@
     </w:p>
     <w:p>
       <w:pPr>
+        <w:keepNext/>
         <w:keepLines/>
         <w:widowControl/>
         <w:spacing w:after="160"/>
@@ -1476,6 +1478,7 @@
     </w:p>
     <w:p>
       <w:pPr>
+        <w:keepNext/>
         <w:keepLines/>
         <w:widowControl/>
         <w:spacing w:after="160"/>
@@ -1767,6 +1770,7 @@
     </w:p>
     <w:p>
       <w:pPr>
+        <w:keepNext/>
         <w:keepLines/>
         <w:widowControl/>
         <w:spacing w:after="160"/>
@@ -1993,6 +1997,7 @@
     </w:p>
     <w:p>
       <w:pPr>
+        <w:keepNext/>
         <w:keepLines/>
         <w:widowControl/>
         <w:spacing w:after="160"/>
@@ -2254,6 +2259,7 @@
     </w:p>
     <w:p>
       <w:pPr>
+        <w:keepNext/>
         <w:keepLines/>
         <w:widowControl/>
         <w:spacing w:after="160"/>
@@ -2380,6 +2386,7 @@
     </w:p>
     <w:p>
       <w:pPr>
+        <w:keepNext/>
         <w:keepLines/>
         <w:widowControl/>
         <w:spacing w:after="160"/>
@@ -3618,6 +3625,7 @@
     </w:p>
     <w:p>
       <w:pPr>
+        <w:keepNext/>
         <w:keepLines/>
         <w:widowControl/>
         <w:spacing w:after="160"/>
@@ -4188,6 +4196,7 @@
     </w:p>
     <w:p>
       <w:pPr>
+        <w:keepNext/>
         <w:keepLines/>
         <w:widowControl/>
         <w:spacing w:after="160"/>
@@ -5137,6 +5146,7 @@
     </w:p>
     <w:p>
       <w:pPr>
+        <w:keepNext/>
         <w:keepLines/>
         <w:widowControl/>
         <w:spacing w:after="160"/>
@@ -5273,6 +5283,7 @@
     </w:p>
     <w:p>
       <w:pPr>
+        <w:keepNext/>
         <w:keepLines/>
         <w:widowControl/>
         <w:spacing w:after="160"/>
@@ -5390,6 +5401,7 @@
     </w:p>
     <w:p>
       <w:pPr>
+        <w:keepNext/>
         <w:keepLines/>
         <w:widowControl/>
         <w:spacing w:after="160"/>
@@ -5615,6 +5627,7 @@
     </w:p>
     <w:p>
       <w:pPr>
+        <w:keepNext/>
         <w:keepLines/>
         <w:widowControl/>
         <w:spacing w:after="160"/>
@@ -6068,6 +6081,7 @@
     </w:p>
     <w:p>
       <w:pPr>
+        <w:keepNext/>
         <w:keepLines/>
         <w:widowControl/>
         <w:spacing w:after="160"/>
@@ -6229,6 +6243,7 @@
     </w:p>
     <w:p>
       <w:pPr>
+        <w:keepNext/>
         <w:keepLines/>
         <w:widowControl/>
         <w:spacing w:after="160"/>
@@ -6692,6 +6707,7 @@
     </w:p>
     <w:p>
       <w:pPr>
+        <w:keepNext/>
         <w:keepLines/>
         <w:widowControl/>
         <w:spacing w:after="160"/>
@@ -6863,6 +6879,7 @@
     </w:p>
     <w:p>
       <w:pPr>
+        <w:keepNext/>
         <w:keepLines/>
         <w:widowControl/>
         <w:spacing w:after="160"/>
@@ -7567,6 +7584,7 @@
     </w:p>
     <w:p>
       <w:pPr>
+        <w:keepNext/>
         <w:keepLines/>
         <w:widowControl/>
         <w:spacing w:after="160"/>
@@ -7600,6 +7618,7 @@
     </w:p>
     <w:p>
       <w:pPr>
+        <w:keepNext/>
         <w:keepLines/>
         <w:widowControl/>
         <w:spacing w:after="80"/>
@@ -7665,6 +7684,7 @@
     </w:p>
     <w:p>
       <w:pPr>
+        <w:keepNext/>
         <w:keepLines/>
         <w:widowControl/>
         <w:spacing w:after="160"/>
@@ -7796,6 +7816,7 @@
     </w:p>
     <w:p>
       <w:pPr>
+        <w:keepNext/>
         <w:keepLines/>
         <w:widowControl/>
         <w:spacing w:after="160"/>
@@ -9605,6 +9626,7 @@
     </w:p>
     <w:p>
       <w:pPr>
+        <w:keepNext/>
         <w:keepLines/>
         <w:widowControl/>
         <w:spacing w:after="160"/>
@@ -10116,6 +10138,7 @@
     </w:p>
     <w:p>
       <w:pPr>
+        <w:keepNext/>
         <w:keepLines/>
         <w:widowControl/>
         <w:spacing w:after="160"/>
@@ -10389,6 +10412,7 @@
     </w:p>
     <w:p>
       <w:pPr>
+        <w:keepNext/>
         <w:keepLines/>
         <w:widowControl/>
         <w:spacing w:after="160"/>
@@ -10921,6 +10945,7 @@
     </w:p>
     <w:p>
       <w:pPr>
+        <w:keepNext/>
         <w:keepLines/>
         <w:widowControl/>
         <w:spacing w:after="160"/>
@@ -11102,6 +11127,7 @@
     </w:p>
     <w:p>
       <w:pPr>
+        <w:keepNext/>
         <w:keepLines/>
         <w:widowControl/>
         <w:spacing w:after="160"/>
@@ -11914,6 +11940,7 @@
     </w:p>
     <w:p>
       <w:pPr>
+        <w:keepNext/>
         <w:keepLines/>
         <w:widowControl/>
         <w:spacing w:after="160"/>
@@ -12984,6 +13011,7 @@
     </w:p>
     <w:p>
       <w:pPr>
+        <w:keepNext/>
         <w:keepLines/>
         <w:widowControl/>
         <w:spacing w:after="160"/>
@@ -13125,6 +13153,7 @@
     </w:p>
     <w:p>
       <w:pPr>
+        <w:keepNext/>
         <w:keepLines/>
         <w:widowControl/>
         <w:spacing w:after="160"/>
@@ -15337,6 +15366,7 @@
     </w:p>
     <w:p>
       <w:pPr>
+        <w:keepNext/>
         <w:keepLines/>
         <w:widowControl/>
         <w:spacing w:after="160"/>
@@ -15370,6 +15400,7 @@
     </w:p>
     <w:p>
       <w:pPr>
+        <w:keepNext/>
         <w:keepLines/>
         <w:widowControl/>
         <w:spacing w:after="80"/>
@@ -15484,6 +15515,7 @@
     </w:p>
     <w:p>
       <w:pPr>
+        <w:keepNext/>
         <w:keepLines/>
         <w:widowControl/>
         <w:spacing w:after="160"/>
@@ -15518,6 +15550,7 @@
     </w:p>
     <w:p>
       <w:pPr>
+        <w:keepNext/>
         <w:keepLines/>
         <w:widowControl/>
         <w:spacing w:after="80"/>
@@ -15534,6 +15567,7 @@
     </w:p>
     <w:p>
       <w:pPr>
+        <w:keepNext/>
         <w:keepLines/>
         <w:widowControl/>
         <w:spacing w:after="80"/>
@@ -15566,6 +15600,7 @@
     </w:p>
     <w:p>
       <w:pPr>
+        <w:keepNext/>
         <w:keepLines/>
         <w:widowControl/>
         <w:spacing w:after="160"/>
@@ -15616,6 +15651,7 @@
     </w:p>
     <w:p>
       <w:pPr>
+        <w:keepNext/>
         <w:keepLines/>
         <w:widowControl/>
         <w:spacing w:after="160"/>
@@ -15649,6 +15685,7 @@
     </w:p>
     <w:p>
       <w:pPr>
+        <w:keepNext/>
         <w:keepLines/>
         <w:widowControl/>
         <w:spacing w:after="80"/>
@@ -15681,6 +15718,7 @@
     </w:p>
     <w:p>
       <w:pPr>
+        <w:keepNext/>
         <w:keepLines/>
         <w:widowControl/>
         <w:spacing w:after="80"/>
@@ -15697,6 +15735,7 @@
     </w:p>
     <w:p>
       <w:pPr>
+        <w:keepNext/>
         <w:keepLines/>
         <w:widowControl/>
         <w:spacing w:after="80"/>
@@ -15729,6 +15768,7 @@
     </w:p>
     <w:p>
       <w:pPr>
+        <w:keepNext/>
         <w:keepLines/>
         <w:widowControl/>
         <w:spacing w:after="160"/>

--- a/docs/word/Series LLC Owners Manual - REVISED DRAFT.docx
+++ b/docs/word/Series LLC Owners Manual - REVISED DRAFT.docx
@@ -2304,7 +2304,7 @@
           <w:sz w:val="22"/>
           <w:szCs w:val="22"/>
         </w:rPr>
-        <w:t xml:space="preserve">Your operating agreement fights this battle for you in two ways. Article 8 imposes the recordkeeping duties as binding covenants (separate accounts, contemporaneous documentation of inter-series transfers, titling rules, an annual review). And Section 8.9 — a provision you will not find in other companies' forms — makes the agreement </w:t>
+        <w:t xml:space="preserve">Your operating agreement fights this battle for you in two ways. Article 8 imposes the recordkeeping duties as binding covenants (separate accounts, contemporaneous documentation of inter-series transfers, titling rules). And the standing association rules at the end of Article 8 — a provision you will not find in other companies' forms — makes the agreement </w:t>
       </w:r>
       <w:r>
         <w:rPr>
@@ -2338,7 +2338,7 @@
           <w:sz w:val="22"/>
           <w:szCs w:val="22"/>
         </w:rPr>
-        <w:t xml:space="preserve"> Section 8.9 is a safety net, not a substitute: it works alongside real ledgers and real bank accounts, not instead of them.</w:t>
+        <w:t xml:space="preserve"> They are a safety net, not a substitute: it works alongside real ledgers and real bank accounts, not instead of them.</w:t>
       </w:r>
     </w:p>
     <w:p>
@@ -4717,7 +4717,7 @@
                 <w:sz w:val="20"/>
                 <w:szCs w:val="20"/>
               </w:rPr>
-              <w:t xml:space="preserve">The recordkeeping covenants (this manual's Section 14 is its field guide) and the §8.9 standing association rules</w:t>
+              <w:t xml:space="preserve">The recordkeeping covenants (this manual's Section 14 is its field guide) and the standing association rules that close the Article</w:t>
             </w:r>
           </w:p>
         </w:tc>
@@ -5192,7 +5192,7 @@
           <w:sz w:val="22"/>
           <w:szCs w:val="22"/>
         </w:rPr>
-        <w:t xml:space="preserve"> An unsigned operating agreement is a rumor. Your agreement also makes itself part of the association records (§8.9(a)) — it only earns that status executed.</w:t>
+        <w:t xml:space="preserve"> An unsigned operating agreement is a rumor. Your agreement also makes itself part of the association records (the standing association rules at the end of Article 8) — it only earns that status executed.</w:t>
       </w:r>
     </w:p>
     <w:p>
@@ -5354,7 +5354,7 @@
           <w:sz w:val="22"/>
           <w:szCs w:val="22"/>
         </w:rPr>
-        <w:t xml:space="preserve">Second, your agreement's §8.9 makes the mothership the default bucket.</w:t>
+        <w:t xml:space="preserve">Second, your agreement's standing association rules make the mothership the default bucket.</w:t>
       </w:r>
       <w:r>
         <w:rPr>
@@ -5824,7 +5824,24 @@
           <w:sz w:val="22"/>
           <w:szCs w:val="22"/>
         </w:rPr>
-        <w:t xml:space="preserve"> So a nominee arrangement is lawful — a title company holding for a series pending closing, for instance. Your agreement (§1.10(a)) allows it and requires one thing in exchange: document the arrangement in your Article 8 records, naming the holder, the silo it is held for, and the date it began. An undocumented nominee arrangement is an asset with no association record, which is the worst position to be in.</w:t>
+        <w:t xml:space="preserve"> So a nominee arrangement is lawful — a title company holding for a series pending closing, for instance. Your agreement (Article 8, </w:t>
+      </w:r>
+      <w:r>
+        <w:rPr>
+          <w:rFonts w:ascii="Georgia" w:hAnsi="Georgia"/>
+          <w:i/>
+          <w:sz w:val="22"/>
+          <w:szCs w:val="22"/>
+        </w:rPr>
+        <w:t xml:space="preserve">Holding Associated Assets</w:t>
+      </w:r>
+      <w:r>
+        <w:rPr>
+          <w:rFonts w:ascii="Georgia" w:hAnsi="Georgia"/>
+          <w:sz w:val="22"/>
+          <w:szCs w:val="22"/>
+        </w:rPr>
+        <w:t xml:space="preserve">) allows it and requires one thing in exchange: document the arrangement in your Article 8 records, naming the holder, the silo it is held for, and the date it began. An undocumented nominee arrangement is an asset with no association record, which is the worst position to be in.</w:t>
       </w:r>
     </w:p>
     <w:p>
@@ -5856,7 +5873,7 @@
           <w:sz w:val="22"/>
           <w:szCs w:val="22"/>
         </w:rPr>
-        <w:t xml:space="preserve">Titling in the series' name does double duty. It puts the world on notice who owns the asset, and — under your agreement's §8.9(b) standing rules — the titling instrument </w:t>
+        <w:t xml:space="preserve">Titling in the series' name does double duty. It puts the world on notice who owns the asset, and — under your agreement's standing association rules — the titling instrument </w:t>
       </w:r>
       <w:r>
         <w:rPr>
@@ -6017,7 +6034,7 @@
           <w:sz w:val="22"/>
           <w:szCs w:val="22"/>
         </w:rPr>
-        <w:t xml:space="preserve">, and keep the closing document. Purchase money out of PS 2's account + deed naming PS 2 = a self-documenting acquisition under §8.9(b).</w:t>
+        <w:t xml:space="preserve">, and keep the closing document. Purchase money out of PS 2's account + deed naming PS 2 = a self-documenting acquisition under those standing rules.</w:t>
       </w:r>
     </w:p>
     <w:p>
@@ -7773,7 +7790,7 @@
           <w:sz w:val="22"/>
           <w:szCs w:val="22"/>
         </w:rPr>
-        <w:t xml:space="preserve">Leases: landlord = the series that owns the building. Invoices: issued by the series that earned them. Loans: borrower = the series that gets the money, and the obligation lands on that series' books (agreement §8.6).</w:t>
+        <w:t xml:space="preserve">Leases: landlord = the series that owns the building. Invoices: issued by the series that earned them. Loans: borrower = the series that gets the money, and the obligation lands on that series' books.</w:t>
       </w:r>
     </w:p>
     <w:p>
@@ -8073,7 +8090,7 @@
           <w:sz w:val="22"/>
           <w:szCs w:val="22"/>
         </w:rPr>
-        <w:t xml:space="preserve">. Your agreement's §8.7 now says so expressly. Note that these are the records the company may </w:t>
+        <w:t xml:space="preserve">. Note that these are the records the company may </w:t>
       </w:r>
       <w:r>
         <w:rPr>
@@ -8115,7 +8132,7 @@
           <w:sz w:val="22"/>
           <w:szCs w:val="22"/>
         </w:rPr>
-        <w:t xml:space="preserve"> Your agreement (§8.8) requires an annual compliance review of all of it. Do it with the annual report each spring: Section 29's checklist is the agenda. Fix what you find </w:t>
+        <w:t xml:space="preserve"> Nothing in the Act or in your agreement requires one, which is exactly why it is a habit and not a covenant: a review you skipped is not a breach of your own document. Do it with the annual report each spring: Section 29's checklist is the agenda. Fix what you find </w:t>
       </w:r>
       <w:r>
         <w:rPr>
@@ -8132,7 +8149,7 @@
           <w:sz w:val="22"/>
           <w:szCs w:val="22"/>
         </w:rPr>
-        <w:t xml:space="preserve"> — your agreement's §8.9(d) makes correcting records a duty, and corrections made before a claim arises are worth incomparably more than corrections after (remember §605.2404 tests association at the incurrence date).</w:t>
+        <w:t xml:space="preserve"> — Article 8's correction provision makes correcting records a duty, and corrections made before a claim arises are worth incomparably more than corrections after (remember §605.2404 tests association at the incurrence date).</w:t>
       </w:r>
     </w:p>
     <w:p>
@@ -14513,7 +14530,7 @@
                 <w:sz w:val="20"/>
                 <w:szCs w:val="20"/>
               </w:rPr>
-              <w:t xml:space="preserve">Records (agreement §8.8)</w:t>
+              <w:t xml:space="preserve">Records</w:t>
             </w:r>
           </w:p>
         </w:tc>
@@ -14855,7 +14872,7 @@
                 <w:sz w:val="20"/>
                 <w:szCs w:val="20"/>
               </w:rPr>
-              <w:t xml:space="preserve">Corrections made under §8.9(d) for anything found — dated this year, not backdated</w:t>
+              <w:t xml:space="preserve">Corrections made under Article 8's correction provision for anything found — dated this year, not backdated</w:t>
             </w:r>
           </w:p>
         </w:tc>

--- a/docs/word/Series LLC Owners Manual - REVISED DRAFT.docx
+++ b/docs/word/Series LLC Owners Manual - REVISED DRAFT.docx
@@ -6093,7 +6093,7 @@
           <w:sz w:val="22"/>
           <w:szCs w:val="22"/>
         </w:rPr>
-        <w:t xml:space="preserve"> (agreement §8.4). In the multi-member agreement, inter-series transfers also require member approval (§5.4(b)) — because quietly shuffling assets between silos owned by different people is how a manager robs Peter's series to pay Paul's.</w:t>
+        <w:t xml:space="preserve">. In the multi-member agreement, inter-series transfers also require member approval and must be made for fair value (§5.4(b)) — because quietly shuffling assets between silos owned by different people is how a manager robs Peter's series to pay Paul's.</w:t>
       </w:r>
     </w:p>
     <w:p>
@@ -7921,7 +7921,7 @@
           <w:sz w:val="22"/>
           <w:szCs w:val="22"/>
         </w:rPr>
-        <w:t xml:space="preserve"> (Section 12). Bank statements in the series' name are association records a stranger believes instantly.</w:t>
+        <w:t xml:space="preserve"> (Section 12). Nothing in ch. 605 requires it and your agreement does not either — it is evidence, and it is the best evidence there is. Bank statements in the series' name are association records a stranger believes instantly.</w:t>
       </w:r>
     </w:p>
     <w:p>
@@ -15327,7 +15327,7 @@
           <w:sz w:val="22"/>
           <w:szCs w:val="22"/>
         </w:rPr>
-        <w:t xml:space="preserve">☐ Confirm which series (and that its exhibit's purpose covers it) → ☐ Approvals per agreement (multi-member: §5.4 as applicable) → ☐ Transfer document (deed / bill of sale / assignment) naming the series' full filed name → ☐ Consideration documented — price, payor, payee (if from you: recorded contribution; if from another silo: §8.4 memo + bank movement) → ☐ Re-title / record → ☐ Asset schedule + ledger updated → ☐ Insurance moved → ☐ Related contracts and deposits assigned.</w:t>
+        <w:t xml:space="preserve">☐ Confirm which series (and that its exhibit's purpose covers it) → ☐ Approvals per agreement (multi-member: §5.4 as applicable) → ☐ Transfer document (deed / bill of sale / assignment) naming the series' full filed name → ☐ Consideration documented — price, payor, payee (if from you: recorded contribution; if from another silo: transfer memo + bank movement) → ☐ Re-title / record → ☐ Asset schedule + ledger updated → ☐ Insurance moved → ☐ Related contracts and deposits assigned.</w:t>
       </w:r>
     </w:p>
     <w:p>
@@ -15681,7 +15681,7 @@
           <w:sz w:val="22"/>
           <w:szCs w:val="22"/>
         </w:rPr>
-        <w:t xml:space="preserve">Inter-series transfer memo (agreement §8.4 — one per transfer, kept in both silos' files):</w:t>
+        <w:t xml:space="preserve">Inter-series transfer memo (one per transfer, kept in both silos' files):</w:t>
       </w:r>
     </w:p>
     <w:p>

--- a/docs/word/Series LLC Owners Manual - REVISED DRAFT.docx
+++ b/docs/word/Series LLC Owners Manual - REVISED DRAFT.docx
@@ -12889,7 +12889,7 @@
           <w:sz w:val="22"/>
           <w:szCs w:val="22"/>
         </w:rPr>
-        <w:t xml:space="preserve"> Both agreements let each member register a transfer-on-death beneficiary — anyone the member chooses — on Exhibit A, using Florida's registration-in-beneficiary-form statute (ss. 711.50–711.512). At death the interest passes directly — no probate — and the beneficiary takes subject to the operating agreement. In the multi-member agreement, a beneficiary who is not close family automatically receives the economic interest, but becomes a voting member only with the other members' consent — death does not bypass the same controls that govern lifetime transfers. Keep designations current (the formalities are strict: signed writing, two witnesses, delivered to the Manager), and coordinate with your estate plan — for large or complicated estates, a trust may be the better vehicle; ask your estate planner. If no designation is made, the interest passes through your estate, and the agreement's continuation provisions keep the company alive while it does.</w:t>
+        <w:t xml:space="preserve"> Both agreements let each member register a transfer-on-death beneficiary — anyone the member chooses — on Exhibit A, using Florida's registration-in-beneficiary-form statute (ss. 711.50–711.512). At death the interest passes directly — no probate — and the beneficiary takes subject to the operating agreement. In the multi-member agreements, a beneficiary receives the economic interest automatically but becomes a voting member only with the consent of a majority in interest of the other members — death does not bypass the controls that govern lifetime transfers, and family is treated no differently. In the single-member agreement the beneficiary is admitted as the Member on delivering a signed agreement to be bound, since there is no one else to consent. Keep designations current (the formalities are strict: signed writing, two witnesses, delivered to the Manager), and coordinate with your estate plan — for large or complicated estates, a trust may be the better vehicle; ask your estate planner. If no designation is made, the interest passes through your estate, and the agreement's continuation provisions keep the company alive while it does.</w:t>
       </w:r>
     </w:p>
     <w:p>

--- a/docs/word/Series LLC Owners Manual - REVISED DRAFT.docx
+++ b/docs/word/Series LLC Owners Manual - REVISED DRAFT.docx
@@ -447,7 +447,7 @@
           <w:sz w:val="20"/>
           <w:szCs w:val="20"/>
         </w:rPr>
-        <w:t xml:space="preserve">10. PUTTING ASSETS IN — AND MOVING THEM BETWEEN SILOS</w:t>
+        <w:t xml:space="preserve">10. PUTTING ASSETS IN — AND WHY THEY STAY THERE</w:t>
       </w:r>
     </w:p>
     <w:p>
@@ -2304,7 +2304,7 @@
           <w:sz w:val="22"/>
           <w:szCs w:val="22"/>
         </w:rPr>
-        <w:t xml:space="preserve">Your operating agreement fights this battle for you in two ways. Article 8 imposes the recordkeeping duties as binding covenants (separate accounts, contemporaneous documentation of inter-series transfers, titling rules). And the standing association rules at the end of Article 8 — a provision you will not find in other companies' forms — makes the agreement </w:t>
+        <w:t xml:space="preserve">Your operating agreement fights this battle for you in two ways. Article 8 puts the records in a named person's hands and sets the standard they must meet. And the standing association rules at the end of Article 8 — a provision you will not find in other companies' forms — makes the agreement </w:t>
       </w:r>
       <w:r>
         <w:rPr>
@@ -5527,7 +5527,7 @@
           <w:sz w:val="22"/>
           <w:szCs w:val="22"/>
         </w:rPr>
-        <w:t xml:space="preserve">Sweep the mothership periodically: if something valuable has accumulated at the company level, associate it where it belongs — with a documented inter-series transfer (Section 10) — before a company-level creditor shows up, not after.</w:t>
+        <w:t xml:space="preserve">Do not let assets accumulate at the company level in the first place. Acquire each one in the series that will own it, on the day you acquire it — that is the only cheap moment. Moving it later is the transaction Section 10 tells you not to make.</w:t>
       </w:r>
     </w:p>
     <w:p>
@@ -5933,7 +5933,7 @@
           <w:sz w:val="28"/>
           <w:szCs w:val="28"/>
         </w:rPr>
-        <w:t xml:space="preserve">10. PUTTING ASSETS IN — AND MOVING THEM BETWEEN SILOS</w:t>
+        <w:t xml:space="preserve">10. PUTTING ASSETS IN — AND WHY THEY STAY THERE</w:t>
       </w:r>
     </w:p>
     <w:p>
@@ -6051,151 +6051,47 @@
           <w:sz w:val="22"/>
           <w:szCs w:val="22"/>
         </w:rPr>
-        <w:t xml:space="preserve">Moving assets between silos — the highest-risk routine transaction in the structure.</w:t>
-      </w:r>
-      <w:r>
-        <w:rPr>
-          <w:rFonts w:ascii="Georgia" w:hAnsi="Georgia"/>
-          <w:sz w:val="22"/>
-          <w:szCs w:val="22"/>
-        </w:rPr>
-        <w:t xml:space="preserve"> Every transfer between the company and a series, or between series ("inter-series transfer"), must be documented </w:t>
-      </w:r>
-      <w:r>
-        <w:rPr>
-          <w:rFonts w:ascii="Georgia" w:hAnsi="Georgia"/>
-          <w:b/>
-          <w:sz w:val="22"/>
-          <w:szCs w:val="22"/>
-        </w:rPr>
-        <w:t xml:space="preserve">at the time it happens</w:t>
-      </w:r>
-      <w:r>
-        <w:rPr>
-          <w:rFonts w:ascii="Georgia" w:hAnsi="Georgia"/>
-          <w:sz w:val="22"/>
-          <w:szCs w:val="22"/>
-        </w:rPr>
-        <w:t xml:space="preserve"> with the four facts s. 605.2301 demands: the asset, the two silos, the date, and </w:t>
-      </w:r>
-      <w:r>
-        <w:rPr>
-          <w:rFonts w:ascii="Georgia" w:hAnsi="Georgia"/>
-          <w:b/>
-          <w:sz w:val="22"/>
-          <w:szCs w:val="22"/>
-        </w:rPr>
-        <w:t xml:space="preserve">the consideration — the price, the payor, and the payee</w:t>
-      </w:r>
-      <w:r>
-        <w:rPr>
-          <w:rFonts w:ascii="Georgia" w:hAnsi="Georgia"/>
-          <w:sz w:val="22"/>
-          <w:szCs w:val="22"/>
-        </w:rPr>
-        <w:t xml:space="preserve">. In the multi-member agreement, inter-series transfers also require member approval and must be made for fair value (§5.4(b)) — because quietly shuffling assets between silos owned by different people is how a manager robs Peter's series to pay Paul's.</w:t>
-      </w:r>
-    </w:p>
-    <w:p>
-      <w:pPr>
-        <w:keepNext/>
-        <w:keepLines/>
-        <w:widowControl/>
-        <w:spacing w:after="160"/>
-        <w:jc w:val="both"/>
-      </w:pPr>
-      <w:r>
-        <w:rPr>
-          <w:rFonts w:ascii="Georgia" w:hAnsi="Georgia"/>
-          <w:sz w:val="22"/>
-          <w:szCs w:val="22"/>
-        </w:rPr>
-        <w:t xml:space="preserve">Do it like this, every time:</w:t>
-      </w:r>
-    </w:p>
-    <w:p>
-      <w:pPr>
-        <w:keepLines/>
-        <w:widowControl/>
-        <w:spacing w:after="80"/>
-        <w:ind w:left="432"/>
-        <w:jc w:val="both"/>
-      </w:pPr>
-      <w:r>
-        <w:rPr>
-          <w:rFonts w:ascii="Georgia" w:hAnsi="Georgia"/>
-          <w:sz w:val="22"/>
-          <w:szCs w:val="22"/>
-        </w:rPr>
-        <w:t xml:space="preserve">1. Decide the terms: sale at fair value, or a documented distribution up / contribution down.</w:t>
-      </w:r>
-    </w:p>
-    <w:p>
-      <w:pPr>
-        <w:keepLines/>
-        <w:widowControl/>
-        <w:spacing w:after="80"/>
-        <w:ind w:left="432"/>
-        <w:jc w:val="both"/>
-      </w:pPr>
-      <w:r>
-        <w:rPr>
-          <w:rFonts w:ascii="Georgia" w:hAnsi="Georgia"/>
-          <w:sz w:val="22"/>
-          <w:szCs w:val="22"/>
-        </w:rPr>
-        <w:t xml:space="preserve">2. Paper it: a one-page transfer memo (Section 30 has the form) — asset, from, to, date, consideration, payor, payee.</w:t>
-      </w:r>
-    </w:p>
-    <w:p>
-      <w:pPr>
-        <w:keepLines/>
-        <w:widowControl/>
-        <w:spacing w:after="80"/>
-        <w:ind w:left="432"/>
-        <w:jc w:val="both"/>
-      </w:pPr>
-      <w:r>
-        <w:rPr>
-          <w:rFonts w:ascii="Georgia" w:hAnsi="Georgia"/>
-          <w:sz w:val="22"/>
-          <w:szCs w:val="22"/>
-        </w:rPr>
-        <w:t xml:space="preserve">3. Move the money between the two silos' accounts so the banking mirrors the paper.</w:t>
-      </w:r>
-    </w:p>
-    <w:p>
-      <w:pPr>
-        <w:keepLines/>
-        <w:widowControl/>
-        <w:spacing w:after="80"/>
-        <w:ind w:left="432"/>
-        <w:jc w:val="both"/>
-      </w:pPr>
-      <w:r>
-        <w:rPr>
-          <w:rFonts w:ascii="Georgia" w:hAnsi="Georgia"/>
-          <w:sz w:val="22"/>
-          <w:szCs w:val="22"/>
-        </w:rPr>
-        <w:t xml:space="preserve">4. Re-title if the asset has a title (deed, vehicle, account).</w:t>
-      </w:r>
-    </w:p>
-    <w:p>
-      <w:pPr>
-        <w:keepLines/>
-        <w:widowControl/>
-        <w:spacing w:after="80"/>
-        <w:ind w:left="432"/>
-        <w:jc w:val="both"/>
-      </w:pPr>
-      <w:r>
-        <w:rPr>
-          <w:rFonts w:ascii="Georgia" w:hAnsi="Georgia"/>
-          <w:sz w:val="22"/>
-          <w:szCs w:val="22"/>
-        </w:rPr>
-        <w:t xml:space="preserve">5. Log it in both silos' ledgers (the app's transfer log does both sides at once).</w:t>
+        <w:t xml:space="preserve">Do not move assets between series.</w:t>
+      </w:r>
+      <w:r>
+        <w:rPr>
+          <w:rFonts w:ascii="Georgia" w:hAnsi="Georgia"/>
+          <w:sz w:val="22"/>
+          <w:szCs w:val="22"/>
+        </w:rPr>
+        <w:t xml:space="preserve"> Treat each series as though it were a separate limited liability company — its own account, its own assets, its own contracts, its own records. If you owned three ordinary LLCs you would not deed a building out of one and into another because it felt tidier, or move a truck across on a Sunday afternoon. The same discipline applies here, for the same reason: the moment an asset moves, its association has to be proved all over again, and s. 605.2404(4) puts that burden on you.</w:t>
+      </w:r>
+    </w:p>
+    <w:p>
+      <w:pPr>
+        <w:keepLines/>
+        <w:widowControl/>
+        <w:spacing w:after="160"/>
+        <w:jc w:val="both"/>
+      </w:pPr>
+      <w:r>
+        <w:rPr>
+          <w:rFonts w:ascii="Georgia" w:hAnsi="Georgia"/>
+          <w:sz w:val="22"/>
+          <w:szCs w:val="22"/>
+        </w:rPr>
+        <w:t xml:space="preserve">This is why the moment of acquisition matters so much. An asset bought in the right series' name, with the right series' money, is associated from day one and stays associated. An asset bought carelessly and relocated later is an asset whose history a stranger has to reconstruct.</w:t>
+      </w:r>
+    </w:p>
+    <w:p>
+      <w:pPr>
+        <w:keepLines/>
+        <w:widowControl/>
+        <w:spacing w:after="160"/>
+        <w:jc w:val="both"/>
+      </w:pPr>
+      <w:r>
+        <w:rPr>
+          <w:rFonts w:ascii="Georgia" w:hAnsi="Georgia"/>
+          <w:sz w:val="22"/>
+          <w:szCs w:val="22"/>
+        </w:rPr>
+        <w:t xml:space="preserve">Series can still do business with each other — one can lease equipment or space to another, or lend it money, exactly as two unrelated companies would (Example 2 in Section 28 is precisely that, and it works because it is priced, papered, and paid). That is business between silos, not the swapping of assets between them.</w:t>
       </w:r>
     </w:p>
     <w:p>
@@ -7938,15 +7834,15 @@
           <w:sz w:val="22"/>
           <w:szCs w:val="22"/>
         </w:rPr>
-        <w:t xml:space="preserve">Habit 3 — Paper every inter-series move, contemporaneously</w:t>
-      </w:r>
-      <w:r>
-        <w:rPr>
-          <w:rFonts w:ascii="Georgia" w:hAnsi="Georgia"/>
-          <w:sz w:val="22"/>
-          <w:szCs w:val="22"/>
-        </w:rPr>
-        <w:t xml:space="preserve"> (Section 10). The statute's consideration/payor/payee requirement exists precisely for these transfers — it is the difference between compartments and one big pot with labels. </w:t>
+        <w:t xml:space="preserve">Habit 3 — Assets stay where they were acquired</w:t>
+      </w:r>
+      <w:r>
+        <w:rPr>
+          <w:rFonts w:ascii="Georgia" w:hAnsi="Georgia"/>
+          <w:sz w:val="22"/>
+          <w:szCs w:val="22"/>
+        </w:rPr>
+        <w:t xml:space="preserve"> (Section 10). Do not move them between series, any more than you would move a building between two separate LLCs you own. If one ever does move — because it was acquired in the wrong silo, or because one series genuinely bought it from another — s. 605.2301 requires the record to show the consideration, the payor, and the payee, and Section 30 has the form. </w:t>
       </w:r>
       <w:r>
         <w:rPr>
@@ -13643,15 +13539,15 @@
           <w:sz w:val="22"/>
           <w:szCs w:val="22"/>
         </w:rPr>
-        <w:t xml:space="preserve">Moving assets between silos undocumented.</w:t>
-      </w:r>
-      <w:r>
-        <w:rPr>
-          <w:rFonts w:ascii="Georgia" w:hAnsi="Georgia"/>
-          <w:sz w:val="22"/>
-          <w:szCs w:val="22"/>
-        </w:rPr>
-        <w:t xml:space="preserve"> No consideration, payor, payee memo → the transferred asset's association is exactly as strong as §605.2404 is forgiving, which is not at all.</w:t>
+        <w:t xml:space="preserve">Moving assets between silos at all.</w:t>
+      </w:r>
+      <w:r>
+        <w:rPr>
+          <w:rFonts w:ascii="Georgia" w:hAnsi="Georgia"/>
+          <w:sz w:val="22"/>
+          <w:szCs w:val="22"/>
+        </w:rPr>
+        <w:t xml:space="preserve"> Each move restarts the asset's association from scratch, with the burden of proof on you under §605.2404 — and an undocumented move, with no consideration, payor, or payee, leaves nothing to carry that burden with. Acquire in the right silo and leave it there (Section 10).</w:t>
       </w:r>
     </w:p>
     <w:p>
@@ -14644,7 +14540,7 @@
                 <w:sz w:val="20"/>
                 <w:szCs w:val="20"/>
               </w:rPr>
-              <w:t xml:space="preserve">Every inter-series transfer this year has its memo, consideration, and matching bank entries</w:t>
+              <w:t xml:space="preserve">No asset moved between silos this year; if one did, its memo, consideration, and matching bank entries are on file</w:t>
             </w:r>
           </w:p>
         </w:tc>

--- a/docs/word/Series LLC Owners Manual - REVISED DRAFT.docx
+++ b/docs/word/Series LLC Owners Manual - REVISED DRAFT.docx
@@ -1433,7 +1433,7 @@
           <w:sz w:val="22"/>
           <w:szCs w:val="22"/>
         </w:rPr>
-        <w:t xml:space="preserve">have its own associated members and its own manager;</w:t>
+        <w:t xml:space="preserve">have its own associated members and its own manager (our forms use neither — every series is owned and managed by the company; Section 18 explains why);</w:t>
       </w:r>
     </w:p>
     <w:p>
@@ -2985,7 +2985,24 @@
                 <w:sz w:val="20"/>
                 <w:szCs w:val="20"/>
               </w:rPr>
-              <w:t xml:space="preserve">A member linked to a particular series by the operating agreement (your Series Exhibits do this). Rights and money from a series flow only to its associated members. If a series has no associated member, the company itself is deemed its sole associated member</w:t>
+              <w:t xml:space="preserve">A member of the company linked to a particular series (s. 605.2302). </w:t>
+            </w:r>
+            <w:r>
+              <w:rPr>
+                <w:rFonts w:ascii="Georgia" w:hAnsi="Georgia"/>
+                <w:b/>
+                <w:sz w:val="20"/>
+                <w:szCs w:val="20"/>
+              </w:rPr>
+              <w:t xml:space="preserve">Our agreements deliberately have none:</w:t>
+            </w:r>
+            <w:r>
+              <w:rPr>
+                <w:rFonts w:ascii="Georgia" w:hAnsi="Georgia"/>
+                <w:sz w:val="20"/>
+                <w:szCs w:val="20"/>
+              </w:rPr>
+              <w:t xml:space="preserve"> every series is wholly owned by the company, which is why the whole structure files one return (Section 18). Where a series has no associated member, s. 605.2304(2) makes the company its protected-series manager</w:t>
             </w:r>
           </w:p>
         </w:tc>
@@ -3217,7 +3234,7 @@
                 <w:sz w:val="20"/>
                 <w:szCs w:val="20"/>
               </w:rPr>
-              <w:t xml:space="preserve">The exhibit to your operating agreement (PS-1, PS-2, …) that states each series' name, purpose, associated members, manager, capital, and starting asset schedule</w:t>
+              <w:t xml:space="preserve">The exhibit to your operating agreement (PS-1, PS-2, …) that states each series' name, purpose, manager, capital, and starting asset schedule, and records that the series has no associated members</w:t>
             </w:r>
           </w:p>
         </w:tc>
@@ -3738,7 +3755,7 @@
           <w:sz w:val="22"/>
           <w:szCs w:val="22"/>
         </w:rPr>
-        <w:t xml:space="preserve"> for the new series (Section 7). The exhibit is where the series gets its associated members, its manager, its purpose, its capital, and its opening asset schedule — the first entries in the records that s. 605.2301 demands.</w:t>
+        <w:t xml:space="preserve"> for the new series (Section 7). The exhibit is where the series gets its manager, its purpose, its capital, and its opening asset schedule — the first entries in the records that s. 605.2301 demands. It also records that the series has no associated members: the company owns it.</w:t>
       </w:r>
     </w:p>
     <w:p>
@@ -4549,7 +4566,7 @@
                 <w:sz w:val="20"/>
                 <w:szCs w:val="20"/>
               </w:rPr>
-              <w:t xml:space="preserve"> forms there is no manager at all: the owners run the company by majority of ownership, each series is run by its own associated members, and one owner may be designated </w:t>
+              <w:t xml:space="preserve"> forms there is no manager at all: the owners run the company by majority of ownership, each series is run by the company acting through its owners, and one owner may be designated </w:t>
             </w:r>
             <w:r>
               <w:rPr>
@@ -4659,7 +4676,7 @@
                 <w:sz w:val="20"/>
                 <w:szCs w:val="20"/>
               </w:rPr>
-              <w:t xml:space="preserve">from a series' own assets to that series' associated members</w:t>
+              <w:t xml:space="preserve">from a series' own assets, and by a series only to the company that owns it</w:t>
             </w:r>
           </w:p>
         </w:tc>
@@ -4949,7 +4966,7 @@
                 <w:sz w:val="20"/>
                 <w:szCs w:val="20"/>
               </w:rPr>
-              <w:t xml:space="preserve">One per series: name, purpose, associated members and percentages, who manages it, capital, opening asset schedule</w:t>
+              <w:t xml:space="preserve">One per series: name, purpose, who manages it, capital, opening asset schedule — and the statement that the company owns it and it has no associated members</w:t>
             </w:r>
           </w:p>
         </w:tc>
@@ -5252,15 +5269,15 @@
           <w:sz w:val="22"/>
           <w:szCs w:val="22"/>
         </w:rPr>
-        <w:t xml:space="preserve">When you add a second owner to a single-member company, you change agreements.</w:t>
-      </w:r>
-      <w:r>
-        <w:rPr>
-          <w:rFonts w:ascii="Georgia" w:hAnsi="Georgia"/>
-          <w:sz w:val="22"/>
-          <w:szCs w:val="22"/>
-        </w:rPr>
-        <w:t xml:space="preserve"> The single-member form says so itself (its Article 11): admission of a new member requires restating onto the multi-member form — the tax treatment, voting, and creditor protections all change.</w:t>
+        <w:t xml:space="preserve">When you add a second owner to a single-member company, change agreements.</w:t>
+      </w:r>
+      <w:r>
+        <w:rPr>
+          <w:rFonts w:ascii="Georgia" w:hAnsi="Georgia"/>
+          <w:sz w:val="22"/>
+          <w:szCs w:val="22"/>
+        </w:rPr>
+        <w:t xml:space="preserve"> Your agreement does not require it — nothing in it does — but the single-member form is built for one owner: it has no voting rules, no capital-call machinery, no transfer restrictions among owners, and no bankruptcy provisions, and its tax treatment changes the moment a second member is admitted. Move to the multi-member form at the same time, not later.</w:t>
       </w:r>
     </w:p>
     <w:p>
@@ -12297,7 +12314,7 @@
           <w:sz w:val="22"/>
           <w:szCs w:val="22"/>
         </w:rPr>
-        <w:t xml:space="preserve">that series and its associated members</w:t>
+        <w:t xml:space="preserve">that series and, as its owner, the company</w:t>
       </w:r>
       <w:r>
         <w:rPr>
@@ -13104,7 +13121,7 @@
           <w:sz w:val="22"/>
           <w:szCs w:val="22"/>
         </w:rPr>
-        <w:t xml:space="preserve">1. Approve it: all associated members of that series (single-member: you) — agreement §12.1/§14.1.</w:t>
+        <w:t xml:space="preserve">1. Approve it: the members of the company, by the vote your agreement requires (single-member: you) — the company owns every series, so there are no associated members to consult.</w:t>
       </w:r>
     </w:p>
     <w:p>
@@ -13155,7 +13172,7 @@
           <w:sz w:val="22"/>
           <w:szCs w:val="22"/>
         </w:rPr>
-        <w:t xml:space="preserve"> assets, distribute the remainder to its associated members. Its creditors have no recourse to the other silos, and its members' distributions come from it alone.</w:t>
+        <w:t xml:space="preserve"> assets, and distribute the remainder to the company, its sole owner. Its creditors have no recourse to the other silos, and what reaches you comes from the company as a distribution.</w:t>
       </w:r>
     </w:p>
     <w:p>
@@ -13997,7 +14014,41 @@
           <w:sz w:val="22"/>
           <w:szCs w:val="22"/>
         </w:rPr>
-        <w:t xml:space="preserve"> Elena (70%) and her brother Marco (30%) own Cypress Group, LLC, manager-managed with Elena as Manager. PS 1 (Elena's duplex — she is its 100% associated member); PS 2 (a jointly owned fourplex — 50/50). Company-level profits: none (the mothership holds no assets). Tax: PS 1 is disregarded to Elena (her Schedule E); PS 2 files a 1065 and issues two K-1s. Marco's later personal bankruptcy tests the structure: his trustee takes his transferable interests subject to the agreement, faces charging-order exclusivity, the Article 11 executory-contract position, and the company's §10.4 appraisal buyout option — and settles for a payout of Marco's interest at appraised value over time. Elena's duplex and the fourplex never change hands.</w:t>
+        <w:t xml:space="preserve"> Elena (70%) and her brother Marco (30%) own Cypress Group, LLC, manager-managed with Elena as Manager. The company designates two series: PS 1 holds a duplex, PS 2 a fourplex. </w:t>
+      </w:r>
+      <w:r>
+        <w:rPr>
+          <w:rFonts w:ascii="Georgia" w:hAnsi="Georgia"/>
+          <w:b/>
+          <w:sz w:val="22"/>
+          <w:szCs w:val="22"/>
+        </w:rPr>
+        <w:t xml:space="preserve">Both series are owned by the company, not by Elena or Marco individually</w:t>
+      </w:r>
+      <w:r>
+        <w:rPr>
+          <w:rFonts w:ascii="Georgia" w:hAnsi="Georgia"/>
+          <w:sz w:val="22"/>
+          <w:szCs w:val="22"/>
+        </w:rPr>
+        <w:t xml:space="preserve"> — that is what the form does, and it is what keeps the tax simple. The mothership holds no real estate. Tax: both series are disregarded to the company, so the structure files </w:t>
+      </w:r>
+      <w:r>
+        <w:rPr>
+          <w:rFonts w:ascii="Georgia" w:hAnsi="Georgia"/>
+          <w:b/>
+          <w:sz w:val="22"/>
+          <w:szCs w:val="22"/>
+        </w:rPr>
+        <w:t xml:space="preserve">one</w:t>
+      </w:r>
+      <w:r>
+        <w:rPr>
+          <w:rFonts w:ascii="Georgia" w:hAnsi="Georgia"/>
+          <w:sz w:val="22"/>
+          <w:szCs w:val="22"/>
+        </w:rPr>
+        <w:t xml:space="preserve"> Form 1065 and issues two K-1s, 70/30, exactly as it would with no series at all. Elena and Marco share both properties' economics in those proportions; if they wanted the duplex to be Elena's alone, the answer is a separate LLC or a custom-drafted agreement (Section 18), not different owners on different series. Marco's later personal bankruptcy tests the structure: his trustee takes his transferable interest in the company subject to the agreement, faces charging-order exclusivity, the Article 11 executory-contract position, and the company's §10.4 appraisal buyout option — and settles for a payout of Marco's interest at appraised value over time. Both properties stay where they are, and PS 1's tenant lawsuit two years later still reaches only PS 1.</w:t>
       </w:r>
     </w:p>
     <w:p>
@@ -15190,7 +15241,7 @@
           <w:sz w:val="22"/>
           <w:szCs w:val="22"/>
         </w:rPr>
-        <w:t xml:space="preserve">☐ All-member consent (documented) → ☐ File designation online ($25) → ☐ Adopt and sign the Series Exhibit (name exactly as filed; purpose; associated members; manager; capital) → ☐ EIN if needed → ☐ Open the series' bank account → ☐ Fund it (recorded contribution) → ☐ First asset onto the asset schedule → ☐ Insurance in the series' name → ☐ Add the series to the app.</w:t>
+        <w:t xml:space="preserve">☐ All-member consent (documented) → ☐ File designation online ($25) → ☐ Adopt and sign the Series Exhibit (name exactly as filed; purpose; manager; capital — no associated members; the company owns it) → ☐ EIN if needed → ☐ Open the series' bank account → ☐ Fund it (recorded contribution) → ☐ First asset onto the asset schedule → ☐ Insurance in the series' name → ☐ Add the series to the app.</w:t>
       </w:r>
     </w:p>
     <w:p>

--- a/docs/word/Series LLC Owners Manual - REVISED DRAFT.docx
+++ b/docs/word/Series LLC Owners Manual - REVISED DRAFT.docx
@@ -6804,7 +6804,41 @@
           <w:sz w:val="22"/>
           <w:szCs w:val="22"/>
         </w:rPr>
-        <w:t xml:space="preserve"> on authority to transfer real property is recorded in the real property records, "all persons are deemed to know of the limitation." That is the entire point of the filing: a recorded limitation binds the world. A statement that mostly hands authority out does the opposite of what you filed it for.</w:t>
+        <w:t xml:space="preserve"> on authority to transfer real property is recorded in the real property records, "all persons are deemed to know of the limitation." That is the entire point of the filing: a recorded limitation binds the world. A statement that mostly hands authority out does the opposite of what you filed it for — and worse. Under s. 605.0302(6), a recorded </w:t>
+      </w:r>
+      <w:r>
+        <w:rPr>
+          <w:rFonts w:ascii="Georgia" w:hAnsi="Georgia"/>
+          <w:b/>
+          <w:sz w:val="22"/>
+          <w:szCs w:val="22"/>
+        </w:rPr>
+        <w:t xml:space="preserve">grant</w:t>
+      </w:r>
+      <w:r>
+        <w:rPr>
+          <w:rFonts w:ascii="Georgia" w:hAnsi="Georgia"/>
+          <w:sz w:val="22"/>
+          <w:szCs w:val="22"/>
+        </w:rPr>
+        <w:t xml:space="preserve"> of authority to transfer real property is </w:t>
+      </w:r>
+      <w:r>
+        <w:rPr>
+          <w:rFonts w:ascii="Georgia" w:hAnsi="Georgia"/>
+          <w:i/>
+          <w:sz w:val="22"/>
+          <w:szCs w:val="22"/>
+        </w:rPr>
+        <w:t xml:space="preserve">conclusive in favor of a person who gives value in reliance on it without knowledge to the contrary</w:t>
+      </w:r>
+      <w:r>
+        <w:rPr>
+          <w:rFonts w:ascii="Georgia" w:hAnsi="Georgia"/>
+          <w:sz w:val="22"/>
+          <w:szCs w:val="22"/>
+        </w:rPr>
+        <w:t xml:space="preserve">: the buyer keeps the building, and your only remedy is a claim against whoever signed. That is why your agreement requires every owner's consent before any statement of authority is filed, amended, cancelled, or recorded.</w:t>
       </w:r>
     </w:p>
     <w:p>

--- a/docs/word/Series LLC Owners Manual - REVISED DRAFT.docx
+++ b/docs/word/Series LLC Owners Manual - REVISED DRAFT.docx
@@ -4225,7 +4225,7 @@
           <w:sz w:val="22"/>
           <w:szCs w:val="22"/>
         </w:rPr>
-        <w:t xml:space="preserve">All five share the same skeleton; here is the map, so you know where things live when a bank, title company, or lawyer asks:</w:t>
+        <w:t xml:space="preserve">All five share the same skeleton through Article 9. From there the single-member form runs one article shorter, because it needs no transfer article — so its Articles 10 through 13 are the other forms' Articles 11 through 14. Here is the map, so you know where things live when a bank, title company, or lawyer asks:</w:t>
       </w:r>
     </w:p>
     <w:tbl>
@@ -4847,10 +4847,36 @@
             <w:r>
               <w:rPr>
                 <w:rFonts w:ascii="Georgia" w:hAnsi="Georgia"/>
+                <w:b/>
                 <w:sz w:val="20"/>
                 <w:szCs w:val="20"/>
               </w:rPr>
-              <w:t xml:space="preserve">Transfers: family transfers permitted, everything else needs consent, transferees get money rights only — plus, in the multi-member form, the charging-order and involuntary-transfer armor (Section 23)</w:t>
+              <w:t xml:space="preserve">In the multi-member forms:</w:t>
+            </w:r>
+            <w:r>
+              <w:rPr>
+                <w:rFonts w:ascii="Georgia" w:hAnsi="Georgia"/>
+                <w:sz w:val="20"/>
+                <w:szCs w:val="20"/>
+              </w:rPr>
+              <w:t xml:space="preserve"> transfers — family transfers permitted, everything else needs consent, transferees get money rights only, plus the charging-order and involuntary-transfer armor (Section 23). </w:t>
+            </w:r>
+            <w:r>
+              <w:rPr>
+                <w:rFonts w:ascii="Georgia" w:hAnsi="Georgia"/>
+                <w:b/>
+                <w:sz w:val="20"/>
+                <w:szCs w:val="20"/>
+              </w:rPr>
+              <w:t xml:space="preserve">In the single-member form:</w:t>
+            </w:r>
+            <w:r>
+              <w:rPr>
+                <w:rFonts w:ascii="Georgia" w:hAnsi="Georgia"/>
+                <w:sz w:val="20"/>
+                <w:szCs w:val="20"/>
+              </w:rPr>
+              <w:t xml:space="preserve"> admission of an additional member. That form has no transfer article, because Chapter 605 already makes a transfer permissible, gives a transferee distributions and nothing else, and binds a transferee who never signs — there was nothing left for the agreement to add</w:t>
             </w:r>
           </w:p>
         </w:tc>
@@ -4908,7 +4934,7 @@
                 <w:sz w:val="20"/>
                 <w:szCs w:val="20"/>
               </w:rPr>
-              <w:t xml:space="preserve">The executory-contract provisions — bankruptcy armor built on your members' ongoing duties (Section 23)</w:t>
+              <w:t xml:space="preserve">The executory-contract provisions — bankruptcy armor built on your members' ongoing duties (Section 23). In the single-member form, Article 11 is dissolution and winding up</w:t>
             </w:r>
           </w:p>
         </w:tc>

--- a/docs/word/Series LLC Owners Manual - REVISED DRAFT.docx
+++ b/docs/word/Series LLC Owners Manual - REVISED DRAFT.docx
@@ -4,7 +4,6 @@
   <w:body>
     <w:p>
       <w:pPr>
-        <w:keepLines/>
         <w:widowControl/>
         <w:spacing w:before="2400" w:after="120"/>
         <w:jc w:val="center"/>
@@ -19,7 +18,6 @@
     <w:p>
       <w:pPr>
         <w:keepNext/>
-        <w:keepLines/>
         <w:widowControl/>
         <w:spacing w:before="0" w:after="0"/>
         <w:jc w:val="center"/>
@@ -39,7 +37,6 @@
     <w:p>
       <w:pPr>
         <w:keepNext/>
-        <w:keepLines/>
         <w:widowControl/>
         <w:spacing w:before="0" w:after="360"/>
         <w:jc w:val="center"/>
@@ -59,7 +56,6 @@
     <w:p>
       <w:pPr>
         <w:keepNext/>
-        <w:keepLines/>
         <w:widowControl/>
         <w:spacing w:before="0" w:after="0"/>
         <w:jc w:val="center"/>
@@ -78,7 +74,6 @@
     <w:p>
       <w:pPr>
         <w:keepNext/>
-        <w:keepLines/>
         <w:widowControl/>
         <w:spacing w:before="0" w:after="1200"/>
         <w:jc w:val="center"/>
@@ -97,7 +92,6 @@
     <w:p>
       <w:pPr>
         <w:keepNext/>
-        <w:keepLines/>
         <w:widowControl/>
         <w:spacing w:before="0" w:after="40"/>
         <w:jc w:val="center"/>
@@ -117,7 +111,6 @@
     <w:p>
       <w:pPr>
         <w:keepNext/>
-        <w:keepLines/>
         <w:widowControl/>
         <w:spacing w:before="0" w:after="800"/>
         <w:jc w:val="center"/>
@@ -136,7 +129,6 @@
     <w:p>
       <w:pPr>
         <w:keepNext/>
-        <w:keepLines/>
         <w:widowControl/>
         <w:spacing w:before="0" w:after="40"/>
         <w:jc w:val="center"/>
@@ -155,7 +147,6 @@
     <w:p>
       <w:pPr>
         <w:keepNext/>
-        <w:keepLines/>
         <w:widowControl/>
         <w:spacing w:before="0" w:after="0"/>
         <w:jc w:val="center"/>
@@ -174,7 +165,6 @@
     <w:p>
       <w:pPr>
         <w:keepNext/>
-        <w:keepLines/>
         <w:widowControl/>
         <w:spacing w:before="0" w:after="120"/>
         <w:jc w:val="center"/>
@@ -192,8 +182,8 @@
     </w:p>
     <w:p>
       <w:pPr>
+        <w:pageBreakBefore/>
         <w:keepNext/>
-        <w:keepLines/>
         <w:widowControl/>
         <w:spacing w:after="240"/>
       </w:pPr>
@@ -211,7 +201,6 @@
     <w:p>
       <w:pPr>
         <w:keepNext/>
-        <w:keepLines/>
         <w:widowControl/>
         <w:spacing w:before="160" w:after="80"/>
       </w:pPr>
@@ -229,7 +218,6 @@
     <w:p>
       <w:pPr>
         <w:keepNext/>
-        <w:keepLines/>
         <w:widowControl/>
         <w:spacing w:before="160" w:after="80"/>
       </w:pPr>
@@ -246,7 +234,6 @@
     </w:p>
     <w:p>
       <w:pPr>
-        <w:keepLines/>
         <w:widowControl/>
         <w:spacing w:before="0" w:after="40"/>
         <w:ind w:left="432"/>
@@ -263,7 +250,6 @@
     </w:p>
     <w:p>
       <w:pPr>
-        <w:keepLines/>
         <w:widowControl/>
         <w:spacing w:before="0" w:after="40"/>
         <w:ind w:left="432"/>
@@ -280,7 +266,6 @@
     </w:p>
     <w:p>
       <w:pPr>
-        <w:keepLines/>
         <w:widowControl/>
         <w:spacing w:before="0" w:after="40"/>
         <w:ind w:left="432"/>
@@ -297,7 +282,6 @@
     </w:p>
     <w:p>
       <w:pPr>
-        <w:keepLines/>
         <w:widowControl/>
         <w:spacing w:before="0" w:after="40"/>
         <w:ind w:left="432"/>
@@ -314,7 +298,6 @@
     </w:p>
     <w:p>
       <w:pPr>
-        <w:keepLines/>
         <w:widowControl/>
         <w:spacing w:before="0" w:after="40"/>
         <w:ind w:left="432"/>
@@ -332,7 +315,6 @@
     <w:p>
       <w:pPr>
         <w:keepNext/>
-        <w:keepLines/>
         <w:widowControl/>
         <w:spacing w:before="160" w:after="80"/>
       </w:pPr>
@@ -349,7 +331,6 @@
     </w:p>
     <w:p>
       <w:pPr>
-        <w:keepLines/>
         <w:widowControl/>
         <w:spacing w:before="0" w:after="40"/>
         <w:ind w:left="432"/>
@@ -366,7 +347,6 @@
     </w:p>
     <w:p>
       <w:pPr>
-        <w:keepLines/>
         <w:widowControl/>
         <w:spacing w:before="0" w:after="40"/>
         <w:ind w:left="432"/>
@@ -383,7 +363,6 @@
     </w:p>
     <w:p>
       <w:pPr>
-        <w:keepLines/>
         <w:widowControl/>
         <w:spacing w:before="0" w:after="40"/>
         <w:ind w:left="432"/>
@@ -401,7 +380,6 @@
     <w:p>
       <w:pPr>
         <w:keepNext/>
-        <w:keepLines/>
         <w:widowControl/>
         <w:spacing w:before="160" w:after="80"/>
       </w:pPr>
@@ -418,7 +396,6 @@
     </w:p>
     <w:p>
       <w:pPr>
-        <w:keepLines/>
         <w:widowControl/>
         <w:spacing w:before="0" w:after="40"/>
         <w:ind w:left="432"/>
@@ -435,7 +412,6 @@
     </w:p>
     <w:p>
       <w:pPr>
-        <w:keepLines/>
         <w:widowControl/>
         <w:spacing w:before="0" w:after="40"/>
         <w:ind w:left="432"/>
@@ -452,7 +428,6 @@
     </w:p>
     <w:p>
       <w:pPr>
-        <w:keepLines/>
         <w:widowControl/>
         <w:spacing w:before="0" w:after="40"/>
         <w:ind w:left="432"/>
@@ -469,7 +444,6 @@
     </w:p>
     <w:p>
       <w:pPr>
-        <w:keepLines/>
         <w:widowControl/>
         <w:spacing w:before="0" w:after="40"/>
         <w:ind w:left="432"/>
@@ -486,7 +460,6 @@
     </w:p>
     <w:p>
       <w:pPr>
-        <w:keepLines/>
         <w:widowControl/>
         <w:spacing w:before="0" w:after="40"/>
         <w:ind w:left="432"/>
@@ -503,7 +476,6 @@
     </w:p>
     <w:p>
       <w:pPr>
-        <w:keepLines/>
         <w:widowControl/>
         <w:spacing w:before="0" w:after="40"/>
         <w:ind w:left="432"/>
@@ -520,7 +492,6 @@
     </w:p>
     <w:p>
       <w:pPr>
-        <w:keepLines/>
         <w:widowControl/>
         <w:spacing w:before="0" w:after="40"/>
         <w:ind w:left="432"/>
@@ -538,7 +509,6 @@
     <w:p>
       <w:pPr>
         <w:keepNext/>
-        <w:keepLines/>
         <w:widowControl/>
         <w:spacing w:before="160" w:after="80"/>
       </w:pPr>
@@ -555,7 +525,6 @@
     </w:p>
     <w:p>
       <w:pPr>
-        <w:keepLines/>
         <w:widowControl/>
         <w:spacing w:before="0" w:after="40"/>
         <w:ind w:left="432"/>
@@ -572,7 +541,6 @@
     </w:p>
     <w:p>
       <w:pPr>
-        <w:keepLines/>
         <w:widowControl/>
         <w:spacing w:before="0" w:after="40"/>
         <w:ind w:left="432"/>
@@ -589,7 +557,6 @@
     </w:p>
     <w:p>
       <w:pPr>
-        <w:keepLines/>
         <w:widowControl/>
         <w:spacing w:before="0" w:after="40"/>
         <w:ind w:left="432"/>
@@ -607,7 +574,6 @@
     <w:p>
       <w:pPr>
         <w:keepNext/>
-        <w:keepLines/>
         <w:widowControl/>
         <w:spacing w:before="160" w:after="80"/>
       </w:pPr>
@@ -624,7 +590,6 @@
     </w:p>
     <w:p>
       <w:pPr>
-        <w:keepLines/>
         <w:widowControl/>
         <w:spacing w:before="0" w:after="40"/>
         <w:ind w:left="432"/>
@@ -641,7 +606,6 @@
     </w:p>
     <w:p>
       <w:pPr>
-        <w:keepLines/>
         <w:widowControl/>
         <w:spacing w:before="0" w:after="40"/>
         <w:ind w:left="432"/>
@@ -658,7 +622,6 @@
     </w:p>
     <w:p>
       <w:pPr>
-        <w:keepLines/>
         <w:widowControl/>
         <w:spacing w:before="0" w:after="40"/>
         <w:ind w:left="432"/>
@@ -675,7 +638,6 @@
     </w:p>
     <w:p>
       <w:pPr>
-        <w:keepLines/>
         <w:widowControl/>
         <w:spacing w:before="0" w:after="40"/>
         <w:ind w:left="432"/>
@@ -692,7 +654,6 @@
     </w:p>
     <w:p>
       <w:pPr>
-        <w:keepLines/>
         <w:widowControl/>
         <w:spacing w:before="0" w:after="40"/>
         <w:ind w:left="432"/>
@@ -709,7 +670,6 @@
     </w:p>
     <w:p>
       <w:pPr>
-        <w:keepLines/>
         <w:widowControl/>
         <w:spacing w:before="0" w:after="40"/>
         <w:ind w:left="432"/>
@@ -726,7 +686,6 @@
     </w:p>
     <w:p>
       <w:pPr>
-        <w:keepLines/>
         <w:widowControl/>
         <w:spacing w:before="0" w:after="40"/>
         <w:ind w:left="432"/>
@@ -743,7 +702,6 @@
     </w:p>
     <w:p>
       <w:pPr>
-        <w:keepLines/>
         <w:widowControl/>
         <w:spacing w:before="0" w:after="40"/>
         <w:ind w:left="432"/>
@@ -761,7 +719,6 @@
     <w:p>
       <w:pPr>
         <w:keepNext/>
-        <w:keepLines/>
         <w:widowControl/>
         <w:spacing w:before="160" w:after="80"/>
       </w:pPr>
@@ -778,7 +735,6 @@
     </w:p>
     <w:p>
       <w:pPr>
-        <w:keepLines/>
         <w:widowControl/>
         <w:spacing w:before="0" w:after="40"/>
         <w:ind w:left="432"/>
@@ -795,7 +751,6 @@
     </w:p>
     <w:p>
       <w:pPr>
-        <w:keepLines/>
         <w:widowControl/>
         <w:spacing w:before="0" w:after="40"/>
         <w:ind w:left="432"/>
@@ -812,7 +767,6 @@
     </w:p>
     <w:p>
       <w:pPr>
-        <w:keepLines/>
         <w:widowControl/>
         <w:spacing w:before="0" w:after="40"/>
         <w:ind w:left="432"/>
@@ -829,7 +783,6 @@
     </w:p>
     <w:p>
       <w:pPr>
-        <w:keepLines/>
         <w:widowControl/>
         <w:spacing w:before="0" w:after="40"/>
         <w:ind w:left="432"/>
@@ -846,7 +799,6 @@
     </w:p>
     <w:p>
       <w:pPr>
-        <w:keepLines/>
         <w:widowControl/>
         <w:spacing w:before="0" w:after="40"/>
         <w:ind w:left="432"/>
@@ -863,7 +815,6 @@
     </w:p>
     <w:p>
       <w:pPr>
-        <w:keepLines/>
         <w:widowControl/>
         <w:spacing w:before="0" w:after="40"/>
         <w:ind w:left="432"/>
@@ -880,8 +831,8 @@
     </w:p>
     <w:p>
       <w:pPr>
+        <w:pageBreakBefore/>
         <w:keepNext/>
-        <w:keepLines/>
         <w:widowControl/>
         <w:spacing w:before="200" w:after="80"/>
       </w:pPr>
@@ -897,7 +848,6 @@
     </w:p>
     <w:p>
       <w:pPr>
-        <w:keepLines/>
         <w:widowControl/>
         <w:spacing w:after="160"/>
         <w:jc w:val="both"/>
@@ -914,7 +864,6 @@
     <w:p>
       <w:pPr>
         <w:keepNext/>
-        <w:keepLines/>
         <w:widowControl/>
         <w:spacing w:before="320" w:after="160"/>
       </w:pPr>
@@ -932,7 +881,6 @@
     <w:p>
       <w:pPr>
         <w:keepNext/>
-        <w:keepLines/>
         <w:widowControl/>
         <w:spacing w:after="160"/>
         <w:jc w:val="both"/>
@@ -1101,7 +1049,6 @@
     </w:p>
     <w:p>
       <w:pPr>
-        <w:keepLines/>
         <w:widowControl/>
         <w:spacing w:after="160"/>
         <w:jc w:val="both"/>
@@ -1151,7 +1098,6 @@
     </w:p>
     <w:p>
       <w:pPr>
-        <w:keepLines/>
         <w:widowControl/>
         <w:spacing w:after="160"/>
         <w:jc w:val="both"/>
@@ -1218,8 +1164,8 @@
     </w:p>
     <w:p>
       <w:pPr>
+        <w:pageBreakBefore/>
         <w:keepNext/>
-        <w:keepLines/>
         <w:widowControl/>
         <w:spacing w:before="0" w:after="320"/>
       </w:pPr>
@@ -1237,7 +1183,6 @@
     <w:p>
       <w:pPr>
         <w:keepNext/>
-        <w:keepLines/>
         <w:widowControl/>
         <w:spacing w:before="320" w:after="160"/>
       </w:pPr>
@@ -1254,7 +1199,6 @@
     </w:p>
     <w:p>
       <w:pPr>
-        <w:keepLines/>
         <w:widowControl/>
         <w:spacing w:after="160"/>
         <w:jc w:val="both"/>
@@ -1288,7 +1232,6 @@
     <w:p>
       <w:pPr>
         <w:keepNext/>
-        <w:keepLines/>
         <w:widowControl/>
         <w:spacing w:after="160"/>
         <w:jc w:val="both"/>
@@ -1479,7 +1422,6 @@
     <w:p>
       <w:pPr>
         <w:keepNext/>
-        <w:keepLines/>
         <w:widowControl/>
         <w:spacing w:after="160"/>
         <w:jc w:val="both"/>
@@ -1628,7 +1570,6 @@
     </w:p>
     <w:p>
       <w:pPr>
-        <w:keepLines/>
         <w:widowControl/>
         <w:spacing w:after="160"/>
         <w:jc w:val="both"/>
@@ -1661,7 +1602,6 @@
     </w:p>
     <w:p>
       <w:pPr>
-        <w:keepLines/>
         <w:widowControl/>
         <w:spacing w:after="160"/>
         <w:jc w:val="both"/>
@@ -1695,7 +1635,6 @@
     <w:p>
       <w:pPr>
         <w:keepNext/>
-        <w:keepLines/>
         <w:widowControl/>
         <w:spacing w:before="320" w:after="160"/>
       </w:pPr>
@@ -1712,7 +1651,6 @@
     </w:p>
     <w:p>
       <w:pPr>
-        <w:keepLines/>
         <w:widowControl/>
         <w:spacing w:after="160"/>
         <w:jc w:val="both"/>
@@ -1728,7 +1666,6 @@
     </w:p>
     <w:p>
       <w:pPr>
-        <w:keepLines/>
         <w:widowControl/>
         <w:spacing w:after="160"/>
         <w:jc w:val="both"/>
@@ -1771,7 +1708,6 @@
     <w:p>
       <w:pPr>
         <w:keepNext/>
-        <w:keepLines/>
         <w:widowControl/>
         <w:spacing w:after="160"/>
         <w:jc w:val="both"/>
@@ -1871,7 +1807,6 @@
     </w:p>
     <w:p>
       <w:pPr>
-        <w:keepLines/>
         <w:widowControl/>
         <w:spacing w:after="160"/>
         <w:jc w:val="both"/>
@@ -1887,7 +1822,6 @@
     </w:p>
     <w:p>
       <w:pPr>
-        <w:keepLines/>
         <w:widowControl/>
         <w:spacing w:after="160"/>
         <w:jc w:val="both"/>
@@ -1930,7 +1864,6 @@
     <w:p>
       <w:pPr>
         <w:keepNext/>
-        <w:keepLines/>
         <w:widowControl/>
         <w:spacing w:before="320" w:after="160"/>
       </w:pPr>
@@ -1947,7 +1880,6 @@
     </w:p>
     <w:p>
       <w:pPr>
-        <w:keepLines/>
         <w:widowControl/>
         <w:spacing w:after="160"/>
         <w:jc w:val="both"/>
@@ -1998,7 +1930,6 @@
     <w:p>
       <w:pPr>
         <w:keepNext/>
-        <w:keepLines/>
         <w:widowControl/>
         <w:spacing w:after="160"/>
         <w:jc w:val="both"/>
@@ -2150,7 +2081,6 @@
     </w:p>
     <w:p>
       <w:pPr>
-        <w:keepLines/>
         <w:widowControl/>
         <w:spacing w:after="160"/>
         <w:jc w:val="both"/>
@@ -2166,7 +2096,6 @@
     </w:p>
     <w:p>
       <w:pPr>
-        <w:keepLines/>
         <w:widowControl/>
         <w:spacing w:after="160"/>
         <w:jc w:val="both"/>
@@ -2260,7 +2189,6 @@
     <w:p>
       <w:pPr>
         <w:keepNext/>
-        <w:keepLines/>
         <w:widowControl/>
         <w:spacing w:after="160"/>
         <w:jc w:val="both"/>
@@ -2293,7 +2221,6 @@
     </w:p>
     <w:p>
       <w:pPr>
-        <w:keepLines/>
         <w:widowControl/>
         <w:spacing w:after="160"/>
         <w:jc w:val="both"/>
@@ -2344,7 +2271,6 @@
     <w:p>
       <w:pPr>
         <w:keepNext/>
-        <w:keepLines/>
         <w:widowControl/>
         <w:spacing w:before="320" w:after="160"/>
       </w:pPr>
@@ -2361,7 +2287,6 @@
     </w:p>
     <w:p>
       <w:pPr>
-        <w:keepLines/>
         <w:widowControl/>
         <w:spacing w:after="160"/>
         <w:jc w:val="both"/>
@@ -2387,7 +2312,6 @@
     <w:p>
       <w:pPr>
         <w:keepNext/>
-        <w:keepLines/>
         <w:widowControl/>
         <w:spacing w:after="160"/>
         <w:jc w:val="both"/>
@@ -2566,7 +2490,6 @@
     </w:p>
     <w:p>
       <w:pPr>
-        <w:keepLines/>
         <w:widowControl/>
         <w:spacing w:after="160"/>
         <w:jc w:val="both"/>
@@ -2592,7 +2515,6 @@
     <w:p>
       <w:pPr>
         <w:keepNext/>
-        <w:keepLines/>
         <w:widowControl/>
         <w:spacing w:before="320" w:after="160"/>
       </w:pPr>
@@ -2609,7 +2531,6 @@
     </w:p>
     <w:p>
       <w:pPr>
-        <w:keepLines/>
         <w:widowControl/>
         <w:spacing w:after="160"/>
         <w:jc w:val="both"/>
@@ -3416,21 +3337,20 @@
     </w:tbl>
     <w:p>
       <w:pPr>
-        <w:keepLines/>
-        <w:widowControl/>
-        <w:spacing w:after="160"/>
-      </w:pPr>
-      <w:r>
-        <w:rPr>
-          <w:rFonts w:ascii="Georgia" w:hAnsi="Georgia"/>
-          <w:sz w:val="22"/>
-        </w:rPr>
-      </w:r>
-    </w:p>
-    <w:p>
-      <w:pPr>
+        <w:widowControl/>
+        <w:spacing w:after="160"/>
+      </w:pPr>
+      <w:r>
+        <w:rPr>
+          <w:rFonts w:ascii="Georgia" w:hAnsi="Georgia"/>
+          <w:sz w:val="22"/>
+        </w:rPr>
+      </w:r>
+    </w:p>
+    <w:p>
+      <w:pPr>
+        <w:pageBreakBefore/>
         <w:keepNext/>
-        <w:keepLines/>
         <w:widowControl/>
         <w:spacing w:before="0" w:after="320"/>
       </w:pPr>
@@ -3448,7 +3368,6 @@
     <w:p>
       <w:pPr>
         <w:keepNext/>
-        <w:keepLines/>
         <w:widowControl/>
         <w:spacing w:before="320" w:after="160"/>
       </w:pPr>
@@ -3465,7 +3384,6 @@
     </w:p>
     <w:p>
       <w:pPr>
-        <w:keepLines/>
         <w:widowControl/>
         <w:spacing w:after="160"/>
         <w:jc w:val="both"/>
@@ -3490,7 +3408,6 @@
     </w:p>
     <w:p>
       <w:pPr>
-        <w:keepLines/>
         <w:widowControl/>
         <w:spacing w:after="160"/>
         <w:jc w:val="both"/>
@@ -3583,7 +3500,6 @@
     </w:p>
     <w:p>
       <w:pPr>
-        <w:keepLines/>
         <w:widowControl/>
         <w:spacing w:after="160"/>
         <w:jc w:val="both"/>
@@ -3643,7 +3559,6 @@
     <w:p>
       <w:pPr>
         <w:keepNext/>
-        <w:keepLines/>
         <w:widowControl/>
         <w:spacing w:after="160"/>
         <w:jc w:val="both"/>
@@ -3702,7 +3617,6 @@
     </w:p>
     <w:p>
       <w:pPr>
-        <w:keepLines/>
         <w:widowControl/>
         <w:spacing w:after="160"/>
         <w:jc w:val="both"/>
@@ -3718,7 +3632,6 @@
     </w:p>
     <w:p>
       <w:pPr>
-        <w:keepLines/>
         <w:widowControl/>
         <w:spacing w:after="160"/>
         <w:jc w:val="both"/>
@@ -3760,7 +3673,6 @@
     </w:p>
     <w:p>
       <w:pPr>
-        <w:keepLines/>
         <w:widowControl/>
         <w:spacing w:after="160"/>
         <w:jc w:val="both"/>
@@ -3786,7 +3698,6 @@
     <w:p>
       <w:pPr>
         <w:keepNext/>
-        <w:keepLines/>
         <w:widowControl/>
         <w:spacing w:before="320" w:after="160"/>
       </w:pPr>
@@ -3803,7 +3714,6 @@
     </w:p>
     <w:p>
       <w:pPr>
-        <w:keepLines/>
         <w:widowControl/>
         <w:spacing w:after="160"/>
         <w:jc w:val="both"/>
@@ -4200,7 +4110,6 @@
     </w:tbl>
     <w:p>
       <w:pPr>
-        <w:keepLines/>
         <w:widowControl/>
         <w:spacing w:after="160"/>
       </w:pPr>
@@ -4214,7 +4123,6 @@
     <w:p>
       <w:pPr>
         <w:keepNext/>
-        <w:keepLines/>
         <w:widowControl/>
         <w:spacing w:after="160"/>
         <w:jc w:val="both"/>
@@ -5000,7 +4908,6 @@
     </w:tbl>
     <w:p>
       <w:pPr>
-        <w:keepLines/>
         <w:widowControl/>
         <w:spacing w:after="160"/>
       </w:pPr>
@@ -5014,7 +4921,6 @@
     <w:p>
       <w:pPr>
         <w:keepNext/>
-        <w:keepLines/>
         <w:widowControl/>
         <w:spacing w:before="200" w:after="80"/>
       </w:pPr>
@@ -5030,7 +4936,6 @@
     </w:p>
     <w:p>
       <w:pPr>
-        <w:keepLines/>
         <w:widowControl/>
         <w:spacing w:after="160"/>
         <w:jc w:val="both"/>
@@ -5046,7 +4951,6 @@
     </w:p>
     <w:p>
       <w:pPr>
-        <w:keepLines/>
         <w:widowControl/>
         <w:spacing w:after="160"/>
         <w:jc w:val="both"/>
@@ -5071,7 +4975,6 @@
     </w:p>
     <w:p>
       <w:pPr>
-        <w:keepLines/>
         <w:widowControl/>
         <w:spacing w:after="160"/>
         <w:jc w:val="both"/>
@@ -5147,7 +5050,6 @@
     </w:p>
     <w:p>
       <w:pPr>
-        <w:keepLines/>
         <w:widowControl/>
         <w:spacing w:after="160"/>
         <w:jc w:val="both"/>
@@ -5190,7 +5092,6 @@
     <w:p>
       <w:pPr>
         <w:keepNext/>
-        <w:keepLines/>
         <w:widowControl/>
         <w:spacing w:after="160"/>
         <w:jc w:val="both"/>
@@ -5309,7 +5210,6 @@
     <w:p>
       <w:pPr>
         <w:keepNext/>
-        <w:keepLines/>
         <w:widowControl/>
         <w:spacing w:before="320" w:after="160"/>
       </w:pPr>
@@ -5327,7 +5227,6 @@
     <w:p>
       <w:pPr>
         <w:keepNext/>
-        <w:keepLines/>
         <w:widowControl/>
         <w:spacing w:after="160"/>
         <w:jc w:val="both"/>
@@ -5343,7 +5242,6 @@
     </w:p>
     <w:p>
       <w:pPr>
-        <w:keepLines/>
         <w:widowControl/>
         <w:spacing w:after="160"/>
         <w:jc w:val="both"/>
@@ -5385,7 +5283,6 @@
     </w:p>
     <w:p>
       <w:pPr>
-        <w:keepLines/>
         <w:widowControl/>
         <w:spacing w:after="160"/>
         <w:jc w:val="both"/>
@@ -5445,7 +5342,6 @@
     <w:p>
       <w:pPr>
         <w:keepNext/>
-        <w:keepLines/>
         <w:widowControl/>
         <w:spacing w:after="160"/>
         <w:jc w:val="both"/>
@@ -5575,8 +5471,8 @@
     </w:p>
     <w:p>
       <w:pPr>
+        <w:pageBreakBefore/>
         <w:keepNext/>
-        <w:keepLines/>
         <w:widowControl/>
         <w:spacing w:before="0" w:after="320"/>
       </w:pPr>
@@ -5594,7 +5490,6 @@
     <w:p>
       <w:pPr>
         <w:keepNext/>
-        <w:keepLines/>
         <w:widowControl/>
         <w:spacing w:before="320" w:after="160"/>
       </w:pPr>
@@ -5611,7 +5506,6 @@
     </w:p>
     <w:p>
       <w:pPr>
-        <w:keepLines/>
         <w:widowControl/>
         <w:spacing w:after="160"/>
         <w:jc w:val="both"/>
@@ -5671,7 +5565,6 @@
     <w:p>
       <w:pPr>
         <w:keepNext/>
-        <w:keepLines/>
         <w:widowControl/>
         <w:spacing w:after="160"/>
         <w:jc w:val="both"/>
@@ -5771,7 +5664,6 @@
     </w:p>
     <w:p>
       <w:pPr>
-        <w:keepLines/>
         <w:widowControl/>
         <w:spacing w:after="160"/>
         <w:jc w:val="both"/>
@@ -5830,7 +5722,6 @@
     </w:p>
     <w:p>
       <w:pPr>
-        <w:keepLines/>
         <w:widowControl/>
         <w:spacing w:after="160"/>
         <w:jc w:val="both"/>
@@ -5889,7 +5780,6 @@
     </w:p>
     <w:p>
       <w:pPr>
-        <w:keepLines/>
         <w:widowControl/>
         <w:spacing w:after="160"/>
         <w:jc w:val="both"/>
@@ -5905,7 +5795,6 @@
     </w:p>
     <w:p>
       <w:pPr>
-        <w:keepLines/>
         <w:widowControl/>
         <w:spacing w:after="160"/>
         <w:jc w:val="both"/>
@@ -5938,7 +5827,6 @@
     </w:p>
     <w:p>
       <w:pPr>
-        <w:keepLines/>
         <w:widowControl/>
         <w:spacing w:after="160"/>
         <w:jc w:val="both"/>
@@ -5964,7 +5852,6 @@
     <w:p>
       <w:pPr>
         <w:keepNext/>
-        <w:keepLines/>
         <w:widowControl/>
         <w:spacing w:before="320" w:after="160"/>
       </w:pPr>
@@ -5981,7 +5868,6 @@
     </w:p>
     <w:p>
       <w:pPr>
-        <w:keepLines/>
         <w:widowControl/>
         <w:spacing w:after="160"/>
         <w:jc w:val="both"/>
@@ -6023,7 +5909,6 @@
     </w:p>
     <w:p>
       <w:pPr>
-        <w:keepLines/>
         <w:widowControl/>
         <w:spacing w:after="160"/>
         <w:jc w:val="both"/>
@@ -6082,7 +5967,6 @@
     </w:p>
     <w:p>
       <w:pPr>
-        <w:keepLines/>
         <w:widowControl/>
         <w:spacing w:after="160"/>
         <w:jc w:val="both"/>
@@ -6107,7 +5991,6 @@
     </w:p>
     <w:p>
       <w:pPr>
-        <w:keepLines/>
         <w:widowControl/>
         <w:spacing w:after="160"/>
         <w:jc w:val="both"/>
@@ -6123,7 +6006,6 @@
     </w:p>
     <w:p>
       <w:pPr>
-        <w:keepLines/>
         <w:widowControl/>
         <w:spacing w:after="160"/>
         <w:jc w:val="both"/>
@@ -6139,7 +6021,6 @@
     </w:p>
     <w:p>
       <w:pPr>
-        <w:keepLines/>
         <w:widowControl/>
         <w:spacing w:after="160"/>
         <w:jc w:val="both"/>
@@ -6182,7 +6063,6 @@
     <w:p>
       <w:pPr>
         <w:keepNext/>
-        <w:keepLines/>
         <w:widowControl/>
         <w:spacing w:before="320" w:after="160"/>
       </w:pPr>
@@ -6200,7 +6080,6 @@
     <w:p>
       <w:pPr>
         <w:keepNext/>
-        <w:keepLines/>
         <w:widowControl/>
         <w:spacing w:after="160"/>
         <w:jc w:val="both"/>
@@ -6454,7 +6333,6 @@
     </w:p>
     <w:p>
       <w:pPr>
-        <w:keepLines/>
         <w:widowControl/>
         <w:spacing w:after="160"/>
         <w:jc w:val="both"/>
@@ -6479,7 +6357,6 @@
     </w:p>
     <w:p>
       <w:pPr>
-        <w:keepLines/>
         <w:widowControl/>
         <w:spacing w:after="160"/>
         <w:jc w:val="both"/>
@@ -6496,7 +6373,6 @@
     </w:p>
     <w:p>
       <w:pPr>
-        <w:keepLines/>
         <w:widowControl/>
         <w:spacing w:after="160"/>
         <w:jc w:val="both"/>
@@ -6563,7 +6439,6 @@
     </w:p>
     <w:p>
       <w:pPr>
-        <w:keepLines/>
         <w:widowControl/>
         <w:spacing w:after="160"/>
         <w:jc w:val="both"/>
@@ -6596,7 +6471,6 @@
     </w:p>
     <w:p>
       <w:pPr>
-        <w:keepLines/>
         <w:widowControl/>
         <w:spacing w:after="160"/>
         <w:jc w:val="both"/>
@@ -6664,7 +6538,6 @@
     <w:p>
       <w:pPr>
         <w:keepNext/>
-        <w:keepLines/>
         <w:widowControl/>
         <w:spacing w:after="160"/>
         <w:jc w:val="both"/>
@@ -6793,7 +6666,6 @@
     </w:p>
     <w:p>
       <w:pPr>
-        <w:keepLines/>
         <w:widowControl/>
         <w:spacing w:after="160"/>
         <w:jc w:val="both"/>
@@ -6870,7 +6742,6 @@
     <w:p>
       <w:pPr>
         <w:keepNext/>
-        <w:keepLines/>
         <w:widowControl/>
         <w:spacing w:after="160"/>
         <w:jc w:val="both"/>
@@ -7247,20 +7118,18 @@
     </w:tbl>
     <w:p>
       <w:pPr>
-        <w:keepLines/>
-        <w:widowControl/>
-        <w:spacing w:after="160"/>
-      </w:pPr>
-      <w:r>
-        <w:rPr>
-          <w:rFonts w:ascii="Georgia" w:hAnsi="Georgia"/>
-          <w:sz w:val="22"/>
-        </w:rPr>
-      </w:r>
-    </w:p>
-    <w:p>
-      <w:pPr>
-        <w:keepLines/>
+        <w:widowControl/>
+        <w:spacing w:after="160"/>
+      </w:pPr>
+      <w:r>
+        <w:rPr>
+          <w:rFonts w:ascii="Georgia" w:hAnsi="Georgia"/>
+          <w:sz w:val="22"/>
+        </w:rPr>
+      </w:r>
+    </w:p>
+    <w:p>
+      <w:pPr>
         <w:widowControl/>
         <w:spacing w:after="160"/>
         <w:jc w:val="both"/>
@@ -7285,7 +7154,6 @@
     </w:p>
     <w:p>
       <w:pPr>
-        <w:keepLines/>
         <w:widowControl/>
         <w:spacing w:after="160"/>
         <w:jc w:val="both"/>
@@ -7310,7 +7178,6 @@
     </w:p>
     <w:p>
       <w:pPr>
-        <w:keepLines/>
         <w:widowControl/>
         <w:spacing w:after="160"/>
         <w:jc w:val="both"/>
@@ -7345,7 +7212,6 @@
     <w:p>
       <w:pPr>
         <w:keepNext/>
-        <w:keepLines/>
         <w:widowControl/>
         <w:spacing w:before="320" w:after="160"/>
       </w:pPr>
@@ -7362,7 +7228,6 @@
     </w:p>
     <w:p>
       <w:pPr>
-        <w:keepLines/>
         <w:widowControl/>
         <w:spacing w:after="160"/>
         <w:jc w:val="both"/>
@@ -7481,7 +7346,6 @@
     </w:p>
     <w:p>
       <w:pPr>
-        <w:keepLines/>
         <w:widowControl/>
         <w:spacing w:after="160"/>
         <w:jc w:val="both"/>
@@ -7524,7 +7388,6 @@
     <w:p>
       <w:pPr>
         <w:keepNext/>
-        <w:keepLines/>
         <w:widowControl/>
         <w:spacing w:before="320" w:after="160"/>
       </w:pPr>
@@ -7541,7 +7404,6 @@
     </w:p>
     <w:p>
       <w:pPr>
-        <w:keepLines/>
         <w:widowControl/>
         <w:spacing w:after="160"/>
         <w:jc w:val="both"/>
@@ -7575,7 +7437,6 @@
     <w:p>
       <w:pPr>
         <w:keepNext/>
-        <w:keepLines/>
         <w:widowControl/>
         <w:spacing w:after="160"/>
         <w:jc w:val="both"/>
@@ -7675,7 +7536,6 @@
     <w:p>
       <w:pPr>
         <w:keepNext/>
-        <w:keepLines/>
         <w:widowControl/>
         <w:spacing w:after="160"/>
         <w:jc w:val="both"/>
@@ -7789,7 +7649,6 @@
     <w:p>
       <w:pPr>
         <w:keepNext/>
-        <w:keepLines/>
         <w:widowControl/>
         <w:spacing w:before="320" w:after="160"/>
       </w:pPr>
@@ -7807,7 +7666,6 @@
     <w:p>
       <w:pPr>
         <w:keepNext/>
-        <w:keepLines/>
         <w:widowControl/>
         <w:spacing w:after="160"/>
         <w:jc w:val="both"/>
@@ -7823,7 +7681,6 @@
     </w:p>
     <w:p>
       <w:pPr>
-        <w:keepLines/>
         <w:widowControl/>
         <w:spacing w:after="160"/>
         <w:jc w:val="both"/>
@@ -7874,7 +7731,6 @@
     </w:p>
     <w:p>
       <w:pPr>
-        <w:keepLines/>
         <w:widowControl/>
         <w:spacing w:after="160"/>
         <w:jc w:val="both"/>
@@ -7899,7 +7755,6 @@
     </w:p>
     <w:p>
       <w:pPr>
-        <w:keepLines/>
         <w:widowControl/>
         <w:spacing w:after="160"/>
         <w:jc w:val="both"/>
@@ -7933,7 +7788,6 @@
     </w:p>
     <w:p>
       <w:pPr>
-        <w:keepLines/>
         <w:widowControl/>
         <w:spacing w:after="160"/>
         <w:jc w:val="both"/>
@@ -7984,7 +7838,6 @@
     </w:p>
     <w:p>
       <w:pPr>
-        <w:keepLines/>
         <w:widowControl/>
         <w:spacing w:after="160"/>
         <w:jc w:val="both"/>
@@ -8009,7 +7862,6 @@
     </w:p>
     <w:p>
       <w:pPr>
-        <w:keepLines/>
         <w:widowControl/>
         <w:spacing w:after="160"/>
         <w:jc w:val="both"/>
@@ -8085,7 +7937,6 @@
     </w:p>
     <w:p>
       <w:pPr>
-        <w:keepLines/>
         <w:widowControl/>
         <w:spacing w:after="160"/>
         <w:jc w:val="both"/>
@@ -8127,7 +7978,6 @@
     </w:p>
     <w:p>
       <w:pPr>
-        <w:keepLines/>
         <w:widowControl/>
         <w:spacing w:after="160"/>
         <w:jc w:val="both"/>
@@ -8170,7 +8020,6 @@
     <w:p>
       <w:pPr>
         <w:keepNext/>
-        <w:keepLines/>
         <w:widowControl/>
         <w:spacing w:before="320" w:after="160"/>
       </w:pPr>
@@ -8187,7 +8036,6 @@
     </w:p>
     <w:p>
       <w:pPr>
-        <w:keepLines/>
         <w:widowControl/>
         <w:spacing w:after="160"/>
         <w:jc w:val="both"/>
@@ -8424,8 +8272,8 @@
     </w:p>
     <w:p>
       <w:pPr>
+        <w:pageBreakBefore/>
         <w:keepNext/>
-        <w:keepLines/>
         <w:widowControl/>
         <w:spacing w:before="0" w:after="320"/>
       </w:pPr>
@@ -8443,7 +8291,6 @@
     <w:p>
       <w:pPr>
         <w:keepNext/>
-        <w:keepLines/>
         <w:widowControl/>
         <w:spacing w:before="320" w:after="160"/>
       </w:pPr>
@@ -8460,7 +8307,6 @@
     </w:p>
     <w:p>
       <w:pPr>
-        <w:keepLines/>
         <w:widowControl/>
         <w:spacing w:after="160"/>
         <w:jc w:val="both"/>
@@ -8476,7 +8322,6 @@
     </w:p>
     <w:p>
       <w:pPr>
-        <w:keepLines/>
         <w:widowControl/>
         <w:spacing w:after="160"/>
         <w:jc w:val="both"/>
@@ -8536,7 +8381,6 @@
     <w:p>
       <w:pPr>
         <w:keepNext/>
-        <w:keepLines/>
         <w:widowControl/>
         <w:spacing w:before="200" w:after="80"/>
       </w:pPr>
@@ -8644,7 +8488,6 @@
     </w:p>
     <w:p>
       <w:pPr>
-        <w:keepLines/>
         <w:widowControl/>
         <w:spacing w:after="160"/>
         <w:jc w:val="both"/>
@@ -8661,7 +8504,6 @@
     <w:p>
       <w:pPr>
         <w:keepNext/>
-        <w:keepLines/>
         <w:widowControl/>
         <w:spacing w:before="200" w:after="80"/>
       </w:pPr>
@@ -8769,7 +8611,6 @@
     </w:p>
     <w:p>
       <w:pPr>
-        <w:keepLines/>
         <w:widowControl/>
         <w:spacing w:after="160"/>
         <w:jc w:val="both"/>
@@ -8786,7 +8627,6 @@
     <w:p>
       <w:pPr>
         <w:keepNext/>
-        <w:keepLines/>
         <w:widowControl/>
         <w:spacing w:before="200" w:after="80"/>
       </w:pPr>
@@ -9240,7 +9080,6 @@
     </w:tbl>
     <w:p>
       <w:pPr>
-        <w:keepLines/>
         <w:widowControl/>
         <w:spacing w:after="160"/>
       </w:pPr>
@@ -9270,7 +9109,6 @@
     <w:p>
       <w:pPr>
         <w:keepNext/>
-        <w:keepLines/>
         <w:widowControl/>
         <w:spacing w:before="200" w:after="80"/>
       </w:pPr>
@@ -9391,7 +9229,6 @@
     <w:p>
       <w:pPr>
         <w:keepNext/>
-        <w:keepLines/>
         <w:widowControl/>
         <w:spacing w:before="200" w:after="80"/>
       </w:pPr>
@@ -9407,7 +9244,6 @@
     </w:p>
     <w:p>
       <w:pPr>
-        <w:keepLines/>
         <w:widowControl/>
         <w:spacing w:after="160"/>
         <w:jc w:val="both"/>
@@ -9441,7 +9277,6 @@
     <w:p>
       <w:pPr>
         <w:keepNext/>
-        <w:keepLines/>
         <w:widowControl/>
         <w:spacing w:before="320" w:after="160"/>
       </w:pPr>
@@ -9458,7 +9293,6 @@
     </w:p>
     <w:p>
       <w:pPr>
-        <w:keepLines/>
         <w:widowControl/>
         <w:spacing w:after="160"/>
         <w:jc w:val="both"/>
@@ -9475,7 +9309,6 @@
     <w:p>
       <w:pPr>
         <w:keepNext/>
-        <w:keepLines/>
         <w:widowControl/>
         <w:spacing w:before="200" w:after="80"/>
       </w:pPr>
@@ -9491,7 +9324,6 @@
     </w:p>
     <w:p>
       <w:pPr>
-        <w:keepLines/>
         <w:widowControl/>
         <w:spacing w:after="160"/>
         <w:jc w:val="both"/>
@@ -9541,7 +9373,6 @@
     </w:p>
     <w:p>
       <w:pPr>
-        <w:keepLines/>
         <w:widowControl/>
         <w:spacing w:after="160"/>
         <w:jc w:val="both"/>
@@ -9557,7 +9388,6 @@
     </w:p>
     <w:p>
       <w:pPr>
-        <w:keepLines/>
         <w:widowControl/>
         <w:spacing w:after="160"/>
         <w:jc w:val="both"/>
@@ -9600,7 +9430,6 @@
     <w:p>
       <w:pPr>
         <w:keepNext/>
-        <w:keepLines/>
         <w:widowControl/>
         <w:spacing w:before="200" w:after="80"/>
       </w:pPr>
@@ -9617,7 +9446,6 @@
     <w:p>
       <w:pPr>
         <w:keepNext/>
-        <w:keepLines/>
         <w:widowControl/>
         <w:spacing w:after="160"/>
         <w:jc w:val="both"/>
@@ -9754,7 +9582,6 @@
     </w:p>
     <w:p>
       <w:pPr>
-        <w:keepLines/>
         <w:widowControl/>
         <w:spacing w:after="160"/>
         <w:jc w:val="both"/>
@@ -9771,7 +9598,6 @@
     <w:p>
       <w:pPr>
         <w:keepNext/>
-        <w:keepLines/>
         <w:widowControl/>
         <w:spacing w:before="200" w:after="80"/>
       </w:pPr>
@@ -9787,7 +9613,6 @@
     </w:p>
     <w:p>
       <w:pPr>
-        <w:keepLines/>
         <w:widowControl/>
         <w:spacing w:after="160"/>
         <w:jc w:val="both"/>
@@ -9996,7 +9821,6 @@
     </w:p>
     <w:p>
       <w:pPr>
-        <w:keepLines/>
         <w:widowControl/>
         <w:spacing w:after="160"/>
         <w:jc w:val="both"/>
@@ -10013,7 +9837,6 @@
     <w:p>
       <w:pPr>
         <w:keepNext/>
-        <w:keepLines/>
         <w:widowControl/>
         <w:spacing w:before="200" w:after="80"/>
       </w:pPr>
@@ -10029,7 +9852,6 @@
     </w:p>
     <w:p>
       <w:pPr>
-        <w:keepLines/>
         <w:widowControl/>
         <w:spacing w:after="160"/>
         <w:jc w:val="both"/>
@@ -10045,7 +9867,6 @@
     </w:p>
     <w:p>
       <w:pPr>
-        <w:keepLines/>
         <w:widowControl/>
         <w:spacing w:after="160"/>
         <w:jc w:val="both"/>
@@ -10112,7 +9933,6 @@
     </w:p>
     <w:p>
       <w:pPr>
-        <w:keepLines/>
         <w:widowControl/>
         <w:spacing w:after="160"/>
         <w:jc w:val="both"/>
@@ -10129,7 +9949,6 @@
     <w:p>
       <w:pPr>
         <w:keepNext/>
-        <w:keepLines/>
         <w:widowControl/>
         <w:spacing w:after="160"/>
         <w:jc w:val="both"/>
@@ -10276,7 +10095,6 @@
     </w:p>
     <w:p>
       <w:pPr>
-        <w:keepLines/>
         <w:widowControl/>
         <w:spacing w:after="160"/>
         <w:jc w:val="both"/>
@@ -10310,7 +10128,6 @@
     <w:p>
       <w:pPr>
         <w:keepNext/>
-        <w:keepLines/>
         <w:widowControl/>
         <w:spacing w:before="320" w:after="160"/>
       </w:pPr>
@@ -10327,7 +10144,6 @@
     </w:p>
     <w:p>
       <w:pPr>
-        <w:keepLines/>
         <w:widowControl/>
         <w:spacing w:after="160"/>
         <w:jc w:val="both"/>
@@ -10360,7 +10176,6 @@
     </w:p>
     <w:p>
       <w:pPr>
-        <w:keepLines/>
         <w:widowControl/>
         <w:spacing w:after="160"/>
         <w:jc w:val="both"/>
@@ -10403,7 +10218,6 @@
     <w:p>
       <w:pPr>
         <w:keepNext/>
-        <w:keepLines/>
         <w:widowControl/>
         <w:spacing w:after="160"/>
         <w:jc w:val="both"/>
@@ -10530,7 +10344,6 @@
     </w:p>
     <w:p>
       <w:pPr>
-        <w:keepLines/>
         <w:widowControl/>
         <w:spacing w:after="160"/>
         <w:jc w:val="both"/>
@@ -10813,20 +10626,18 @@
     </w:tbl>
     <w:p>
       <w:pPr>
-        <w:keepLines/>
-        <w:widowControl/>
-        <w:spacing w:after="160"/>
-      </w:pPr>
-      <w:r>
-        <w:rPr>
-          <w:rFonts w:ascii="Georgia" w:hAnsi="Georgia"/>
-          <w:sz w:val="22"/>
-        </w:rPr>
-      </w:r>
-    </w:p>
-    <w:p>
-      <w:pPr>
-        <w:keepLines/>
+        <w:widowControl/>
+        <w:spacing w:after="160"/>
+      </w:pPr>
+      <w:r>
+        <w:rPr>
+          <w:rFonts w:ascii="Georgia" w:hAnsi="Georgia"/>
+          <w:sz w:val="22"/>
+        </w:rPr>
+      </w:r>
+    </w:p>
+    <w:p>
+      <w:pPr>
         <w:widowControl/>
         <w:spacing w:after="160"/>
         <w:jc w:val="both"/>
@@ -10851,7 +10662,6 @@
     </w:p>
     <w:p>
       <w:pPr>
-        <w:keepLines/>
         <w:widowControl/>
         <w:spacing w:after="160"/>
         <w:jc w:val="both"/>
@@ -10893,7 +10703,6 @@
     </w:p>
     <w:p>
       <w:pPr>
-        <w:keepLines/>
         <w:widowControl/>
         <w:spacing w:after="160"/>
         <w:jc w:val="both"/>
@@ -10919,7 +10728,6 @@
     <w:p>
       <w:pPr>
         <w:keepNext/>
-        <w:keepLines/>
         <w:widowControl/>
         <w:spacing w:before="200" w:after="80"/>
       </w:pPr>
@@ -10936,7 +10744,6 @@
     <w:p>
       <w:pPr>
         <w:keepNext/>
-        <w:keepLines/>
         <w:widowControl/>
         <w:spacing w:after="160"/>
         <w:jc w:val="both"/>
@@ -10968,7 +10775,6 @@
     </w:p>
     <w:p>
       <w:pPr>
-        <w:keepLines/>
         <w:widowControl/>
         <w:spacing w:after="160"/>
         <w:jc w:val="both"/>
@@ -11002,7 +10808,6 @@
     <w:p>
       <w:pPr>
         <w:keepNext/>
-        <w:keepLines/>
         <w:widowControl/>
         <w:spacing w:before="200" w:after="80"/>
       </w:pPr>
@@ -11018,7 +10823,6 @@
     </w:p>
     <w:p>
       <w:pPr>
-        <w:keepLines/>
         <w:widowControl/>
         <w:spacing w:after="160"/>
         <w:jc w:val="both"/>
@@ -11051,7 +10855,6 @@
     </w:p>
     <w:p>
       <w:pPr>
-        <w:keepLines/>
         <w:widowControl/>
         <w:spacing w:after="160"/>
         <w:jc w:val="both"/>
@@ -11076,7 +10879,6 @@
     </w:p>
     <w:p>
       <w:pPr>
-        <w:keepLines/>
         <w:widowControl/>
         <w:spacing w:after="160"/>
         <w:jc w:val="both"/>
@@ -11092,7 +10894,6 @@
     </w:p>
     <w:p>
       <w:pPr>
-        <w:keepLines/>
         <w:widowControl/>
         <w:spacing w:after="160"/>
         <w:jc w:val="both"/>
@@ -11118,7 +10919,6 @@
     <w:p>
       <w:pPr>
         <w:keepNext/>
-        <w:keepLines/>
         <w:widowControl/>
         <w:spacing w:after="160"/>
         <w:jc w:val="both"/>
@@ -11237,7 +11037,6 @@
     </w:p>
     <w:p>
       <w:pPr>
-        <w:keepLines/>
         <w:widowControl/>
         <w:spacing w:after="160"/>
         <w:jc w:val="both"/>
@@ -11254,7 +11053,6 @@
     <w:p>
       <w:pPr>
         <w:keepNext/>
-        <w:keepLines/>
         <w:widowControl/>
         <w:spacing w:before="200" w:after="80"/>
       </w:pPr>
@@ -11374,7 +11172,6 @@
     </w:p>
     <w:p>
       <w:pPr>
-        <w:keepLines/>
         <w:widowControl/>
         <w:spacing w:after="160"/>
         <w:jc w:val="both"/>
@@ -11407,8 +11204,8 @@
     </w:p>
     <w:p>
       <w:pPr>
+        <w:pageBreakBefore/>
         <w:keepNext/>
-        <w:keepLines/>
         <w:widowControl/>
         <w:spacing w:before="0" w:after="320"/>
       </w:pPr>
@@ -11426,7 +11223,6 @@
     <w:p>
       <w:pPr>
         <w:keepNext/>
-        <w:keepLines/>
         <w:widowControl/>
         <w:spacing w:before="320" w:after="160"/>
       </w:pPr>
@@ -11443,7 +11239,6 @@
     </w:p>
     <w:p>
       <w:pPr>
-        <w:keepLines/>
         <w:widowControl/>
         <w:spacing w:after="160"/>
         <w:jc w:val="both"/>
@@ -11519,7 +11314,6 @@
     </w:p>
     <w:p>
       <w:pPr>
-        <w:keepLines/>
         <w:widowControl/>
         <w:spacing w:after="160"/>
         <w:jc w:val="both"/>
@@ -11624,7 +11418,6 @@
     </w:p>
     <w:p>
       <w:pPr>
-        <w:keepLines/>
         <w:widowControl/>
         <w:spacing w:after="160"/>
         <w:jc w:val="both"/>
@@ -11707,7 +11500,6 @@
     </w:p>
     <w:p>
       <w:pPr>
-        <w:keepLines/>
         <w:widowControl/>
         <w:spacing w:after="160"/>
         <w:jc w:val="both"/>
@@ -11779,7 +11571,6 @@
     <w:p>
       <w:pPr>
         <w:keepNext/>
-        <w:keepLines/>
         <w:widowControl/>
         <w:spacing w:before="320" w:after="160"/>
       </w:pPr>
@@ -11796,7 +11587,6 @@
     </w:p>
     <w:p>
       <w:pPr>
-        <w:keepLines/>
         <w:widowControl/>
         <w:spacing w:after="160"/>
         <w:jc w:val="both"/>
@@ -11846,7 +11636,6 @@
     </w:p>
     <w:p>
       <w:pPr>
-        <w:keepLines/>
         <w:widowControl/>
         <w:spacing w:after="160"/>
         <w:jc w:val="both"/>
@@ -11863,7 +11652,6 @@
     <w:p>
       <w:pPr>
         <w:keepNext/>
-        <w:keepLines/>
         <w:widowControl/>
         <w:spacing w:before="320" w:after="160"/>
       </w:pPr>
@@ -11880,7 +11668,6 @@
     </w:p>
     <w:p>
       <w:pPr>
-        <w:keepLines/>
         <w:widowControl/>
         <w:spacing w:after="160"/>
         <w:jc w:val="both"/>
@@ -11931,7 +11718,6 @@
     <w:p>
       <w:pPr>
         <w:keepNext/>
-        <w:keepLines/>
         <w:widowControl/>
         <w:spacing w:after="160"/>
         <w:jc w:val="both"/>
@@ -12185,7 +11971,6 @@
     </w:p>
     <w:p>
       <w:pPr>
-        <w:keepLines/>
         <w:widowControl/>
         <w:spacing w:after="160"/>
         <w:jc w:val="both"/>
@@ -12278,7 +12063,6 @@
     </w:p>
     <w:p>
       <w:pPr>
-        <w:keepLines/>
         <w:widowControl/>
         <w:spacing w:after="160"/>
         <w:jc w:val="both"/>
@@ -12295,7 +12079,6 @@
     <w:p>
       <w:pPr>
         <w:keepNext/>
-        <w:keepLines/>
         <w:widowControl/>
         <w:spacing w:before="320" w:after="160"/>
       </w:pPr>
@@ -12463,7 +12246,6 @@
     <w:p>
       <w:pPr>
         <w:keepNext/>
-        <w:keepLines/>
         <w:widowControl/>
         <w:spacing w:before="320" w:after="160"/>
       </w:pPr>
@@ -12480,7 +12262,6 @@
     </w:p>
     <w:p>
       <w:pPr>
-        <w:keepLines/>
         <w:widowControl/>
         <w:spacing w:after="160"/>
         <w:jc w:val="both"/>
@@ -12530,7 +12311,6 @@
     </w:p>
     <w:p>
       <w:pPr>
-        <w:keepLines/>
         <w:widowControl/>
         <w:spacing w:after="160"/>
         <w:jc w:val="both"/>
@@ -12589,7 +12369,6 @@
     </w:p>
     <w:p>
       <w:pPr>
-        <w:keepLines/>
         <w:widowControl/>
         <w:spacing w:after="160"/>
         <w:jc w:val="both"/>
@@ -12682,7 +12461,6 @@
     </w:p>
     <w:p>
       <w:pPr>
-        <w:keepLines/>
         <w:widowControl/>
         <w:spacing w:after="160"/>
         <w:jc w:val="both"/>
@@ -12775,7 +12553,6 @@
     </w:p>
     <w:p>
       <w:pPr>
-        <w:keepLines/>
         <w:widowControl/>
         <w:spacing w:after="160"/>
         <w:jc w:val="both"/>
@@ -12800,7 +12577,6 @@
     </w:p>
     <w:p>
       <w:pPr>
-        <w:keepLines/>
         <w:widowControl/>
         <w:spacing w:after="160"/>
         <w:jc w:val="both"/>
@@ -12842,7 +12618,6 @@
     </w:p>
     <w:p>
       <w:pPr>
-        <w:keepLines/>
         <w:widowControl/>
         <w:spacing w:after="160"/>
         <w:jc w:val="both"/>
@@ -12868,7 +12643,6 @@
     <w:p>
       <w:pPr>
         <w:keepNext/>
-        <w:keepLines/>
         <w:widowControl/>
         <w:spacing w:before="320" w:after="160"/>
       </w:pPr>
@@ -12885,7 +12659,6 @@
     </w:p>
     <w:p>
       <w:pPr>
-        <w:keepLines/>
         <w:widowControl/>
         <w:spacing w:after="160"/>
         <w:jc w:val="both"/>
@@ -12918,7 +12691,6 @@
     </w:p>
     <w:p>
       <w:pPr>
-        <w:keepLines/>
         <w:widowControl/>
         <w:spacing w:after="160"/>
         <w:jc w:val="both"/>
@@ -12951,7 +12723,6 @@
     </w:p>
     <w:p>
       <w:pPr>
-        <w:keepLines/>
         <w:widowControl/>
         <w:spacing w:after="160"/>
         <w:jc w:val="both"/>
@@ -12968,7 +12739,6 @@
     <w:p>
       <w:pPr>
         <w:keepNext/>
-        <w:keepLines/>
         <w:widowControl/>
         <w:spacing w:before="320" w:after="160"/>
       </w:pPr>
@@ -12985,7 +12755,6 @@
     </w:p>
     <w:p>
       <w:pPr>
-        <w:keepLines/>
         <w:widowControl/>
         <w:spacing w:after="160"/>
         <w:jc w:val="both"/>
@@ -13002,7 +12771,6 @@
     <w:p>
       <w:pPr>
         <w:keepNext/>
-        <w:keepLines/>
         <w:widowControl/>
         <w:spacing w:after="160"/>
         <w:jc w:val="both"/>
@@ -13126,7 +12894,6 @@
     <w:p>
       <w:pPr>
         <w:keepNext/>
-        <w:keepLines/>
         <w:widowControl/>
         <w:spacing w:before="320" w:after="160"/>
       </w:pPr>
@@ -13144,7 +12911,6 @@
     <w:p>
       <w:pPr>
         <w:keepNext/>
-        <w:keepLines/>
         <w:widowControl/>
         <w:spacing w:after="160"/>
         <w:jc w:val="both"/>
@@ -13305,7 +13071,6 @@
     </w:p>
     <w:p>
       <w:pPr>
-        <w:keepLines/>
         <w:widowControl/>
         <w:spacing w:after="160"/>
         <w:jc w:val="both"/>
@@ -13347,7 +13112,6 @@
     </w:p>
     <w:p>
       <w:pPr>
-        <w:keepLines/>
         <w:widowControl/>
         <w:spacing w:after="160"/>
         <w:jc w:val="both"/>
@@ -13372,8 +13136,8 @@
     </w:p>
     <w:p>
       <w:pPr>
+        <w:pageBreakBefore/>
         <w:keepNext/>
-        <w:keepLines/>
         <w:widowControl/>
         <w:spacing w:before="0" w:after="320"/>
       </w:pPr>
@@ -13391,7 +13155,6 @@
     <w:p>
       <w:pPr>
         <w:keepNext/>
-        <w:keepLines/>
         <w:widowControl/>
         <w:spacing w:before="320" w:after="160"/>
       </w:pPr>
@@ -13970,7 +13733,6 @@
     <w:p>
       <w:pPr>
         <w:keepNext/>
-        <w:keepLines/>
         <w:widowControl/>
         <w:spacing w:before="320" w:after="160"/>
       </w:pPr>
@@ -13987,7 +13749,6 @@
     </w:p>
     <w:p>
       <w:pPr>
-        <w:keepLines/>
         <w:widowControl/>
         <w:spacing w:after="160"/>
         <w:jc w:val="both"/>
@@ -14012,7 +13773,6 @@
     </w:p>
     <w:p>
       <w:pPr>
-        <w:keepLines/>
         <w:widowControl/>
         <w:spacing w:after="160"/>
         <w:jc w:val="both"/>
@@ -14054,7 +13814,6 @@
     </w:p>
     <w:p>
       <w:pPr>
-        <w:keepLines/>
         <w:widowControl/>
         <w:spacing w:after="160"/>
         <w:jc w:val="both"/>
@@ -14114,7 +13873,6 @@
     <w:p>
       <w:pPr>
         <w:keepNext/>
-        <w:keepLines/>
         <w:widowControl/>
         <w:spacing w:before="320" w:after="160"/>
       </w:pPr>
@@ -14131,7 +13889,6 @@
     </w:p>
     <w:p>
       <w:pPr>
-        <w:keepLines/>
         <w:widowControl/>
         <w:spacing w:after="160"/>
         <w:jc w:val="both"/>
@@ -14454,7 +14211,6 @@
     </w:tbl>
     <w:p>
       <w:pPr>
-        <w:keepLines/>
         <w:widowControl/>
         <w:spacing w:after="160"/>
       </w:pPr>
@@ -14887,7 +14643,6 @@
     </w:tbl>
     <w:p>
       <w:pPr>
-        <w:keepLines/>
         <w:widowControl/>
         <w:spacing w:after="160"/>
       </w:pPr>
@@ -15206,20 +14961,18 @@
     </w:tbl>
     <w:p>
       <w:pPr>
-        <w:keepLines/>
-        <w:widowControl/>
-        <w:spacing w:after="160"/>
-      </w:pPr>
-      <w:r>
-        <w:rPr>
-          <w:rFonts w:ascii="Georgia" w:hAnsi="Georgia"/>
-          <w:sz w:val="22"/>
-        </w:rPr>
-      </w:r>
-    </w:p>
-    <w:p>
-      <w:pPr>
-        <w:keepLines/>
+        <w:widowControl/>
+        <w:spacing w:after="160"/>
+      </w:pPr>
+      <w:r>
+        <w:rPr>
+          <w:rFonts w:ascii="Georgia" w:hAnsi="Georgia"/>
+          <w:sz w:val="22"/>
+        </w:rPr>
+      </w:r>
+    </w:p>
+    <w:p>
+      <w:pPr>
         <w:widowControl/>
         <w:spacing w:after="160"/>
         <w:jc w:val="both"/>
@@ -15273,7 +15026,6 @@
     </w:p>
     <w:p>
       <w:pPr>
-        <w:keepLines/>
         <w:widowControl/>
         <w:spacing w:after="160"/>
         <w:jc w:val="both"/>
@@ -15290,7 +15042,6 @@
     </w:p>
     <w:p>
       <w:pPr>
-        <w:keepLines/>
         <w:widowControl/>
         <w:spacing w:after="160"/>
         <w:jc w:val="both"/>
@@ -15306,7 +15057,6 @@
     </w:p>
     <w:p>
       <w:pPr>
-        <w:keepLines/>
         <w:widowControl/>
         <w:spacing w:after="160"/>
         <w:jc w:val="both"/>
@@ -15323,7 +15073,6 @@
     </w:p>
     <w:p>
       <w:pPr>
-        <w:keepLines/>
         <w:widowControl/>
         <w:spacing w:after="160"/>
         <w:jc w:val="both"/>
@@ -15339,7 +15088,6 @@
     </w:p>
     <w:p>
       <w:pPr>
-        <w:keepLines/>
         <w:widowControl/>
         <w:spacing w:after="160"/>
         <w:jc w:val="both"/>
@@ -15356,7 +15104,6 @@
     </w:p>
     <w:p>
       <w:pPr>
-        <w:keepLines/>
         <w:widowControl/>
         <w:spacing w:after="160"/>
         <w:jc w:val="both"/>
@@ -15373,7 +15120,6 @@
     <w:p>
       <w:pPr>
         <w:keepNext/>
-        <w:keepLines/>
         <w:widowControl/>
         <w:spacing w:before="320" w:after="160"/>
       </w:pPr>
@@ -15391,7 +15137,6 @@
     <w:p>
       <w:pPr>
         <w:keepNext/>
-        <w:keepLines/>
         <w:widowControl/>
         <w:spacing w:after="160"/>
         <w:jc w:val="both"/>
@@ -15540,7 +15285,6 @@
     <w:p>
       <w:pPr>
         <w:keepNext/>
-        <w:keepLines/>
         <w:widowControl/>
         <w:spacing w:after="160"/>
         <w:jc w:val="both"/>
@@ -15625,7 +15369,6 @@
     <w:p>
       <w:pPr>
         <w:keepNext/>
-        <w:keepLines/>
         <w:widowControl/>
         <w:spacing w:after="160"/>
         <w:jc w:val="both"/>
@@ -15676,7 +15419,6 @@
     <w:p>
       <w:pPr>
         <w:keepNext/>
-        <w:keepLines/>
         <w:widowControl/>
         <w:spacing w:after="160"/>
         <w:jc w:val="both"/>
@@ -15793,7 +15535,6 @@
     <w:p>
       <w:pPr>
         <w:keepNext/>
-        <w:keepLines/>
         <w:widowControl/>
         <w:spacing w:after="160"/>
         <w:jc w:val="both"/>
@@ -15827,7 +15568,6 @@
     <w:p>
       <w:pPr>
         <w:keepNext/>
-        <w:keepLines/>
         <w:widowControl/>
         <w:spacing w:before="320" w:after="160"/>
       </w:pPr>
@@ -15844,7 +15584,6 @@
     </w:p>
     <w:p>
       <w:pPr>
-        <w:keepLines/>
         <w:widowControl/>
         <w:spacing w:after="160"/>
         <w:jc w:val="both"/>
@@ -15869,7 +15608,6 @@
     </w:p>
     <w:p>
       <w:pPr>
-        <w:keepLines/>
         <w:widowControl/>
         <w:spacing w:after="160"/>
         <w:jc w:val="both"/>
@@ -15894,7 +15632,6 @@
     </w:p>
     <w:p>
       <w:pPr>
-        <w:keepLines/>
         <w:widowControl/>
         <w:spacing w:after="160"/>
         <w:jc w:val="both"/>
@@ -15919,7 +15656,6 @@
     </w:p>
     <w:p>
       <w:pPr>
-        <w:keepLines/>
         <w:widowControl/>
         <w:spacing w:after="160"/>
         <w:jc w:val="both"/>
@@ -15944,7 +15680,6 @@
     </w:p>
     <w:p>
       <w:pPr>
-        <w:keepLines/>
         <w:widowControl/>
         <w:spacing w:after="160"/>
         <w:jc w:val="both"/>
@@ -15969,7 +15704,6 @@
     </w:p>
     <w:p>
       <w:pPr>
-        <w:keepLines/>
         <w:widowControl/>
         <w:spacing w:after="160"/>
         <w:jc w:val="both"/>
@@ -15994,7 +15728,6 @@
     </w:p>
     <w:p>
       <w:pPr>
-        <w:keepLines/>
         <w:widowControl/>
         <w:spacing w:after="160"/>
         <w:jc w:val="both"/>
@@ -16019,7 +15752,6 @@
     </w:p>
     <w:p>
       <w:pPr>
-        <w:keepLines/>
         <w:widowControl/>
         <w:spacing w:after="160"/>
         <w:jc w:val="both"/>
@@ -16044,7 +15776,6 @@
     </w:p>
     <w:p>
       <w:pPr>
-        <w:keepLines/>
         <w:widowControl/>
         <w:spacing w:after="160"/>
         <w:jc w:val="both"/>
@@ -16069,7 +15800,6 @@
     </w:p>
     <w:p>
       <w:pPr>
-        <w:keepLines/>
         <w:widowControl/>
         <w:spacing w:after="160"/>
         <w:jc w:val="both"/>
@@ -16094,7 +15824,6 @@
     </w:p>
     <w:p>
       <w:pPr>
-        <w:keepLines/>
         <w:widowControl/>
         <w:spacing w:after="160"/>
         <w:jc w:val="both"/>
@@ -16119,7 +15848,6 @@
     </w:p>
     <w:p>
       <w:pPr>
-        <w:keepLines/>
         <w:widowControl/>
         <w:spacing w:after="160"/>
         <w:jc w:val="both"/>
@@ -16144,7 +15872,6 @@
     </w:p>
     <w:p>
       <w:pPr>
-        <w:keepLines/>
         <w:widowControl/>
         <w:spacing w:after="160"/>
         <w:jc w:val="both"/>
@@ -16169,7 +15896,6 @@
     </w:p>
     <w:p>
       <w:pPr>
-        <w:keepLines/>
         <w:widowControl/>
         <w:spacing w:after="160"/>
         <w:jc w:val="both"/>
@@ -16194,7 +15920,6 @@
     </w:p>
     <w:p>
       <w:pPr>
-        <w:keepLines/>
         <w:widowControl/>
         <w:spacing w:after="160"/>
         <w:jc w:val="both"/>
@@ -16219,7 +15944,6 @@
     </w:p>
     <w:p>
       <w:pPr>
-        <w:keepLines/>
         <w:widowControl/>
         <w:spacing w:after="160"/>
         <w:jc w:val="both"/>
@@ -16244,7 +15968,6 @@
     </w:p>
     <w:p>
       <w:pPr>
-        <w:keepLines/>
         <w:widowControl/>
         <w:spacing w:after="160"/>
         <w:jc w:val="both"/>
@@ -16269,7 +15992,6 @@
     </w:p>
     <w:p>
       <w:pPr>
-        <w:keepLines/>
         <w:widowControl/>
         <w:spacing w:after="160"/>
         <w:jc w:val="both"/>
@@ -16294,7 +16016,6 @@
     </w:p>
     <w:p>
       <w:pPr>
-        <w:keepLines/>
         <w:widowControl/>
         <w:spacing w:after="160"/>
         <w:jc w:val="both"/>
@@ -16319,7 +16040,6 @@
     </w:p>
     <w:p>
       <w:pPr>
-        <w:keepLines/>
         <w:widowControl/>
         <w:spacing w:after="160"/>
         <w:jc w:val="both"/>
@@ -16344,7 +16064,6 @@
     </w:p>
     <w:p>
       <w:pPr>
-        <w:keepLines/>
         <w:widowControl/>
         <w:spacing w:after="160"/>
         <w:jc w:val="both"/>
@@ -16369,7 +16088,6 @@
     </w:p>
     <w:p>
       <w:pPr>
-        <w:keepLines/>
         <w:widowControl/>
         <w:spacing w:after="160"/>
         <w:jc w:val="both"/>
@@ -16394,7 +16112,6 @@
     </w:p>
     <w:p>
       <w:pPr>
-        <w:keepLines/>
         <w:widowControl/>
         <w:spacing w:after="160"/>
         <w:jc w:val="both"/>
@@ -16419,7 +16136,6 @@
     </w:p>
     <w:p>
       <w:pPr>
-        <w:keepLines/>
         <w:widowControl/>
         <w:spacing w:after="160"/>
         <w:jc w:val="both"/>
@@ -16444,7 +16160,6 @@
     </w:p>
     <w:p>
       <w:pPr>
-        <w:keepLines/>
         <w:widowControl/>
         <w:spacing w:after="160"/>
         <w:jc w:val="both"/>
@@ -16469,7 +16184,6 @@
     </w:p>
     <w:p>
       <w:pPr>
-        <w:keepLines/>
         <w:widowControl/>
         <w:spacing w:after="160"/>
         <w:jc w:val="both"/>
@@ -16495,7 +16209,6 @@
     <w:p>
       <w:pPr>
         <w:keepNext/>
-        <w:keepLines/>
         <w:widowControl/>
         <w:spacing w:before="320" w:after="160"/>
       </w:pPr>
@@ -16512,7 +16225,6 @@
     </w:p>
     <w:p>
       <w:pPr>
-        <w:keepLines/>
         <w:widowControl/>
         <w:spacing w:after="160"/>
         <w:jc w:val="both"/>
@@ -16537,7 +16249,6 @@
     </w:p>
     <w:p>
       <w:pPr>
-        <w:keepLines/>
         <w:widowControl/>
         <w:spacing w:after="160"/>
         <w:jc w:val="both"/>
@@ -16562,7 +16273,6 @@
     </w:p>
     <w:p>
       <w:pPr>
-        <w:keepLines/>
         <w:widowControl/>
         <w:spacing w:after="160"/>
         <w:jc w:val="both"/>
@@ -16587,7 +16297,6 @@
     </w:p>
     <w:p>
       <w:pPr>
-        <w:keepLines/>
         <w:widowControl/>
         <w:spacing w:after="160"/>
         <w:jc w:val="both"/>
@@ -16612,7 +16321,6 @@
     </w:p>
     <w:p>
       <w:pPr>
-        <w:keepLines/>
         <w:widowControl/>
         <w:spacing w:after="160"/>
         <w:jc w:val="both"/>
@@ -16637,7 +16345,6 @@
     </w:p>
     <w:p>
       <w:pPr>
-        <w:keepLines/>
         <w:widowControl/>
         <w:spacing w:after="160"/>
         <w:jc w:val="both"/>
@@ -16662,7 +16369,6 @@
     </w:p>
     <w:p>
       <w:pPr>
-        <w:keepLines/>
         <w:widowControl/>
         <w:spacing w:after="160"/>
         <w:jc w:val="both"/>
@@ -16687,7 +16393,6 @@
     </w:p>
     <w:p>
       <w:pPr>
-        <w:keepLines/>
         <w:widowControl/>
         <w:spacing w:after="160"/>
         <w:jc w:val="both"/>
@@ -16712,7 +16417,6 @@
     </w:p>
     <w:p>
       <w:pPr>
-        <w:keepLines/>
         <w:widowControl/>
         <w:spacing w:after="160"/>
         <w:jc w:val="both"/>
@@ -16754,7 +16458,6 @@
     </w:p>
     <w:p>
       <w:pPr>
-        <w:keepLines/>
         <w:widowControl/>
         <w:spacing w:after="160"/>
         <w:jc w:val="both"/>
@@ -16779,7 +16482,6 @@
     </w:p>
     <w:p>
       <w:pPr>
-        <w:keepLines/>
         <w:widowControl/>
         <w:spacing w:after="160"/>
         <w:jc w:val="both"/>
@@ -16821,7 +16523,6 @@
     </w:p>
     <w:p>
       <w:pPr>
-        <w:keepLines/>
         <w:widowControl/>
         <w:spacing w:after="160"/>
         <w:jc w:val="both"/>
@@ -16846,7 +16547,6 @@
     </w:p>
     <w:p>
       <w:pPr>
-        <w:keepLines/>
         <w:widowControl/>
         <w:spacing w:after="160"/>
         <w:jc w:val="both"/>
@@ -16872,7 +16572,6 @@
     <w:p>
       <w:pPr>
         <w:keepNext/>
-        <w:keepLines/>
         <w:widowControl/>
         <w:spacing w:before="200" w:after="80"/>
       </w:pPr>
@@ -16888,7 +16587,6 @@
     </w:p>
     <w:p>
       <w:pPr>
-        <w:keepLines/>
         <w:widowControl/>
         <w:spacing w:after="160"/>
         <w:jc w:val="both"/>
@@ -16938,7 +16636,6 @@
     </w:p>
     <w:p>
       <w:pPr>
-        <w:keepLines/>
         <w:widowControl/>
         <w:spacing w:after="160"/>
         <w:jc w:val="both"/>
@@ -17063,8 +16760,7 @@
     <w:pPrDefault>
       <w:pPr>
         <w:widowControl/>
-        <w:keepLines/>
-        <w:spacing w:after="160"/>
+        <w:spacing w:after="200" w:line="276" w:lineRule="auto"/>
         <w:jc w:val="both"/>
       </w:pPr>
     </w:pPrDefault>

--- a/docs/word/Series LLC Owners Manual - REVISED DRAFT.docx
+++ b/docs/word/Series LLC Owners Manual - REVISED DRAFT.docx
@@ -2204,6 +2204,7 @@
     </w:p>
     <w:p>
       <w:pPr>
+        <w:keepNext/>
         <w:keepLines/>
         <w:widowControl/>
         <w:spacing w:after="80"/>
@@ -3600,6 +3601,7 @@
     </w:p>
     <w:p>
       <w:pPr>
+        <w:keepNext/>
         <w:keepLines/>
         <w:widowControl/>
         <w:spacing w:after="80"/>
@@ -6357,6 +6359,7 @@
     </w:p>
     <w:p>
       <w:pPr>
+        <w:keepNext/>
         <w:widowControl/>
         <w:spacing w:after="160"/>
         <w:jc w:val="both"/>
@@ -7178,6 +7181,7 @@
     </w:p>
     <w:p>
       <w:pPr>
+        <w:keepNext/>
         <w:widowControl/>
         <w:spacing w:after="160"/>
         <w:jc w:val="both"/>
@@ -7452,6 +7456,7 @@
     </w:p>
     <w:p>
       <w:pPr>
+        <w:keepNext/>
         <w:keepLines/>
         <w:widowControl/>
         <w:spacing w:after="80"/>
@@ -13889,6 +13894,7 @@
     </w:p>
     <w:p>
       <w:pPr>
+        <w:keepNext/>
         <w:widowControl/>
         <w:spacing w:after="160"/>
         <w:jc w:val="both"/>
@@ -14973,6 +14979,7 @@
     </w:p>
     <w:p>
       <w:pPr>
+        <w:keepNext/>
         <w:widowControl/>
         <w:spacing w:after="160"/>
         <w:jc w:val="both"/>
@@ -15026,6 +15033,7 @@
     </w:p>
     <w:p>
       <w:pPr>
+        <w:keepNext/>
         <w:widowControl/>
         <w:spacing w:after="160"/>
         <w:jc w:val="both"/>
@@ -15057,6 +15065,7 @@
     </w:p>
     <w:p>
       <w:pPr>
+        <w:keepNext/>
         <w:widowControl/>
         <w:spacing w:after="160"/>
         <w:jc w:val="both"/>
@@ -15088,6 +15097,7 @@
     </w:p>
     <w:p>
       <w:pPr>
+        <w:keepNext/>
         <w:widowControl/>
         <w:spacing w:after="160"/>
         <w:jc w:val="both"/>
@@ -15301,6 +15311,7 @@
     </w:p>
     <w:p>
       <w:pPr>
+        <w:keepNext/>
         <w:keepLines/>
         <w:widowControl/>
         <w:spacing w:after="80"/>

--- a/docs/word/Series LLC Owners Manual - REVISED DRAFT.docx
+++ b/docs/word/Series LLC Owners Manual - REVISED DRAFT.docx
@@ -2307,7 +2307,7 @@
           <w:sz w:val="22"/>
           <w:szCs w:val="22"/>
         </w:rPr>
-        <w:t xml:space="preserve"> multiple rental properties; a portfolio you are growing (add a $25 series per property instead of a $125+ LLC per property); separating a risky operating business from valuable equipment; separating brands or projects; family structures where different people will own different assets under one roof.</w:t>
+        <w:t xml:space="preserve"> multiple rental properties; a portfolio you are growing (add a $25 series per property instead of a $125+ LLC per property); separating a risky operating business from valuable equipment; or separating brands or projects.</w:t>
       </w:r>
     </w:p>
     <w:p>

--- a/docs/word/Series LLC Owners Manual - REVISED DRAFT.docx
+++ b/docs/word/Series LLC Owners Manual - REVISED DRAFT.docx
@@ -309,7 +309,7 @@
           <w:sz w:val="20"/>
           <w:szCs w:val="20"/>
         </w:rPr>
-        <w:t xml:space="preserve">5. THE VOCABULARY — TWELVE TERMS THAT DO REAL WORK</w:t>
+        <w:t xml:space="preserve">5. THE VOCABULARY — THIRTEEN TERMS THAT DO REAL WORK</w:t>
       </w:r>
     </w:p>
     <w:p>
@@ -2527,22 +2527,22 @@
           <w:sz w:val="28"/>
           <w:szCs w:val="28"/>
         </w:rPr>
-        <w:t xml:space="preserve">5. THE VOCABULARY — TWELVE TERMS THAT DO REAL WORK</w:t>
-      </w:r>
-    </w:p>
-    <w:p>
-      <w:pPr>
-        <w:widowControl/>
-        <w:spacing w:after="160"/>
-        <w:jc w:val="both"/>
-      </w:pPr>
-      <w:r>
-        <w:rPr>
-          <w:rFonts w:ascii="Georgia" w:hAnsi="Georgia"/>
-          <w:sz w:val="22"/>
-          <w:szCs w:val="22"/>
-        </w:rPr>
-        <w:t xml:space="preserve">Full glossary in Section 31; these twelve carry the load.</w:t>
+        <w:t xml:space="preserve">5. THE VOCABULARY — THIRTEEN TERMS THAT DO REAL WORK</w:t>
+      </w:r>
+    </w:p>
+    <w:p>
+      <w:pPr>
+        <w:widowControl/>
+        <w:spacing w:after="160"/>
+        <w:jc w:val="both"/>
+      </w:pPr>
+      <w:r>
+        <w:rPr>
+          <w:rFonts w:ascii="Georgia" w:hAnsi="Georgia"/>
+          <w:sz w:val="22"/>
+          <w:szCs w:val="22"/>
+        </w:rPr>
+        <w:t xml:space="preserve">Full glossary in Section 31; these thirteen carry the load.</w:t>
       </w:r>
     </w:p>
     <w:tbl>
@@ -2849,7 +2849,7 @@
                 <w:sz w:val="20"/>
                 <w:szCs w:val="20"/>
               </w:rPr>
-              <w:t xml:space="preserve">An owner of the company. You must be a member of the company before you can be associated with any series</w:t>
+              <w:t xml:space="preserve">An owner of the company. In our structure the members own the company, and the company owns every series</w:t>
             </w:r>
           </w:p>
         </w:tc>
@@ -2924,7 +2924,7 @@
                 <w:sz w:val="20"/>
                 <w:szCs w:val="20"/>
               </w:rPr>
-              <w:t xml:space="preserve"> every series is wholly owned by the company, which is why the whole structure files one return (Section 18). Where a series has no associated member, s. 605.2304(2) makes the company its protected-series manager</w:t>
+              <w:t xml:space="preserve"> every series is wholly owned by the company, which is why the whole structure files one return (Section 18). Because no series has an associated member, s. 605.2304(2) would make the company its protected-series manager; your agreement may name the member instead (Section 18)</w:t>
             </w:r>
           </w:p>
         </w:tc>
@@ -2982,7 +2982,7 @@
                 <w:sz w:val="20"/>
                 <w:szCs w:val="20"/>
               </w:rPr>
-              <w:t xml:space="preserve">Who runs the company / who runs a particular series. Under your agreement, each series is run by the company's Manager unless its Series Exhibit names someone else</w:t>
+              <w:t xml:space="preserve">Who runs the company / who runs a particular series. Under your agreement, each series is run by whoever runs the company — the Manager in a manager-managed company, the members in a member-managed one — as its Series Exhibit records</w:t>
             </w:r>
           </w:p>
         </w:tc>
@@ -3330,7 +3330,65 @@
                 <w:sz w:val="20"/>
                 <w:szCs w:val="20"/>
               </w:rPr>
-              <w:t xml:space="preserve">Money or property paid by a silo to its owners — always from that silo's own assets, always recorded</w:t>
+              <w:t xml:space="preserve">Money or property paid out by a silo — a series pays the company; the company pays the members — always from that silo's own assets, always recorded</w:t>
+            </w:r>
+          </w:p>
+        </w:tc>
+      </w:tr>
+      <w:tr>
+        <w:trPr>
+          <w:cantSplit/>
+        </w:trPr>
+        <w:tc>
+          <w:tcPr>
+            <w:tcW w:w="4680" w:type="dxa"/>
+            <w:tcMar>
+              <w:top w:w="60" w:type="dxa"/>
+              <w:left w:w="108" w:type="dxa"/>
+              <w:bottom w:w="60" w:type="dxa"/>
+              <w:right w:w="108" w:type="dxa"/>
+            </w:tcMar>
+          </w:tcPr>
+          <w:p>
+            <w:pPr>
+              <w:keepLines/>
+              <w:widowControl/>
+              <w:spacing w:before="40" w:after="40"/>
+            </w:pPr>
+            <w:r>
+              <w:rPr>
+                <w:rFonts w:ascii="Georgia" w:hAnsi="Georgia"/>
+                <w:b/>
+                <w:sz w:val="20"/>
+                <w:szCs w:val="20"/>
+              </w:rPr>
+              <w:t xml:space="preserve">Contribution</w:t>
+            </w:r>
+          </w:p>
+        </w:tc>
+        <w:tc>
+          <w:tcPr>
+            <w:tcW w:w="4680" w:type="dxa"/>
+            <w:tcMar>
+              <w:top w:w="60" w:type="dxa"/>
+              <w:left w:w="108" w:type="dxa"/>
+              <w:bottom w:w="60" w:type="dxa"/>
+              <w:right w:w="108" w:type="dxa"/>
+            </w:tcMar>
+          </w:tcPr>
+          <w:p>
+            <w:pPr>
+              <w:keepLines/>
+              <w:widowControl/>
+              <w:spacing w:before="40" w:after="40"/>
+            </w:pPr>
+            <w:r>
+              <w:rPr>
+                <w:rFonts w:ascii="Georgia" w:hAnsi="Georgia"/>
+                <w:sz w:val="20"/>
+                <w:szCs w:val="20"/>
+              </w:rPr>
+              <w:t xml:space="preserve">Money or property put into a silo. You fund the company; the company funds each series (s. 6.1 of your agreement). Recorded against the silo that receives it</w:t>
             </w:r>
           </w:p>
         </w:tc>
@@ -4493,7 +4551,24 @@
                 <w:sz w:val="20"/>
                 <w:szCs w:val="20"/>
               </w:rPr>
-              <w:t xml:space="preserve"> to handle filings, records, and returns (a paperwork role, not a decision-making one). Every multi-owner form lists the big decisions that need an owner vote — including </w:t>
+              <w:t xml:space="preserve"> to handle filings, records, and returns (a paperwork role, not a decision-making one). In the </w:t>
+            </w:r>
+            <w:r>
+              <w:rPr>
+                <w:rFonts w:ascii="Georgia" w:hAnsi="Georgia"/>
+                <w:b/>
+                <w:sz w:val="20"/>
+                <w:szCs w:val="20"/>
+              </w:rPr>
+              <w:t xml:space="preserve">single-owner member-managed</w:t>
+            </w:r>
+            <w:r>
+              <w:rPr>
+                <w:rFonts w:ascii="Georgia" w:hAnsi="Georgia"/>
+                <w:sz w:val="20"/>
+                <w:szCs w:val="20"/>
+              </w:rPr>
+              <w:t xml:space="preserve"> forms you are named the protected-series manager of each series directly, as s. 605.2107(1)(n) permits. Every multi-owner form lists the big decisions that need an owner vote — including </w:t>
             </w:r>
             <w:r>
               <w:rPr>

--- a/docs/word/Series LLC Owners Manual - REVISED DRAFT.docx
+++ b/docs/word/Series LLC Owners Manual - REVISED DRAFT.docx
@@ -2982,7 +2982,7 @@
                 <w:sz w:val="20"/>
                 <w:szCs w:val="20"/>
               </w:rPr>
-              <w:t xml:space="preserve">Who runs the company / who runs a particular series. Under your agreement, each series is run by whoever runs the company — the Manager in a manager-managed company, the members in a member-managed one — as its Series Exhibit records</w:t>
+              <w:t xml:space="preserve">Who runs the company / who runs a particular series. In the manager-managed forms each series is run by the company's Manager unless its Series Exhibit names someone else for that series. In the member-managed forms there is no manager: the owners run the company, and in a single-owner company you are named each series' protected-series manager</w:t>
             </w:r>
           </w:p>
         </w:tc>
@@ -16001,7 +16001,7 @@
           <w:sz w:val="22"/>
           <w:szCs w:val="22"/>
         </w:rPr>
-        <w:t xml:space="preserve"> — the person managing the company / a specific series.</w:t>
+        <w:t xml:space="preserve"> — who manages the company, and who manages a particular series. Manager-managed forms: the company's Manager, unless a Series Exhibit names someone else for that series. Member-managed forms: the owners, and in a single-owner company, you.</w:t>
       </w:r>
     </w:p>
     <w:p>

--- a/docs/word/Series LLC Owners Manual - REVISED DRAFT.docx
+++ b/docs/word/Series LLC Owners Manual - REVISED DRAFT.docx
@@ -1376,7 +1376,7 @@
           <w:sz w:val="22"/>
           <w:szCs w:val="22"/>
         </w:rPr>
-        <w:t xml:space="preserve">have its own associated members and its own manager (our forms use neither — every series is owned and managed by the company; Section 18 explains why);</w:t>
+        <w:t xml:space="preserve">have its own associated members and its own manager (our forms use neither — every series is owned by the company and managed by the people your agreement names in Article 5, never by the company itself; Section 18 explains why);</w:t>
       </w:r>
     </w:p>
     <w:p>
@@ -2733,7 +2733,7 @@
                 <w:sz w:val="20"/>
                 <w:szCs w:val="20"/>
               </w:rPr>
-              <w:t xml:space="preserve">A compartment of the company: a legal "person" with its own assets, debts, members, and manager, but not a separate entity — it cannot exist without the mothership</w:t>
+              <w:t xml:space="preserve">A compartment of the company: a legal "person" with its own assets and debts, but not a separate entity — it cannot exist without the mothership</w:t>
             </w:r>
           </w:p>
         </w:tc>
@@ -2924,7 +2924,7 @@
                 <w:sz w:val="20"/>
                 <w:szCs w:val="20"/>
               </w:rPr>
-              <w:t xml:space="preserve"> every series is wholly owned by the company, which is why the whole structure files one return (Section 18). Because no series has an associated member, s. 605.2304(2) would make the company its protected-series manager; your agreement may name the member instead (Section 18)</w:t>
+              <w:t xml:space="preserve"> every series is wholly owned by the company, which is why the whole structure files one return (Section 18). Because no series has an associated member, s. 605.2304(2) would make the company its protected-series manager; every form of our agreement varies that default and names the Manager or the owners instead (Section 18)</w:t>
             </w:r>
           </w:p>
         </w:tc>
@@ -2982,7 +2982,7 @@
                 <w:sz w:val="20"/>
                 <w:szCs w:val="20"/>
               </w:rPr>
-              <w:t xml:space="preserve">Who runs the company / who runs a particular series. In the manager-managed forms each series is run by the company's Manager unless its Series Exhibit names someone else for that series. In the member-managed forms there is no manager: the owners run the company, and in a single-owner company you are named each series' protected-series manager</w:t>
+              <w:t xml:space="preserve">Who runs the company / who runs a particular series. In the manager-managed forms each series is run by the company's Manager unless its Series Exhibit names someone else for that series. In the member-managed forms there is no manager: the owners run the company and are themselves named each series' protected-series managers</w:t>
             </w:r>
           </w:p>
         </w:tc>
@@ -5122,7 +5122,7 @@
           <w:sz w:val="22"/>
           <w:szCs w:val="22"/>
         </w:rPr>
-        <w:t xml:space="preserve"> company this choice matters more: Florida imposes a noncompetition duty on members by default, so Alternative B is drafted as an express waiver of it.</w:t>
+        <w:t xml:space="preserve"> company this choice matters more: Florida imposes a noncompetition duty on members by default, and Alternative B operates as an express waiver of it.</w:t>
       </w:r>
     </w:p>
     <w:p>
@@ -5281,7 +5281,7 @@
           <w:sz w:val="22"/>
           <w:szCs w:val="22"/>
         </w:rPr>
-        <w:t xml:space="preserve"> Your agreement does not require it — nothing in it does — but the single-member form is built for one owner: it has no voting rules, no capital-call machinery, no transfer restrictions among owners, and no bankruptcy provisions, and its tax treatment changes the moment a second member is admitted. Move to the multi-member form at the same time, not later.</w:t>
+        <w:t xml:space="preserve"> Your agreement does not require it — nothing in it does — but the single-member form is built for one owner: it has no voting rules, no capital-call machinery, no transfer restrictions among owners, and no bankruptcy provisions, and its tax treatment changes the moment a second member is admitted. Move to the multi-member form at the same time, not later. (The portal does this for you: add the new owner in the operating agreement questionnaire, and the regenerated agreement is built on the multi-owner form automatically.)</w:t>
       </w:r>
     </w:p>
     <w:p>
@@ -5486,7 +5486,7 @@
           <w:sz w:val="22"/>
           <w:szCs w:val="22"/>
         </w:rPr>
-        <w:t xml:space="preserve">The company keeps a small operating account for shared expenses (state fees, registered agent, software, accounting) — funded by documented, pro-rata charges to the series under the agreement's shared-expense allocation (§5.6/§5.7), each allocation recorded.</w:t>
+        <w:t xml:space="preserve">The company keeps a small operating account for shared expenses (state fees, registered agent, software, accounting) — funded by documented, pro-rata charges to the series under Article 5's shared-expense allocation, each allocation recorded.</w:t>
       </w:r>
     </w:p>
     <w:p>
@@ -5636,7 +5636,7 @@
           <w:sz w:val="22"/>
           <w:szCs w:val="22"/>
         </w:rPr>
-        <w:t xml:space="preserve"> the series keeps records naming it and describing the asset well enough for a stranger to identify it, see when and from whom it came, and — if it came from another silo — see what was paid, by whom, to whom. Title is not the legal test. Chapter 14 is where that battle is actually won.</w:t>
+        <w:t xml:space="preserve"> the series keeps records naming it and describing the asset well enough for a stranger to identify it, see when and from whom it came, and — if it came from another silo — see what was paid, by whom, to whom. Title is not the legal test. Section 14 is where that battle is actually won.</w:t>
       </w:r>
     </w:p>
     <w:p>
@@ -5752,7 +5752,7 @@
           <w:sz w:val="22"/>
           <w:szCs w:val="22"/>
         </w:rPr>
-        <w:t xml:space="preserve">Two things the statute flatly forbids, and they are the ones to memorise.</w:t>
+        <w:t xml:space="preserve">Two things the statute flatly forbids, and they are the ones to memorize.</w:t>
       </w:r>
       <w:r>
         <w:rPr>
@@ -7961,7 +7961,7 @@
           <w:sz w:val="22"/>
           <w:szCs w:val="22"/>
         </w:rPr>
-        <w:t xml:space="preserve"> Apart from the association records above, s. 605.0410(1) requires the company to keep at its principal office a current list of members and managers with addresses, the operating agreement and every amendment, the articles and other filed documents, a record of the agreed value of each member's contributions, and — the two people forget — </w:t>
+        <w:t xml:space="preserve"> Apart from the association records above, s. 605.0410(1) requires the company to keep, at its principal office or another location, a current list of members and managers with addresses, the operating agreement and every amendment, the articles and other filed documents, a record of the agreed value of each member's contributions, and — the two people forget — </w:t>
       </w:r>
       <w:r>
         <w:rPr>
@@ -8053,7 +8053,7 @@
           <w:sz w:val="22"/>
           <w:szCs w:val="22"/>
         </w:rPr>
-        <w:t xml:space="preserve"> — Article 8's correction provision makes correcting records a duty, and corrections made before a claim arises are worth incomparably more than corrections after (remember §605.2404 tests association at the incurrence date).</w:t>
+        <w:t xml:space="preserve"> — Article 8's correction provision makes correcting records a duty, and corrections made before a claim arises are worth incomparably more than corrections after (remember §605.2404 lets a creditor test association as of the date a liability was incurred, so a fix made after a claim exists comes too late for that claim).</w:t>
       </w:r>
     </w:p>
     <w:p>
@@ -9383,7 +9383,7 @@
           <w:sz w:val="22"/>
           <w:szCs w:val="22"/>
         </w:rPr>
-        <w:t xml:space="preserve">Chapter 16 is settled law. This chapter is not, and you should know that going in.</w:t>
+        <w:t xml:space="preserve">Section 16 is settled law. This section is not, and you should know that going in.</w:t>
       </w:r>
     </w:p>
     <w:p>
@@ -10234,7 +10234,7 @@
           <w:sz w:val="22"/>
           <w:szCs w:val="22"/>
         </w:rPr>
-        <w:t xml:space="preserve">Both problems in Chapter 17 have the same single cause: </w:t>
+        <w:t xml:space="preserve">Both problems in Section 17 have the same single cause: </w:t>
       </w:r>
       <w:r>
         <w:rPr>
@@ -10275,24 +10275,7 @@
           <w:sz w:val="22"/>
           <w:szCs w:val="22"/>
         </w:rPr>
-        <w:t xml:space="preserve"> No series has associated members. Its Series Exhibit says so, and Florida law supplies the rest: under s. 605.2304(2), where a protected series has no associated member, </w:t>
-      </w:r>
-      <w:r>
-        <w:rPr>
-          <w:rFonts w:ascii="Georgia" w:hAnsi="Georgia"/>
-          <w:b/>
-          <w:sz w:val="22"/>
-          <w:szCs w:val="22"/>
-        </w:rPr>
-        <w:t xml:space="preserve">the company is its protected-series manager.</w:t>
-      </w:r>
-      <w:r>
-        <w:rPr>
-          <w:rFonts w:ascii="Georgia" w:hAnsi="Georgia"/>
-          <w:sz w:val="22"/>
-          <w:szCs w:val="22"/>
-        </w:rPr>
-        <w:t xml:space="preserve"> You own the company; the company owns the series.</w:t>
+        <w:t xml:space="preserve"> No series has associated members. Its Series Exhibit says so. You own the company; the company owns the series. (Management is a different question with a deliberate answer: Florida's default, s. 605.2304(2), would make the company each series' protected-series manager — and every form of our agreement varies that default, so the role, and the liability that follows management authority, sits with the people named in Article 5, never with the entity that owns every series' interests.)</w:t>
       </w:r>
     </w:p>
     <w:p>
@@ -10882,7 +10865,7 @@
           <w:sz w:val="22"/>
           <w:szCs w:val="22"/>
         </w:rPr>
-        <w:t xml:space="preserve">, and every consequence set out in Chapter 17 if those returns are missed. It also raises state-law questions our forms do not address, because our forms are built on the opposite premise. The cost of the right document is small next to the cost of the returns nobody filed.</w:t>
+        <w:t xml:space="preserve">, and every consequence set out in Section 17 if those returns are missed. It also raises state-law questions our forms do not address, because our forms are built on the opposite premise. The cost of the right document is small next to the cost of the returns nobody filed.</w:t>
       </w:r>
     </w:p>
     <w:p>
@@ -11189,7 +11172,7 @@
           <w:sz w:val="22"/>
           <w:szCs w:val="22"/>
         </w:rPr>
-        <w:t xml:space="preserve"> one if it has employees or excise tax duties (Chapter 16). An EIN per series is free, routine, and makes the banking cleaner. Your CPA or our EIN service can obtain them.</w:t>
+        <w:t xml:space="preserve"> one if it has employees or excise tax duties (Section 16). An EIN per series is free, routine, and makes the banking cleaner. Your CPA or our EIN service can obtain them.</w:t>
       </w:r>
     </w:p>
     <w:p>
@@ -12245,7 +12228,7 @@
           <w:sz w:val="22"/>
           <w:szCs w:val="22"/>
         </w:rPr>
-        <w:t xml:space="preserve">. Moving value from PS 2 to PS 1 without process isn't clever consolidation; it is a breach claim owned by PS 2's members.</w:t>
+        <w:t xml:space="preserve">. Moving value from PS 2 to PS 1 without process isn't clever consolidation; it is a breach claim belonging to PS 2 and to the company that owns it.</w:t>
       </w:r>
     </w:p>
     <w:p>
@@ -12274,7 +12257,7 @@
           <w:sz w:val="22"/>
           <w:szCs w:val="22"/>
         </w:rPr>
-        <w:t xml:space="preserve"> (agreement §§5.5–5.6): a manager's indemnification for series business is payable from </w:t>
+        <w:t xml:space="preserve"> (Article 5's exculpation and indemnification sections): a manager's indemnification for series business is payable from </w:t>
       </w:r>
       <w:r>
         <w:rPr>
@@ -12444,7 +12427,7 @@
           <w:sz w:val="22"/>
           <w:szCs w:val="22"/>
         </w:rPr>
-        <w:t xml:space="preserve"> on the interest. Your multi-member agreement recites this exclusivity (§10.6), makes every interest subject to the agreement in any hands, and its distribution decisions remain with the Manager. A creditor holding a charging order against a member of a well-run multi-member series LLC is holding a right to money that no one is obligated to distribute.</w:t>
+        <w:t xml:space="preserve"> on the interest. Your multi-member agreement recites this exclusivity (§10.6), makes every interest subject to the agreement in any hands, and its distribution decisions remain where the agreement places them — with the Manager, or with a majority of the owners — never with the creditor. A creditor holding a charging order against a member of a well-run multi-member series LLC is holding a right to money that no one is obligated to distribute.</w:t>
       </w:r>
     </w:p>
     <w:p>
@@ -12717,7 +12700,7 @@
           <w:sz w:val="22"/>
           <w:szCs w:val="22"/>
         </w:rPr>
-        <w:t xml:space="preserve"> Both agreements let each member register a transfer-on-death beneficiary — anyone the member chooses — on Exhibit A, using Florida's registration-in-beneficiary-form statute (ss. 711.50–711.512). At death the interest passes directly — no probate — and the beneficiary takes subject to the operating agreement. In the multi-member agreements, a beneficiary receives the economic interest automatically but becomes a voting member only with the consent of a majority in interest of the other members — death does not bypass the controls that govern lifetime transfers, and family is treated no differently. In the single-member agreement the beneficiary is admitted as the Member on delivering a signed agreement to be bound, since there is no one else to consent. Keep designations current (the formalities are strict: signed writing, two witnesses, delivered to the Manager), and coordinate with your estate plan — for large or complicated estates, a trust may be the better vehicle; ask your estate planner. If no designation is made, the interest passes through your estate, and the agreement's continuation provisions keep the company alive while it does.</w:t>
+        <w:t xml:space="preserve"> Every form of the agreement lets each member register a transfer-on-death beneficiary — anyone the member chooses — on Exhibit A, using Florida's registration-in-beneficiary-form statute (ss. 711.50–711.512). At death the interest passes directly — no probate — and the beneficiary takes subject to the operating agreement. In the multi-member agreements, a beneficiary receives the economic interest automatically but becomes a voting member only with the consent of a majority in interest of the other members — death does not bypass the controls that govern lifetime transfers, and family is treated no differently. In the single-member agreement the beneficiary is admitted as the Member on delivering a signed agreement to be bound, since there is no one else to consent. Keep designations current (the formalities are strict: a signed writing with two witnesses, delivered as your form directs), and coordinate with your estate plan — for large or complicated estates, a trust may be the better vehicle; ask your estate planner. If no designation is made, the interest passes through your estate, and the agreement's continuation provisions keep the company alive while it does.</w:t>
       </w:r>
     </w:p>
     <w:p>
@@ -15071,39 +15054,32 @@
     </w:p>
     <w:p>
       <w:pPr>
-        <w:keepLines/>
-        <w:widowControl/>
-        <w:spacing w:after="80"/>
-        <w:ind w:left="432"/>
-        <w:jc w:val="both"/>
-      </w:pPr>
-      <w:r>
-        <w:rPr>
-          <w:rFonts w:ascii="Georgia" w:hAnsi="Georgia"/>
-          <w:sz w:val="22"/>
-          <w:szCs w:val="22"/>
-        </w:rPr>
-        <w:t xml:space="preserve">[ ] Statement of authority, if you filed one, still within its five-year life — re-file and re-record before it lapses</w:t>
-      </w:r>
-    </w:p>
-    <w:p>
-      <w:pPr>
-        <w:numPr>
-          <w:ilvl w:val="0"/>
-          <w:numId w:val="1"/>
-        </w:numPr>
-        <w:keepLines/>
-        <w:widowControl/>
-        <w:spacing w:after="80"/>
-        <w:jc w:val="both"/>
-      </w:pPr>
-      <w:r>
-        <w:rPr>
-          <w:rFonts w:ascii="Georgia" w:hAnsi="Georgia"/>
-          <w:sz w:val="22"/>
-          <w:szCs w:val="22"/>
-        </w:rPr>
-        <w:t xml:space="preserve">[ ] Any new county where you bought property this year: certified copy recorded there</w:t>
+        <w:widowControl/>
+        <w:spacing w:after="160"/>
+        <w:jc w:val="both"/>
+      </w:pPr>
+      <w:r>
+        <w:rPr>
+          <w:rFonts w:ascii="Georgia" w:hAnsi="Georgia"/>
+          <w:sz w:val="22"/>
+          <w:szCs w:val="22"/>
+        </w:rPr>
+        <w:t xml:space="preserve">☐ Statement of authority, if you filed one, still within its five-year life — re-file and re-record before it lapses</w:t>
+      </w:r>
+    </w:p>
+    <w:p>
+      <w:pPr>
+        <w:widowControl/>
+        <w:spacing w:after="160"/>
+        <w:jc w:val="both"/>
+      </w:pPr>
+      <w:r>
+        <w:rPr>
+          <w:rFonts w:ascii="Georgia" w:hAnsi="Georgia"/>
+          <w:sz w:val="22"/>
+          <w:szCs w:val="22"/>
+        </w:rPr>
+        <w:t xml:space="preserve">☐ Any new county where you bought property this year: certified copy recorded there</w:t>
       </w:r>
     </w:p>
     <w:p>

--- a/docs/word/Series LLC Owners Manual - REVISED DRAFT.docx
+++ b/docs/word/Series LLC Owners Manual - REVISED DRAFT.docx
@@ -3784,7 +3784,7 @@
           <w:sz w:val="22"/>
           <w:szCs w:val="22"/>
         </w:rPr>
-        <w:t xml:space="preserve">Your operating agreement comes in one of five versions. Two questions decide which one you have: </w:t>
+        <w:t xml:space="preserve">Your operating agreement comes in one of eight versions. Three questions decide which one you have: </w:t>
       </w:r>
       <w:r>
         <w:rPr>
@@ -3794,6 +3794,23 @@
           <w:szCs w:val="22"/>
         </w:rPr>
         <w:t xml:space="preserve">who manages the company</w:t>
+      </w:r>
+      <w:r>
+        <w:rPr>
+          <w:rFonts w:ascii="Georgia" w:hAnsi="Georgia"/>
+          <w:sz w:val="22"/>
+          <w:szCs w:val="22"/>
+        </w:rPr>
+        <w:t xml:space="preserve">, </w:t>
+      </w:r>
+      <w:r>
+        <w:rPr>
+          <w:rFonts w:ascii="Georgia" w:hAnsi="Georgia"/>
+          <w:b/>
+          <w:sz w:val="22"/>
+          <w:szCs w:val="22"/>
+        </w:rPr>
+        <w:t xml:space="preserve">how many owners it has</w:t>
       </w:r>
       <w:r>
         <w:rPr>
@@ -3883,7 +3900,7 @@
                 <w:sz w:val="20"/>
                 <w:szCs w:val="20"/>
               </w:rPr>
-              <w:t xml:space="preserve">Taxed as a partnership (or, with one owner, disregarded)</w:t>
+              <w:t xml:space="preserve">Standard (disregarded / partnership)</w:t>
             </w:r>
           </w:p>
         </w:tc>
@@ -3942,7 +3959,7 @@
                 <w:sz w:val="20"/>
                 <w:szCs w:val="20"/>
               </w:rPr>
-              <w:t xml:space="preserve">One owner</w:t>
+              <w:t xml:space="preserve">One owner, manager-managed</w:t>
             </w:r>
           </w:p>
         </w:tc>
@@ -3994,7 +4011,7 @@
                 <w:sz w:val="20"/>
                 <w:szCs w:val="20"/>
               </w:rPr>
-              <w:t xml:space="preserve">Manager-Managed, S Corporation</w:t>
+              <w:t xml:space="preserve">Manager-Managed, Single Member, S Corporation</w:t>
             </w:r>
           </w:p>
         </w:tc>
@@ -4026,7 +4043,91 @@
                 <w:sz w:val="20"/>
                 <w:szCs w:val="20"/>
               </w:rPr>
-              <w:t xml:space="preserve">A designated manager runs it</w:t>
+              <w:t xml:space="preserve">One owner, member-managed</w:t>
+            </w:r>
+          </w:p>
+        </w:tc>
+        <w:tc>
+          <w:tcPr>
+            <w:tcW w:w="3120" w:type="dxa"/>
+            <w:tcMar>
+              <w:top w:w="60" w:type="dxa"/>
+              <w:left w:w="108" w:type="dxa"/>
+              <w:bottom w:w="60" w:type="dxa"/>
+              <w:right w:w="108" w:type="dxa"/>
+            </w:tcMar>
+          </w:tcPr>
+          <w:p>
+            <w:pPr>
+              <w:keepLines/>
+              <w:widowControl/>
+              <w:spacing w:before="40" w:after="40"/>
+            </w:pPr>
+            <w:r>
+              <w:rPr>
+                <w:rFonts w:ascii="Georgia" w:hAnsi="Georgia"/>
+                <w:sz w:val="20"/>
+                <w:szCs w:val="20"/>
+              </w:rPr>
+              <w:t xml:space="preserve">Member-Managed, Single Member</w:t>
+            </w:r>
+          </w:p>
+        </w:tc>
+        <w:tc>
+          <w:tcPr>
+            <w:tcW w:w="3120" w:type="dxa"/>
+            <w:tcMar>
+              <w:top w:w="60" w:type="dxa"/>
+              <w:left w:w="108" w:type="dxa"/>
+              <w:bottom w:w="60" w:type="dxa"/>
+              <w:right w:w="108" w:type="dxa"/>
+            </w:tcMar>
+          </w:tcPr>
+          <w:p>
+            <w:pPr>
+              <w:keepLines/>
+              <w:widowControl/>
+              <w:spacing w:before="40" w:after="40"/>
+            </w:pPr>
+            <w:r>
+              <w:rPr>
+                <w:rFonts w:ascii="Georgia" w:hAnsi="Georgia"/>
+                <w:sz w:val="20"/>
+                <w:szCs w:val="20"/>
+              </w:rPr>
+              <w:t xml:space="preserve">Member-Managed, Single Member, S Corporation</w:t>
+            </w:r>
+          </w:p>
+        </w:tc>
+      </w:tr>
+      <w:tr>
+        <w:trPr>
+          <w:cantSplit/>
+        </w:trPr>
+        <w:tc>
+          <w:tcPr>
+            <w:tcW w:w="3120" w:type="dxa"/>
+            <w:tcMar>
+              <w:top w:w="60" w:type="dxa"/>
+              <w:left w:w="108" w:type="dxa"/>
+              <w:bottom w:w="60" w:type="dxa"/>
+              <w:right w:w="108" w:type="dxa"/>
+            </w:tcMar>
+          </w:tcPr>
+          <w:p>
+            <w:pPr>
+              <w:keepLines/>
+              <w:widowControl/>
+              <w:spacing w:before="40" w:after="40"/>
+            </w:pPr>
+            <w:r>
+              <w:rPr>
+                <w:rFonts w:ascii="Georgia" w:hAnsi="Georgia"/>
+                <w:b/>
+                <w:sz w:val="20"/>
+                <w:szCs w:val="20"/>
+              </w:rPr>
+              <w:t xml:space="preserve">Multiple owners, manager-managed</w:t>
             </w:r>
           </w:p>
         </w:tc>
@@ -4110,7 +4211,7 @@
                 <w:sz w:val="20"/>
                 <w:szCs w:val="20"/>
               </w:rPr>
-              <w:t xml:space="preserve">All owners manage together</w:t>
+              <w:t xml:space="preserve">Multiple owners, member-managed</w:t>
             </w:r>
           </w:p>
         </w:tc>
@@ -4193,7 +4294,7 @@
           <w:sz w:val="22"/>
           <w:szCs w:val="22"/>
         </w:rPr>
-        <w:t xml:space="preserve">All five share the same skeleton through Article 9. From there the single-member form runs one article shorter, because it needs no transfer article — so its Articles 10 through 13 are the other forms' Articles 11 through 14. Here is the map, so you know where things live when a bank, title company, or lawyer asks:</w:t>
+        <w:t xml:space="preserve">All eight share the same skeleton through Article 9. From there the multi-owner forms run to Article 16 — transfers (10), the bankruptcy provisions (11), admissions (12), dissociation and deadlock (13), dissolution (14), amendments (15), and miscellaneous (16). The single-owner forms need no transfer, bankruptcy, or deadlock articles, so they run to Article 13: admission of an additional member (10), dissolution (11), amendments (12), and miscellaneous (13). Here is the map, so you know where things live when a bank, title company, or lawyer asks:</w:t>
       </w:r>
     </w:p>
     <w:tbl>
@@ -4442,7 +4543,7 @@
                 <w:sz w:val="20"/>
                 <w:szCs w:val="20"/>
               </w:rPr>
-              <w:t xml:space="preserve">The owners: membership interests as simple percentages, association with series, voting (multi-member), the transfer-on-death designation (Section 23), and — in the multi-member form — the member duties that power the bankruptcy protections</w:t>
+              <w:t xml:space="preserve">The owners: membership interests as simple percentages, the rule that no owner holds any series directly, voting (multi-owner), the transfer-on-death designation (Section 23), and — in the multi-owner forms — the member duties that power the bankruptcy protections</w:t>
             </w:r>
           </w:p>
         </w:tc>
@@ -4534,7 +4635,7 @@
                 <w:sz w:val="20"/>
                 <w:szCs w:val="20"/>
               </w:rPr>
-              <w:t xml:space="preserve"> forms there is no manager at all: the owners run the company by majority of ownership, each series is run by the company acting through its owners, and one owner may be designated </w:t>
+              <w:t xml:space="preserve"> forms there is no manager at all: the owners run the company by majority of ownership and — as s. 605.2107(1)(n) permits — are themselves named each series' protected-series managers (with one owner, that is you), and one owner may be designated </w:t>
             </w:r>
             <w:r>
               <w:rPr>
@@ -4551,24 +4652,7 @@
                 <w:sz w:val="20"/>
                 <w:szCs w:val="20"/>
               </w:rPr>
-              <w:t xml:space="preserve"> to handle filings, records, and returns (a paperwork role, not a decision-making one). In the </w:t>
-            </w:r>
-            <w:r>
-              <w:rPr>
-                <w:rFonts w:ascii="Georgia" w:hAnsi="Georgia"/>
-                <w:b/>
-                <w:sz w:val="20"/>
-                <w:szCs w:val="20"/>
-              </w:rPr>
-              <w:t xml:space="preserve">single-owner member-managed</w:t>
-            </w:r>
-            <w:r>
-              <w:rPr>
-                <w:rFonts w:ascii="Georgia" w:hAnsi="Georgia"/>
-                <w:sz w:val="20"/>
-                <w:szCs w:val="20"/>
-              </w:rPr>
-              <w:t xml:space="preserve"> forms you are named the protected-series manager of each series directly, as s. 605.2107(1)(n) permits. Every multi-owner form lists the big decisions that need an owner vote — including </w:t>
+              <w:t xml:space="preserve"> to handle filings, records, and returns (a paperwork role, not a decision-making one). Every multi-owner form lists the big decisions that need an owner vote — including </w:t>
             </w:r>
             <w:r>
               <w:rPr>
@@ -4652,7 +4736,7 @@
                 <w:sz w:val="20"/>
                 <w:szCs w:val="20"/>
               </w:rPr>
-              <w:t xml:space="preserve"> and recorded), capital accounts, distributions — always </w:t>
+              <w:t xml:space="preserve"> and recorded), capital accounts (contribution records, not capital accounts, in the S corporation forms), distributions — always </w:t>
             </w:r>
             <w:r>
               <w:rPr>
@@ -4853,7 +4937,7 @@
                 <w:sz w:val="20"/>
                 <w:szCs w:val="20"/>
               </w:rPr>
-              <w:t xml:space="preserve">In the single-member form:</w:t>
+              <w:t xml:space="preserve">In the single-owner forms:</w:t>
             </w:r>
             <w:r>
               <w:rPr>
@@ -4861,7 +4945,7 @@
                 <w:sz w:val="20"/>
                 <w:szCs w:val="20"/>
               </w:rPr>
-              <w:t xml:space="preserve"> admission of an additional member. That form has no transfer article, because Chapter 605 already makes a transfer permissible, gives a transferee distributions and nothing else, and binds a transferee who never signs — there was nothing left for the agreement to add</w:t>
+              <w:t xml:space="preserve"> admission of an additional member. Those forms have no transfer article, because Chapter 605 already makes a transfer permissible, gives a transferee distributions and nothing else, and binds a transferee who never signs — there was nothing left for the agreement to add</w:t>
             </w:r>
           </w:p>
         </w:tc>
@@ -4893,7 +4977,7 @@
                 <w:sz w:val="20"/>
                 <w:szCs w:val="20"/>
               </w:rPr>
-              <w:t xml:space="preserve">Article 11 (multi-member)</w:t>
+              <w:t xml:space="preserve">Article 11 (multi-owner)</w:t>
             </w:r>
           </w:p>
         </w:tc>
@@ -4919,7 +5003,7 @@
                 <w:sz w:val="20"/>
                 <w:szCs w:val="20"/>
               </w:rPr>
-              <w:t xml:space="preserve">The executory-contract provisions — bankruptcy armor built on your members' ongoing duties (Section 23). In the single-member form, Article 11 is dissolution and winding up</w:t>
+              <w:t xml:space="preserve">The executory-contract provisions — bankruptcy armor built on your members' ongoing duties (Section 23). In the single-owner forms, Article 11 is dissolution and winding up</w:t>
             </w:r>
           </w:p>
         </w:tc>
@@ -5023,7 +5107,31 @@
           <w:sz w:val="22"/>
           <w:szCs w:val="22"/>
         </w:rPr>
-        <w:t xml:space="preserve">When you completed the questionnaire, you decided three things that appear in your multi-owner agreement. Here is what each one does.</w:t>
+        <w:t xml:space="preserve">When you completed the questionnaire, you decided several things. Here is what each one does.</w:t>
+      </w:r>
+    </w:p>
+    <w:p>
+      <w:pPr>
+        <w:widowControl/>
+        <w:spacing w:after="160"/>
+        <w:jc w:val="both"/>
+      </w:pPr>
+      <w:r>
+        <w:rPr>
+          <w:rFonts w:ascii="Georgia" w:hAnsi="Georgia"/>
+          <w:b/>
+          <w:sz w:val="22"/>
+          <w:szCs w:val="22"/>
+        </w:rPr>
+        <w:t xml:space="preserve">The borrowing limit (§5.4 / §5.5).</w:t>
+      </w:r>
+      <w:r>
+        <w:rPr>
+          <w:rFonts w:ascii="Georgia" w:hAnsi="Georgia"/>
+          <w:sz w:val="22"/>
+          <w:szCs w:val="22"/>
+        </w:rPr>
+        <w:t xml:space="preserve"> Every form except the single-owner member-managed one asks for a dollar figure: above it, no debt may be incurred and no guarantee given for anyone, without the owners' written consent. There is no default — you chose the number, and it is printed in your agreement. Set it where a borrowing would be big enough that you would want to be asked first.</w:t>
       </w:r>
     </w:p>
     <w:p>
@@ -5164,6 +5272,54 @@
           <w:szCs w:val="22"/>
         </w:rPr>
         <w:t xml:space="preserve"> side chooses whether to buy or sell at that price. Naming the price honestly is self-enforcing — too low and you get bought out cheap, too high and you overpay. Two cautions: it favors whoever has more cash, and it prices the company and all of its series as one unit. If ownership is not evenly split, or the owners' finances are badly mismatched, you were better off omitting it.</w:t>
+      </w:r>
+    </w:p>
+    <w:p>
+      <w:pPr>
+        <w:widowControl/>
+        <w:spacing w:after="160"/>
+        <w:jc w:val="both"/>
+      </w:pPr>
+      <w:r>
+        <w:rPr>
+          <w:rFonts w:ascii="Georgia" w:hAnsi="Georgia"/>
+          <w:b/>
+          <w:sz w:val="22"/>
+          <w:szCs w:val="22"/>
+        </w:rPr>
+        <w:t xml:space="preserve">Spouses holding as one (Exhibit A).</w:t>
+      </w:r>
+      <w:r>
+        <w:rPr>
+          <w:rFonts w:ascii="Georgia" w:hAnsi="Georgia"/>
+          <w:sz w:val="22"/>
+          <w:szCs w:val="22"/>
+        </w:rPr>
+        <w:t xml:space="preserve"> In the multi-owner forms, a married couple may hold one combined interest as tenants by the entirety — Florida's strongest form for spouses — or as joint tenants with right of survivorship. The couple votes only by the consensus of both spouses, and a transfer-on-death designation on that interest takes effect at the death of the last surviving spouse.</w:t>
+      </w:r>
+    </w:p>
+    <w:p>
+      <w:pPr>
+        <w:widowControl/>
+        <w:spacing w:after="160"/>
+        <w:jc w:val="both"/>
+      </w:pPr>
+      <w:r>
+        <w:rPr>
+          <w:rFonts w:ascii="Georgia" w:hAnsi="Georgia"/>
+          <w:b/>
+          <w:sz w:val="22"/>
+          <w:szCs w:val="22"/>
+        </w:rPr>
+        <w:t xml:space="preserve">Percentages or fractions (Exhibit A).</w:t>
+      </w:r>
+      <w:r>
+        <w:rPr>
+          <w:rFonts w:ascii="Georgia" w:hAnsi="Georgia"/>
+          <w:sz w:val="22"/>
+          <w:szCs w:val="22"/>
+        </w:rPr>
+        <w:t xml:space="preserve"> Ownership can be stated as percentages or as exact fractions — three equal owners are 1/3 each, which no percentage writes exactly.</w:t>
       </w:r>
     </w:p>
     <w:p>

--- a/docs/word/Series LLC Owners Manual - REVISED DRAFT.docx
+++ b/docs/word/Series LLC Owners Manual - REVISED DRAFT.docx
@@ -3612,7 +3612,7 @@
           <w:sz w:val="22"/>
           <w:szCs w:val="22"/>
         </w:rPr>
-        <w:t xml:space="preserve"> — s. 605.2107 puts it on the list of non-variable provisions. (If an earlier document or guide told you the operating agreement can modify this rule, it was wrong.) In a single-member company this is trivial — your consent is everyone's consent. In a multi-member company, plan for it: one holdout member can block a new series.</w:t>
+        <w:t xml:space="preserve"> — s. 605.2107 puts it on the list of non-variable provisions. In a single-member company this is trivial — your consent is everyone's consent. In a multi-member company, plan for it: one holdout member can block a new series.</w:t>
       </w:r>
     </w:p>
     <w:p>
@@ -5966,7 +5966,7 @@
           <w:sz w:val="22"/>
           <w:szCs w:val="22"/>
         </w:rPr>
-        <w:t xml:space="preserve">What the statute permits that our earlier drafts did not.</w:t>
+        <w:t xml:space="preserve">Nominee arrangements — lawful, with one duty attached.</w:t>
       </w:r>
       <w:r>
         <w:rPr>

--- a/docs/word/Series LLC Owners Manual - REVISED DRAFT.docx
+++ b/docs/word/Series LLC Owners Manual - REVISED DRAFT.docx
@@ -7474,15 +7474,15 @@
           <w:sz w:val="22"/>
           <w:szCs w:val="22"/>
         </w:rPr>
-        <w:t xml:space="preserve">The rule: every silo with money has its own account.</w:t>
-      </w:r>
-      <w:r>
-        <w:rPr>
-          <w:rFonts w:ascii="Georgia" w:hAnsi="Georgia"/>
-          <w:sz w:val="22"/>
-          <w:szCs w:val="22"/>
-        </w:rPr>
-        <w:t xml:space="preserve"> The company has one; each active series has one. No exceptions for "it's all mine anyway" — commingling is the single most common way owners destroy the horizontal shield (and the vertical one).</w:t>
+        <w:t xml:space="preserve">The rule: every silo that handles money has at least one account of its own.</w:t>
+      </w:r>
+      <w:r>
+        <w:rPr>
+          <w:rFonts w:ascii="Georgia" w:hAnsi="Georgia"/>
+          <w:sz w:val="22"/>
+          <w:szCs w:val="22"/>
+        </w:rPr>
+        <w:t xml:space="preserve"> The company has its own; each active series has its own — more than one where the business calls for it (an operating account and a security-deposit account, say). What no two silos may ever do is share one. No exceptions for "it's all mine anyway" — commingling is the single most common way owners destroy the horizontal shield (and the vertical one).</w:t>
       </w:r>
     </w:p>
     <w:p>
@@ -7978,15 +7978,15 @@
           <w:sz w:val="22"/>
           <w:szCs w:val="22"/>
         </w:rPr>
-        <w:t xml:space="preserve">Habit 2 — One account per silo, no commingling</w:t>
-      </w:r>
-      <w:r>
-        <w:rPr>
-          <w:rFonts w:ascii="Georgia" w:hAnsi="Georgia"/>
-          <w:sz w:val="22"/>
-          <w:szCs w:val="22"/>
-        </w:rPr>
-        <w:t xml:space="preserve"> (Section 12). Nothing in ch. 605 requires it and your agreement does not either — it is evidence, and it is the best evidence there is. Bank statements in the series' name are association records a stranger believes instantly.</w:t>
+        <w:t xml:space="preserve">Habit 2 — Every silo has at least one account of its own, and no commingling</w:t>
+      </w:r>
+      <w:r>
+        <w:rPr>
+          <w:rFonts w:ascii="Georgia" w:hAnsi="Georgia"/>
+          <w:sz w:val="22"/>
+          <w:szCs w:val="22"/>
+        </w:rPr>
+        <w:t xml:space="preserve"> (Section 12). Nothing in ch. 605 requires separate accounts and your agreement does not either — they are evidence, and the best evidence there is. Bank statements in the series' name are association records a stranger believes instantly.</w:t>
       </w:r>
     </w:p>
     <w:p>

--- a/docs/word/Series LLC Owners Manual - REVISED DRAFT.docx
+++ b/docs/word/Series LLC Owners Manual - REVISED DRAFT.docx
@@ -11303,32 +11303,15 @@
           <w:sz w:val="22"/>
           <w:szCs w:val="22"/>
         </w:rPr>
-        <w:t xml:space="preserve">EINs.</w:t>
-      </w:r>
-      <w:r>
-        <w:rPr>
-          <w:rFonts w:ascii="Georgia" w:hAnsi="Georgia"/>
-          <w:sz w:val="22"/>
-          <w:szCs w:val="22"/>
-        </w:rPr>
-        <w:t xml:space="preserve"> The company needs one. Each series may still want its own, and </w:t>
-      </w:r>
-      <w:r>
-        <w:rPr>
-          <w:rFonts w:ascii="Georgia" w:hAnsi="Georgia"/>
-          <w:i/>
-          <w:sz w:val="22"/>
-          <w:szCs w:val="22"/>
-        </w:rPr>
-        <w:t xml:space="preserve">needs</w:t>
-      </w:r>
-      <w:r>
-        <w:rPr>
-          <w:rFonts w:ascii="Georgia" w:hAnsi="Georgia"/>
-          <w:sz w:val="22"/>
-          <w:szCs w:val="22"/>
-        </w:rPr>
-        <w:t xml:space="preserve"> one if it has employees or excise tax duties (Section 16). An EIN per series is free, routine, and makes the banking cleaner. Your CPA or our EIN service can obtain them.</w:t>
+        <w:t xml:space="preserve">Separate books are not optional.</w:t>
+      </w:r>
+      <w:r>
+        <w:rPr>
+          <w:rFonts w:ascii="Georgia" w:hAnsi="Georgia"/>
+          <w:sz w:val="22"/>
+          <w:szCs w:val="22"/>
+        </w:rPr>
+        <w:t xml:space="preserve"> "One tax return" is not "one set of records." The horizontal shield rests entirely on per-series records (Section 14), and disregarded status does nothing for it.</w:t>
       </w:r>
     </w:p>
     <w:p>
@@ -11349,15 +11332,112 @@
           <w:sz w:val="22"/>
           <w:szCs w:val="22"/>
         </w:rPr>
-        <w:t xml:space="preserve">Separate books are not optional.</w:t>
-      </w:r>
-      <w:r>
-        <w:rPr>
-          <w:rFonts w:ascii="Georgia" w:hAnsi="Georgia"/>
-          <w:sz w:val="22"/>
-          <w:szCs w:val="22"/>
-        </w:rPr>
-        <w:t xml:space="preserve"> "One tax return" is not "one set of records." The horizontal shield rests entirely on per-series records (Section 14), and disregarded status does nothing for it.</w:t>
+        <w:t xml:space="preserve">The other taxes do not care about check-the-box.</w:t>
+      </w:r>
+      <w:r>
+        <w:rPr>
+          <w:rFonts w:ascii="Georgia" w:hAnsi="Georgia"/>
+          <w:sz w:val="22"/>
+          <w:szCs w:val="22"/>
+        </w:rPr>
+        <w:t xml:space="preserve"> Documentary stamp tax on deeds and on notes and mortgages (Section 11). Tangible personal property tax — each county assesses business personalty, appliances in rentals included, with a return (Form DR-405) due per property or business by April 1, and an exemption that often covers small holdings. Sales tax, if any series rents commercial space, rents short-term lodging, or sells taxable goods — its own Department of Revenue registration and collections, plus county tourist development taxes on short-term rentals. Employment taxes, in the silo that employs the people. Property taxes, where a transfer can reset assessments or lose exemptions (Section 11's homestead warning again).</w:t>
+      </w:r>
+    </w:p>
+    <w:p>
+      <w:pPr>
+        <w:widowControl/>
+        <w:spacing w:after="160"/>
+        <w:jc w:val="both"/>
+      </w:pPr>
+      <w:r>
+        <w:rPr>
+          <w:rFonts w:ascii="Georgia" w:hAnsi="Georgia"/>
+          <w:sz w:val="22"/>
+          <w:szCs w:val="22"/>
+        </w:rPr>
+        <w:t xml:space="preserve">Each of those obligations belongs to a </w:t>
+      </w:r>
+      <w:r>
+        <w:rPr>
+          <w:rFonts w:ascii="Georgia" w:hAnsi="Georgia"/>
+          <w:b/>
+          <w:sz w:val="22"/>
+          <w:szCs w:val="22"/>
+        </w:rPr>
+        <w:t xml:space="preserve">specific silo</w:t>
+      </w:r>
+      <w:r>
+        <w:rPr>
+          <w:rFonts w:ascii="Georgia" w:hAnsi="Georgia"/>
+          <w:sz w:val="22"/>
+          <w:szCs w:val="22"/>
+        </w:rPr>
+        <w:t xml:space="preserve">, and paying it from that silo's own account is part of the separateness you are proving.</w:t>
+      </w:r>
+    </w:p>
+    <w:p>
+      <w:pPr>
+        <w:keepNext/>
+        <w:widowControl/>
+        <w:spacing w:before="200" w:after="80"/>
+      </w:pPr>
+      <w:r>
+        <w:rPr>
+          <w:rFonts w:ascii="Georgia" w:hAnsi="Georgia"/>
+          <w:b/>
+          <w:sz w:val="24"/>
+          <w:szCs w:val="24"/>
+        </w:rPr>
+        <w:t xml:space="preserve">THE EIN QUESTION — WHO NEEDS ONE, AND WHAT AN EIN DOES NOT MEAN</w:t>
+      </w:r>
+    </w:p>
+    <w:p>
+      <w:pPr>
+        <w:widowControl/>
+        <w:spacing w:after="160"/>
+        <w:jc w:val="both"/>
+      </w:pPr>
+      <w:r>
+        <w:rPr>
+          <w:rFonts w:ascii="Georgia" w:hAnsi="Georgia"/>
+          <w:b/>
+          <w:sz w:val="22"/>
+          <w:szCs w:val="22"/>
+        </w:rPr>
+        <w:t xml:space="preserve">The company needs an EIN.</w:t>
+      </w:r>
+      <w:r>
+        <w:rPr>
+          <w:rFonts w:ascii="Georgia" w:hAnsi="Georgia"/>
+          <w:sz w:val="22"/>
+          <w:szCs w:val="22"/>
+        </w:rPr>
+        <w:t xml:space="preserve"> Its bank requires one for the account, the IRS requires one to process any election, and it is the number the company gives on W-9s so you are not handing out your Social Security number.</w:t>
+      </w:r>
+    </w:p>
+    <w:p>
+      <w:pPr>
+        <w:keepNext/>
+        <w:widowControl/>
+        <w:spacing w:after="160"/>
+        <w:jc w:val="both"/>
+      </w:pPr>
+      <w:r>
+        <w:rPr>
+          <w:rFonts w:ascii="Georgia" w:hAnsi="Georgia"/>
+          <w:b/>
+          <w:sz w:val="22"/>
+          <w:szCs w:val="22"/>
+        </w:rPr>
+        <w:t xml:space="preserve">A protected series usually does not need one.</w:t>
+      </w:r>
+      <w:r>
+        <w:rPr>
+          <w:rFonts w:ascii="Georgia" w:hAnsi="Georgia"/>
+          <w:sz w:val="22"/>
+          <w:szCs w:val="22"/>
+        </w:rPr>
+        <w:t xml:space="preserve"> Every series is wholly owned by the company, so for federal income tax it is disregarded (this Section): the IRS will never ask a series for an income tax return. A series needs — or benefits from — its own EIN only in limited circumstances:</w:t>
       </w:r>
     </w:p>
     <w:p>
@@ -11378,47 +11458,126 @@
           <w:sz w:val="22"/>
           <w:szCs w:val="22"/>
         </w:rPr>
-        <w:t xml:space="preserve">The other taxes do not care about check-the-box.</w:t>
-      </w:r>
-      <w:r>
-        <w:rPr>
-          <w:rFonts w:ascii="Georgia" w:hAnsi="Georgia"/>
-          <w:sz w:val="22"/>
-          <w:szCs w:val="22"/>
-        </w:rPr>
-        <w:t xml:space="preserve"> Documentary stamp tax on deeds and on notes and mortgages (Section 11). Tangible personal property tax — each county assesses business personalty, appliances in rentals included, with a return (Form DR-405) due per property or business by April 1, and an exemption that often covers small holdings. Sales tax, if any series rents commercial space, rents short-term lodging, or sells taxable goods — its own Department of Revenue registration and collections, plus county tourist development taxes on short-term rentals. Employment taxes, in the silo that employs the people. Property taxes, where a transfer can reset assessments or lose exemptions (Section 11's homestead warning again).</w:t>
-      </w:r>
-    </w:p>
-    <w:p>
-      <w:pPr>
-        <w:widowControl/>
-        <w:spacing w:after="160"/>
-        <w:jc w:val="both"/>
-      </w:pPr>
-      <w:r>
-        <w:rPr>
-          <w:rFonts w:ascii="Georgia" w:hAnsi="Georgia"/>
-          <w:sz w:val="22"/>
-          <w:szCs w:val="22"/>
-        </w:rPr>
-        <w:t xml:space="preserve">Each of those obligations belongs to a </w:t>
-      </w:r>
-      <w:r>
-        <w:rPr>
-          <w:rFonts w:ascii="Georgia" w:hAnsi="Georgia"/>
-          <w:b/>
-          <w:sz w:val="22"/>
-          <w:szCs w:val="22"/>
-        </w:rPr>
-        <w:t xml:space="preserve">specific silo</w:t>
-      </w:r>
-      <w:r>
-        <w:rPr>
-          <w:rFonts w:ascii="Georgia" w:hAnsi="Georgia"/>
-          <w:sz w:val="22"/>
-          <w:szCs w:val="22"/>
-        </w:rPr>
-        <w:t xml:space="preserve">, and paying it from that silo's own account is part of the separateness you are proving.</w:t>
+        <w:t xml:space="preserve">Its bank insists.</w:t>
+      </w:r>
+      <w:r>
+        <w:rPr>
+          <w:rFonts w:ascii="Georgia" w:hAnsi="Georgia"/>
+          <w:sz w:val="22"/>
+          <w:szCs w:val="22"/>
+        </w:rPr>
+        <w:t xml:space="preserve"> Most banks require an EIN for an account titled in the series' name. This is the most common reason by far, and it is a banking rule, not a tax rule. Your CPA or our EIN service can obtain one.</w:t>
+      </w:r>
+    </w:p>
+    <w:p>
+      <w:pPr>
+        <w:numPr>
+          <w:ilvl w:val="0"/>
+          <w:numId w:val="1"/>
+        </w:numPr>
+        <w:keepLines/>
+        <w:widowControl/>
+        <w:spacing w:after="80"/>
+        <w:jc w:val="both"/>
+      </w:pPr>
+      <w:r>
+        <w:rPr>
+          <w:rFonts w:ascii="Georgia" w:hAnsi="Georgia"/>
+          <w:b/>
+          <w:sz w:val="22"/>
+          <w:szCs w:val="22"/>
+        </w:rPr>
+        <w:t xml:space="preserve">It has employees.</w:t>
+      </w:r>
+      <w:r>
+        <w:rPr>
+          <w:rFonts w:ascii="Georgia" w:hAnsi="Georgia"/>
+          <w:sz w:val="22"/>
+          <w:szCs w:val="22"/>
+        </w:rPr>
+        <w:t xml:space="preserve"> Disregarded status does not apply to employment taxes (Treas. Reg. §301.7701-2(c)(2)(iv)); a series that pays wages must have its own EIN and file its own employment returns (Section 16).</w:t>
+      </w:r>
+    </w:p>
+    <w:p>
+      <w:pPr>
+        <w:numPr>
+          <w:ilvl w:val="0"/>
+          <w:numId w:val="1"/>
+        </w:numPr>
+        <w:keepLines/>
+        <w:widowControl/>
+        <w:spacing w:after="80"/>
+        <w:jc w:val="both"/>
+      </w:pPr>
+      <w:r>
+        <w:rPr>
+          <w:rFonts w:ascii="Georgia" w:hAnsi="Georgia"/>
+          <w:b/>
+          <w:sz w:val="22"/>
+          <w:szCs w:val="22"/>
+        </w:rPr>
+        <w:t xml:space="preserve">A counterparty demands a taxpayer number for the named entity</w:t>
+      </w:r>
+      <w:r>
+        <w:rPr>
+          <w:rFonts w:ascii="Georgia" w:hAnsi="Georgia"/>
+          <w:sz w:val="22"/>
+          <w:szCs w:val="22"/>
+        </w:rPr>
+        <w:t xml:space="preserve"> — a lender, title company, insurer, or property manager. Giving them the company's EIN for a series' business stitches the two identities together on paper, the opposite of the separateness you are documenting.</w:t>
+      </w:r>
+    </w:p>
+    <w:p>
+      <w:pPr>
+        <w:numPr>
+          <w:ilvl w:val="0"/>
+          <w:numId w:val="1"/>
+        </w:numPr>
+        <w:keepLines/>
+        <w:widowControl/>
+        <w:spacing w:after="80"/>
+        <w:jc w:val="both"/>
+      </w:pPr>
+      <w:r>
+        <w:rPr>
+          <w:rFonts w:ascii="Georgia" w:hAnsi="Georgia"/>
+          <w:b/>
+          <w:sz w:val="22"/>
+          <w:szCs w:val="22"/>
+        </w:rPr>
+        <w:t xml:space="preserve">State registrations,</w:t>
+      </w:r>
+      <w:r>
+        <w:rPr>
+          <w:rFonts w:ascii="Georgia" w:hAnsi="Georgia"/>
+          <w:sz w:val="22"/>
+          <w:szCs w:val="22"/>
+        </w:rPr>
+        <w:t xml:space="preserve"> where a series is the operator — sales tax, tourist development tax, reemployment tax (Section 16).</w:t>
+      </w:r>
+    </w:p>
+    <w:p>
+      <w:pPr>
+        <w:widowControl/>
+        <w:spacing w:after="160"/>
+        <w:jc w:val="both"/>
+      </w:pPr>
+      <w:r>
+        <w:rPr>
+          <w:rFonts w:ascii="Georgia" w:hAnsi="Georgia"/>
+          <w:b/>
+          <w:sz w:val="22"/>
+          <w:szCs w:val="22"/>
+        </w:rPr>
+        <w:t xml:space="preserve">A separate EIN does not mean a separate tax return.</w:t>
+      </w:r>
+      <w:r>
+        <w:rPr>
+          <w:rFonts w:ascii="Georgia" w:hAnsi="Georgia"/>
+          <w:sz w:val="22"/>
+          <w:szCs w:val="22"/>
+        </w:rPr>
+        <w:t xml:space="preserve"> An EIN is an identification number, not a tax status. Because every series is wholly owned by the mothership, the series never file income tax returns of their own — the only income tax return ever filed for the whole structure is the company's (and where the company itself is disregarded to a single owner, Section 16's table shows that lands on your own Form 1040). If you have questions about the technicalities, ask your attorney or accountant.</w:t>
       </w:r>
     </w:p>
     <w:p>

--- a/docs/word/Series LLC Owners Manual - REVISED DRAFT.docx
+++ b/docs/word/Series LLC Owners Manual - REVISED DRAFT.docx
@@ -16685,6 +16685,64 @@
           <w:sz w:val="22"/>
           <w:szCs w:val="22"/>
         </w:rPr>
+        <w:t xml:space="preserve">I sold the rental property in one of my series. I'm buying a new rental — can I reuse the empty series and title the new property in it?</w:t>
+      </w:r>
+      <w:r>
+        <w:rPr>
+          <w:rFonts w:ascii="Georgia" w:hAnsi="Georgia"/>
+          <w:sz w:val="22"/>
+          <w:szCs w:val="22"/>
+        </w:rPr>
+        <w:t xml:space="preserve"> Don't. Reusing a series is a bad idea, because a series keeps its liability history long after its asset is gone — nothing in Florida law forbids the reuse; the problem is what comes with it. A tenant injured during your years of ownership, a deposit dispute, a contractor's unpaid claim, a buyer alleging the roof was misrepresented or that termite damage was undisclosed — claims like these belong to </w:t>
+      </w:r>
+      <w:r>
+        <w:rPr>
+          <w:rFonts w:ascii="Georgia" w:hAnsi="Georgia"/>
+          <w:i/>
+          <w:sz w:val="22"/>
+          <w:szCs w:val="22"/>
+        </w:rPr>
+        <w:t xml:space="preserve">that series</w:t>
+      </w:r>
+      <w:r>
+        <w:rPr>
+          <w:rFonts w:ascii="Georgia" w:hAnsi="Georgia"/>
+          <w:sz w:val="22"/>
+          <w:szCs w:val="22"/>
+        </w:rPr>
+        <w:t xml:space="preserve">, they can be filed years after the closing, and a judgment on any of them reaches whatever the series owns </w:t>
+      </w:r>
+      <w:r>
+        <w:rPr>
+          <w:rFonts w:ascii="Georgia" w:hAnsi="Georgia"/>
+          <w:b/>
+          <w:sz w:val="22"/>
+          <w:szCs w:val="22"/>
+        </w:rPr>
+        <w:t xml:space="preserve">at the time the creditor enforces</w:t>
+      </w:r>
+      <w:r>
+        <w:rPr>
+          <w:rFonts w:ascii="Georgia" w:hAnsi="Georgia"/>
+          <w:sz w:val="22"/>
+          <w:szCs w:val="22"/>
+        </w:rPr>
+        <w:t xml:space="preserve"> (s. 605.2404 tests association at enforcement, not just when the liability arose). Title the new property into the old series and you have staked your new investment against the old property's unknown past — the clean compartment you paid for is gone exactly where you need it most. A fresh series costs $25 and gives the new property the one thing the structure exists to provide: a silo with no history. The same logic applies to the sale proceeds: don't leave them parked in the old series, where the old property's tail can reach them — distribute them up to the company, documented, and fund the new purchase into the new series as a recorded contribution (Section 10). Keep the old series alive and empty until you and your advisor are satisfied its exposure has passed, then dissolve it (Section 26) — and never reuse its name or ledger (the same rule Section 26 already gives you).</w:t>
+      </w:r>
+    </w:p>
+    <w:p>
+      <w:pPr>
+        <w:widowControl/>
+        <w:spacing w:after="160"/>
+        <w:jc w:val="both"/>
+      </w:pPr>
+      <w:r>
+        <w:rPr>
+          <w:rFonts w:ascii="Georgia" w:hAnsi="Georgia"/>
+          <w:b/>
+          <w:sz w:val="22"/>
+          <w:szCs w:val="22"/>
+        </w:rPr>
         <w:t xml:space="preserve">Does each series need its own registered agent?</w:t>
       </w:r>
       <w:r>

--- a/docs/word/Series LLC Owners Manual - REVISED DRAFT.docx
+++ b/docs/word/Series LLC Owners Manual - REVISED DRAFT.docx
@@ -4294,7 +4294,7 @@
           <w:sz w:val="22"/>
           <w:szCs w:val="22"/>
         </w:rPr>
-        <w:t xml:space="preserve">All eight share the same skeleton through Article 9. From there the multi-owner forms run to Article 16 — transfers (10), the bankruptcy provisions (11), admissions (12), dissociation and deadlock (13), dissolution (14), amendments (15), and miscellaneous (16). The single-owner forms need no transfer, bankruptcy, or deadlock articles, so they run to Article 13: admission of an additional member (10), dissolution (11), amendments (12), and miscellaneous (13). Here is the map, so you know where things live when a bank, title company, or lawyer asks:</w:t>
+        <w:t xml:space="preserve">All eight share the same skeleton through Article 9. From there the multi-owner forms run to Article 16 — transfers (10), the bankruptcy provisions (11), admissions (12), dissociation and deadlock (13), dissolution (14), amendments (15), and miscellaneous (16). The single-owner forms need no transfer or deadlock articles (their bankruptcy continuity provision lives in Article 4), so they run to Article 13: admission of an additional member (10), dissolution (11), amendments (12), and miscellaneous (13). Here is the map, so you know where things live when a bank, title company, or lawyer asks:</w:t>
       </w:r>
     </w:p>
     <w:tbl>
@@ -5437,7 +5437,7 @@
           <w:sz w:val="22"/>
           <w:szCs w:val="22"/>
         </w:rPr>
-        <w:t xml:space="preserve"> Your agreement does not require it — nothing in it does — but the single-member form is built for one owner: it has no voting rules, no capital-call machinery, no transfer restrictions among owners, and no bankruptcy provisions, and its tax treatment changes the moment a second member is admitted. Move to the multi-member form at the same time, not later. (The portal does this for you: add the new owner in the operating agreement questionnaire, and the regenerated agreement is built on the multi-owner form automatically.)</w:t>
+        <w:t xml:space="preserve"> Your agreement does not require it — nothing in it does — but the single-member form is built for one owner: it has no voting rules, no capital-call machinery, no transfer restrictions among owners, and none of the multi-owner bankruptcy armor, and its tax treatment changes the moment a second member is admitted. Move to the multi-member form at the same time, not later. (The portal does this for you: add the new owner in the operating agreement questionnaire, and the regenerated agreement is built on the multi-owner form automatically.)</w:t>
       </w:r>
     </w:p>
     <w:p>
@@ -13007,6 +13007,47 @@
           <w:sz w:val="22"/>
           <w:szCs w:val="22"/>
         </w:rPr>
+        <w:t xml:space="preserve">Bankruptcy if you own alone.</w:t>
+      </w:r>
+      <w:r>
+        <w:rPr>
+          <w:rFonts w:ascii="Georgia" w:hAnsi="Georgia"/>
+          <w:sz w:val="22"/>
+          <w:szCs w:val="22"/>
+        </w:rPr>
+        <w:t xml:space="preserve"> Florida's statute has a trap for the sole owner of a member-managed company: filing bankruptcy automatically expels you as a member (s. 605.0602(8)), and a company with no members starts a 90-day clock toward dissolution — your worst financial day would also dissolve the container holding your assets. Your agreement turns that trap off (§4.7 of the member-managed single-member forms; §4.8 of the manager-managed forms, where the statute does not expel you but the same section keeps management and the series running): filing does not end your membership, the company and every series continue, and whoever ends up holding the interest holds it subject to the agreement. Understand what this section does </w:t>
+      </w:r>
+      <w:r>
+        <w:rPr>
+          <w:rFonts w:ascii="Georgia" w:hAnsi="Georgia"/>
+          <w:i/>
+          <w:sz w:val="22"/>
+          <w:szCs w:val="22"/>
+        </w:rPr>
+        <w:t xml:space="preserve">not</w:t>
+      </w:r>
+      <w:r>
+        <w:rPr>
+          <w:rFonts w:ascii="Georgia" w:hAnsi="Georgia"/>
+          <w:sz w:val="22"/>
+          <w:szCs w:val="22"/>
+        </w:rPr>
+        <w:t xml:space="preserve"> do: in a single-member company there are no co-members whose rights a bankruptcy court must respect, so the estate steps into your shoes — federal law makes the interest estate property no matter what any agreement says, and any clause that tried to punish filing would be void. The section's job is continuity, not concealment: the business keeps operating, the walls between series stand, and the estate deals with an intact company instead of a dissolving one. If bankruptcy is a live concern, that is a conversation for a bankruptcy attorney before filing, not after.</w:t>
+      </w:r>
+    </w:p>
+    <w:p>
+      <w:pPr>
+        <w:widowControl/>
+        <w:spacing w:after="160"/>
+        <w:jc w:val="both"/>
+      </w:pPr>
+      <w:r>
+        <w:rPr>
+          <w:rFonts w:ascii="Georgia" w:hAnsi="Georgia"/>
+          <w:b/>
+          <w:sz w:val="22"/>
+          <w:szCs w:val="22"/>
+        </w:rPr>
         <w:t xml:space="preserve">Death — the TOD designation.</w:t>
       </w:r>
       <w:r>

--- a/docs/word/Series LLC Owners Manual - REVISED DRAFT.docx
+++ b/docs/word/Series LLC Owners Manual - REVISED DRAFT.docx
@@ -105,7 +105,7 @@
           <w:sz w:val="32"/>
           <w:szCs w:val="32"/>
         </w:rPr>
-        <w:t xml:space="preserve">MyFloridaSeriesLLC</w:t>
+        <w:t xml:space="preserve">MyFloridaSeriesLLC.com</w:t>
       </w:r>
     </w:p>
     <w:p>

--- a/docs/word/Series LLC Owners Manual - REVISED DRAFT.docx
+++ b/docs/word/Series LLC Owners Manual - REVISED DRAFT.docx
@@ -11340,7 +11340,7 @@
           <w:sz w:val="22"/>
           <w:szCs w:val="22"/>
         </w:rPr>
-        <w:t xml:space="preserve"> Documentary stamp tax on deeds and on notes and mortgages (Section 11). Tangible personal property tax — each county assesses business personalty, appliances in rentals included, with a return (Form DR-405) due per property or business by April 1, and an exemption that often covers small holdings. Sales tax, if any series rents commercial space, rents short-term lodging, or sells taxable goods — its own Department of Revenue registration and collections, plus county tourist development taxes on short-term rentals. Employment taxes, in the silo that employs the people. Property taxes, where a transfer can reset assessments or lose exemptions (Section 11's homestead warning again).</w:t>
+        <w:t xml:space="preserve"> Documentary stamp tax on deeds and on notes and mortgages (Section 11). Tangible personal property tax — each county assesses business personalty, appliances in rentals included, with a return (Form DR-405) due per property or business by April 1, and an exemption that often covers small holdings. Sales tax, if any series rents short-term lodging or sells taxable goods — its own Department of Revenue registration and collections, plus county tourist development taxes on short-term rentals. Florida's sales tax on commercial rent (former s. 212.031) was repealed for occupancy periods beginning on or after October 1, 2025, so a series that only leases office, retail, or warehouse space no longer collects it. Employment taxes, in the silo that employs the people. Property taxes, where a transfer can reset assessments or lose exemptions (Section 11's homestead warning again).</w:t>
       </w:r>
     </w:p>
     <w:p>
